--- a/dist/UroMetabR_v1.0.0_poyasnitelnaya_zapiska.docx
+++ b/dist/UroMetabR_v1.0.0_poyasnitelnaya_zapiska.docx
@@ -611,7 +611,7 @@
                 <w:sz w:val="20"/>
                 <w:szCs w:val="20"/>
               </w:rPr>
-              <w:t xml:space="preserve">Установка на чистый ПК с Windows: выполняется вручную по чек-листу (docs/user_guide.md, раздел «Установка») — не выполнен в среде разработки</w:t>
+              <w:t xml:space="preserve">Установка на чистый ПК с Windows: выполняется вручную по чек-листу (docs/user_guide.md, раздел «Проверка установки») — не выполнен в среде разработки</w:t>
             </w:r>
           </w:p>
         </w:tc>
@@ -8246,7 +8246,7 @@
                 <w:sz w:val="20"/>
                 <w:szCs w:val="20"/>
               </w:rPr>
-              <w:t xml:space="preserve">выполняется вручную по чек-листу (docs/user_guide.md, раздел «Установка»)</w:t>
+              <w:t xml:space="preserve">выполняется вручную по чек-листу (docs/user_guide.md, раздел «Проверка установки»)</w:t>
             </w:r>
           </w:p>
         </w:tc>
@@ -11258,7 +11258,7 @@
         <w:rPr>
           <w:rFonts w:ascii="Times New Roman" w:cs="Times New Roman" w:eastAsia="Times New Roman" w:hAnsi="Times New Roman"/>
         </w:rPr>
-        <w:t xml:space="preserve"> На чистом ПК установить R ≥ 4.0.0, распаковать архив, запустить Start_UroMetabR.bat; записать версию Windows и R, время установки пакетов и проблемы (чек-лист — docs/user_guide.md, раздел «Установка»). Там же можно повторить модуль 1: Rscript tests/module1_check.R --out=module1_check (чек-лист — tests/module1/README.md).</w:t>
+        <w:t xml:space="preserve"> На чистом ПК установить R ≥ 4.0.0, распаковать архив, запустить Start_UroMetabR.bat; записать версию Windows и R, время установки пакетов и проблемы (чек-лист — docs/user_guide.md, раздел «Проверка установки»). Там же можно повторить модуль 1: Rscript tests/module1_check.R --out=module1_check (чек-лист — tests/module1/README.md).</w:t>
       </w:r>
     </w:p>
     <w:p>
@@ -32333,6 +32333,186 @@
           <w:sz w:val="15"/>
           <w:szCs w:val="15"/>
         </w:rPr>
+        <w:t xml:space="preserve"># Первая доступная для записи библиотека пакетов. Если R установлен в Program Files без прав администратора,</w:t>
+      </w:r>
+    </w:p>
+    <w:p>
+      <w:pPr>
+        <w:keepLines/>
+        <w:shd w:fill="F4F4F4" w:color="auto" w:val="clear"/>
+        <w:spacing w:after="0" w:line="220"/>
+      </w:pPr>
+      <w:r>
+        <w:rPr>
+          <w:rFonts w:ascii="Consolas" w:cs="Consolas" w:eastAsia="Consolas" w:hAnsi="Consolas"/>
+          <w:sz w:val="15"/>
+          <w:szCs w:val="15"/>
+        </w:rPr>
+        <w:t xml:space="preserve"># системная библиотека закрыта для записи — тогда создаётся личная (R_LIBS_USER), как предлагает R в интерактивном режиме.</w:t>
+      </w:r>
+    </w:p>
+    <w:p>
+      <w:pPr>
+        <w:keepLines/>
+        <w:shd w:fill="F4F4F4" w:color="auto" w:val="clear"/>
+        <w:spacing w:after="0" w:line="220"/>
+      </w:pPr>
+      <w:r>
+        <w:rPr>
+          <w:rFonts w:ascii="Consolas" w:cs="Consolas" w:eastAsia="Consolas" w:hAnsi="Consolas"/>
+          <w:sz w:val="15"/>
+          <w:szCs w:val="15"/>
+        </w:rPr>
+        <w:t xml:space="preserve">writable_lib &lt;- function() {</w:t>
+      </w:r>
+    </w:p>
+    <w:p>
+      <w:pPr>
+        <w:keepLines/>
+        <w:shd w:fill="F4F4F4" w:color="auto" w:val="clear"/>
+        <w:spacing w:after="0" w:line="220"/>
+      </w:pPr>
+      <w:r>
+        <w:rPr>
+          <w:rFonts w:ascii="Consolas" w:cs="Consolas" w:eastAsia="Consolas" w:hAnsi="Consolas"/>
+          <w:sz w:val="15"/>
+          <w:szCs w:val="15"/>
+        </w:rPr>
+        <w:t xml:space="preserve">  for (l in .libPaths()) if (file.access(l, 2) == 0) return(l)</w:t>
+      </w:r>
+    </w:p>
+    <w:p>
+      <w:pPr>
+        <w:keepLines/>
+        <w:shd w:fill="F4F4F4" w:color="auto" w:val="clear"/>
+        <w:spacing w:after="0" w:line="220"/>
+      </w:pPr>
+      <w:r>
+        <w:rPr>
+          <w:rFonts w:ascii="Consolas" w:cs="Consolas" w:eastAsia="Consolas" w:hAnsi="Consolas"/>
+          <w:sz w:val="15"/>
+          <w:szCs w:val="15"/>
+        </w:rPr>
+        <w:t xml:space="preserve">  l &lt;- Sys.getenv("R_LIBS_USER")</w:t>
+      </w:r>
+    </w:p>
+    <w:p>
+      <w:pPr>
+        <w:keepLines/>
+        <w:shd w:fill="F4F4F4" w:color="auto" w:val="clear"/>
+        <w:spacing w:after="0" w:line="220"/>
+      </w:pPr>
+      <w:r>
+        <w:rPr>
+          <w:rFonts w:ascii="Consolas" w:cs="Consolas" w:eastAsia="Consolas" w:hAnsi="Consolas"/>
+          <w:sz w:val="15"/>
+          <w:szCs w:val="15"/>
+        </w:rPr>
+        <w:t xml:space="preserve">  if (!nzchar(l)) l &lt;- file.path(path.expand("~"), "R", "library")</w:t>
+      </w:r>
+    </w:p>
+    <w:p>
+      <w:pPr>
+        <w:keepLines/>
+        <w:shd w:fill="F4F4F4" w:color="auto" w:val="clear"/>
+        <w:spacing w:after="0" w:line="220"/>
+      </w:pPr>
+      <w:r>
+        <w:rPr>
+          <w:rFonts w:ascii="Consolas" w:cs="Consolas" w:eastAsia="Consolas" w:hAnsi="Consolas"/>
+          <w:sz w:val="15"/>
+          <w:szCs w:val="15"/>
+        </w:rPr>
+        <w:t xml:space="preserve">  l &lt;- strsplit(l, .Platform$path.sep)[[1]][1]</w:t>
+      </w:r>
+    </w:p>
+    <w:p>
+      <w:pPr>
+        <w:keepLines/>
+        <w:shd w:fill="F4F4F4" w:color="auto" w:val="clear"/>
+        <w:spacing w:after="0" w:line="220"/>
+      </w:pPr>
+      <w:r>
+        <w:rPr>
+          <w:rFonts w:ascii="Consolas" w:cs="Consolas" w:eastAsia="Consolas" w:hAnsi="Consolas"/>
+          <w:sz w:val="15"/>
+          <w:szCs w:val="15"/>
+        </w:rPr>
+        <w:t xml:space="preserve">  dir.create(l, recursive = TRUE, showWarnings = FALSE)</w:t>
+      </w:r>
+    </w:p>
+    <w:p>
+      <w:pPr>
+        <w:keepLines/>
+        <w:shd w:fill="F4F4F4" w:color="auto" w:val="clear"/>
+        <w:spacing w:after="0" w:line="220"/>
+      </w:pPr>
+      <w:r>
+        <w:rPr>
+          <w:rFonts w:ascii="Consolas" w:cs="Consolas" w:eastAsia="Consolas" w:hAnsi="Consolas"/>
+          <w:sz w:val="15"/>
+          <w:szCs w:val="15"/>
+        </w:rPr>
+        <w:t xml:space="preserve">  .libPaths(c(l, .libPaths()))</w:t>
+      </w:r>
+    </w:p>
+    <w:p>
+      <w:pPr>
+        <w:keepLines/>
+        <w:shd w:fill="F4F4F4" w:color="auto" w:val="clear"/>
+        <w:spacing w:after="0" w:line="220"/>
+      </w:pPr>
+      <w:r>
+        <w:rPr>
+          <w:rFonts w:ascii="Consolas" w:cs="Consolas" w:eastAsia="Consolas" w:hAnsi="Consolas"/>
+          <w:sz w:val="15"/>
+          <w:szCs w:val="15"/>
+        </w:rPr>
+        <w:t xml:space="preserve">  l</w:t>
+      </w:r>
+    </w:p>
+    <w:p>
+      <w:pPr>
+        <w:keepLines/>
+        <w:shd w:fill="F4F4F4" w:color="auto" w:val="clear"/>
+        <w:spacing w:after="0" w:line="220"/>
+      </w:pPr>
+      <w:r>
+        <w:rPr>
+          <w:rFonts w:ascii="Consolas" w:cs="Consolas" w:eastAsia="Consolas" w:hAnsi="Consolas"/>
+          <w:sz w:val="15"/>
+          <w:szCs w:val="15"/>
+        </w:rPr>
+        <w:t xml:space="preserve">}</w:t>
+      </w:r>
+    </w:p>
+    <w:p>
+      <w:pPr>
+        <w:keepLines/>
+        <w:shd w:fill="F4F4F4" w:color="auto" w:val="clear"/>
+        <w:spacing w:after="0" w:line="220"/>
+      </w:pPr>
+      <w:r>
+        <w:rPr>
+          <w:rFonts w:ascii="Consolas" w:cs="Consolas" w:eastAsia="Consolas" w:hAnsi="Consolas"/>
+          <w:sz w:val="15"/>
+          <w:szCs w:val="15"/>
+        </w:rPr>
+        <w:t xml:space="preserve"> </w:t>
+      </w:r>
+    </w:p>
+    <w:p>
+      <w:pPr>
+        <w:keepLines/>
+        <w:shd w:fill="F4F4F4" w:color="auto" w:val="clear"/>
+        <w:spacing w:after="0" w:line="220"/>
+      </w:pPr>
+      <w:r>
+        <w:rPr>
+          <w:rFonts w:ascii="Consolas" w:cs="Consolas" w:eastAsia="Consolas" w:hAnsi="Consolas"/>
+          <w:sz w:val="15"/>
+          <w:szCs w:val="15"/>
+        </w:rPr>
         <w:t xml:space="preserve">install_missing &lt;- function(repos = "https://cloud.r-project.org") {</w:t>
       </w:r>
     </w:p>
@@ -32363,7 +32543,67 @@
           <w:sz w:val="15"/>
           <w:szCs w:val="15"/>
         </w:rPr>
-        <w:t xml:space="preserve">  if (length(miss)) { message("Установка пакетов: ", paste(miss, collapse = ", ")); utils::install.packages(miss, repos = repos) }</w:t>
+        <w:t xml:space="preserve">  if (length(miss)) {</w:t>
+      </w:r>
+    </w:p>
+    <w:p>
+      <w:pPr>
+        <w:keepLines/>
+        <w:shd w:fill="F4F4F4" w:color="auto" w:val="clear"/>
+        <w:spacing w:after="0" w:line="220"/>
+      </w:pPr>
+      <w:r>
+        <w:rPr>
+          <w:rFonts w:ascii="Consolas" w:cs="Consolas" w:eastAsia="Consolas" w:hAnsi="Consolas"/>
+          <w:sz w:val="15"/>
+          <w:szCs w:val="15"/>
+        </w:rPr>
+        <w:t xml:space="preserve">    lib &lt;- writable_lib()</w:t>
+      </w:r>
+    </w:p>
+    <w:p>
+      <w:pPr>
+        <w:keepLines/>
+        <w:shd w:fill="F4F4F4" w:color="auto" w:val="clear"/>
+        <w:spacing w:after="0" w:line="220"/>
+      </w:pPr>
+      <w:r>
+        <w:rPr>
+          <w:rFonts w:ascii="Consolas" w:cs="Consolas" w:eastAsia="Consolas" w:hAnsi="Consolas"/>
+          <w:sz w:val="15"/>
+          <w:szCs w:val="15"/>
+        </w:rPr>
+        <w:t xml:space="preserve">    message("Первый запуск: устанавливаются пакеты R (нужен интернет, 5–15 минут): ", paste(miss, collapse = ", "), "\nПапка пакетов: ", lib)</w:t>
+      </w:r>
+    </w:p>
+    <w:p>
+      <w:pPr>
+        <w:keepLines/>
+        <w:shd w:fill="F4F4F4" w:color="auto" w:val="clear"/>
+        <w:spacing w:after="0" w:line="220"/>
+      </w:pPr>
+      <w:r>
+        <w:rPr>
+          <w:rFonts w:ascii="Consolas" w:cs="Consolas" w:eastAsia="Consolas" w:hAnsi="Consolas"/>
+          <w:sz w:val="15"/>
+          <w:szCs w:val="15"/>
+        </w:rPr>
+        <w:t xml:space="preserve">    utils::install.packages(miss, lib = lib, repos = repos)</w:t>
+      </w:r>
+    </w:p>
+    <w:p>
+      <w:pPr>
+        <w:keepLines/>
+        <w:shd w:fill="F4F4F4" w:color="auto" w:val="clear"/>
+        <w:spacing w:after="0" w:line="220"/>
+      </w:pPr>
+      <w:r>
+        <w:rPr>
+          <w:rFonts w:ascii="Consolas" w:cs="Consolas" w:eastAsia="Consolas" w:hAnsi="Consolas"/>
+          <w:sz w:val="15"/>
+          <w:szCs w:val="15"/>
+        </w:rPr>
+        <w:t xml:space="preserve">  }</w:t>
       </w:r>
     </w:p>
     <w:p>
@@ -32393,7 +32633,22 @@
           <w:sz w:val="15"/>
           <w:szCs w:val="15"/>
         </w:rPr>
-        <w:t xml:space="preserve">  if (length(miss)) stop("Не удалось установить: ", paste(miss, collapse = ", "))</w:t>
+        <w:t xml:space="preserve">  if (length(miss)) stop("Не удалось установить пакеты: ", paste(miss, collapse = ", "),</w:t>
+      </w:r>
+    </w:p>
+    <w:p>
+      <w:pPr>
+        <w:keepLines/>
+        <w:shd w:fill="F4F4F4" w:color="auto" w:val="clear"/>
+        <w:spacing w:after="0" w:line="220"/>
+      </w:pPr>
+      <w:r>
+        <w:rPr>
+          <w:rFonts w:ascii="Consolas" w:cs="Consolas" w:eastAsia="Consolas" w:hAnsi="Consolas"/>
+          <w:sz w:val="15"/>
+          <w:szCs w:val="15"/>
+        </w:rPr>
+        <w:t xml:space="preserve">                         ". Проверьте подключение к интернету (или прокси-сервер организации) и запустите программу ещё раз.")</w:t>
       </w:r>
     </w:p>
     <w:p>
@@ -32513,7 +32768,22 @@
           <w:sz w:val="15"/>
           <w:szCs w:val="15"/>
         </w:rPr>
-        <w:t xml:space="preserve">  for (f in sort(list.files(file.path(root, "R"), pattern = "\\.R$", full.names = TRUE))) sys.source(f, envir = globalenv(), keep.source = FALSE)</w:t>
+        <w:t xml:space="preserve">  for (f in sort(list.files(file.path(root, "R"), pattern = "\\.R$", full.names = TRUE)))</w:t>
+      </w:r>
+    </w:p>
+    <w:p>
+      <w:pPr>
+        <w:keepLines/>
+        <w:shd w:fill="F4F4F4" w:color="auto" w:val="clear"/>
+        <w:spacing w:after="0" w:line="220"/>
+      </w:pPr>
+      <w:r>
+        <w:rPr>
+          <w:rFonts w:ascii="Consolas" w:cs="Consolas" w:eastAsia="Consolas" w:hAnsi="Consolas"/>
+          <w:sz w:val="15"/>
+          <w:szCs w:val="15"/>
+        </w:rPr>
+        <w:t xml:space="preserve">    source(f, encoding = "UTF-8", local = globalenv())   # файлы в UTF-8 (в R 4.0–4.1 под Windows перекодируются)</w:t>
       </w:r>
     </w:p>
     <w:p>
@@ -35500,6 +35770,51 @@
           <w:sz w:val="15"/>
           <w:szCs w:val="15"/>
         </w:rPr>
+        <w:t xml:space="preserve">message("\nUroMetabR запускается. Окно программы откроется в браузере.\n",</w:t>
+      </w:r>
+    </w:p>
+    <w:p>
+      <w:pPr>
+        <w:keepLines/>
+        <w:shd w:fill="F4F4F4" w:color="auto" w:val="clear"/>
+        <w:spacing w:after="0" w:line="220"/>
+      </w:pPr>
+      <w:r>
+        <w:rPr>
+          <w:rFonts w:ascii="Consolas" w:cs="Consolas" w:eastAsia="Consolas" w:hAnsi="Consolas"/>
+          <w:sz w:val="15"/>
+          <w:szCs w:val="15"/>
+        </w:rPr>
+        <w:t xml:space="preserve">        "НЕ ЗАКРЫВАЙТЕ это чёрное окно, пока работаете с программой: его закрытие завершает работу UroMetabR.\n",</w:t>
+      </w:r>
+    </w:p>
+    <w:p>
+      <w:pPr>
+        <w:keepLines/>
+        <w:shd w:fill="F4F4F4" w:color="auto" w:val="clear"/>
+        <w:spacing w:after="0" w:line="220"/>
+      </w:pPr>
+      <w:r>
+        <w:rPr>
+          <w:rFonts w:ascii="Consolas" w:cs="Consolas" w:eastAsia="Consolas" w:hAnsi="Consolas"/>
+          <w:sz w:val="15"/>
+          <w:szCs w:val="15"/>
+        </w:rPr>
+        <w:t xml:space="preserve">        "Если браузер не открылся, скопируйте адрес http://127.0.0.1:… из строки «Listening on» ниже в браузер.\n")</w:t>
+      </w:r>
+    </w:p>
+    <w:p>
+      <w:pPr>
+        <w:keepLines/>
+        <w:shd w:fill="F4F4F4" w:color="auto" w:val="clear"/>
+        <w:spacing w:after="0" w:line="220"/>
+      </w:pPr>
+      <w:r>
+        <w:rPr>
+          <w:rFonts w:ascii="Consolas" w:cs="Consolas" w:eastAsia="Consolas" w:hAnsi="Consolas"/>
+          <w:sz w:val="15"/>
+          <w:szCs w:val="15"/>
+        </w:rPr>
         <w:t xml:space="preserve">shiny::runApp(file.path(root, "app"), launch.browser = Sys.getenv("UROMETABR_NO_BROWSER") == "", port = port)</w:t>
       </w:r>
     </w:p>
@@ -36012,7 +36327,7 @@
           <w:sz w:val="15"/>
           <w:szCs w:val="15"/>
         </w:rPr>
-        <w:t xml:space="preserve">### Установка</w:t>
+        <w:t xml:space="preserve">### Установка (Windows, без навыков программирования)</w:t>
       </w:r>
     </w:p>
     <w:p>
@@ -36042,67 +36357,7 @@
           <w:sz w:val="15"/>
           <w:szCs w:val="15"/>
         </w:rPr>
-        <w:t xml:space="preserve">1. Установите R версии 4.0.0 или новее (Windows: https://cran.r-project.org/bin/windows/base/), при установке оставьте параметры по умолчанию.</w:t>
-      </w:r>
-    </w:p>
-    <w:p>
-      <w:pPr>
-        <w:keepLines/>
-        <w:shd w:fill="F4F4F4" w:color="auto" w:val="clear"/>
-        <w:spacing w:after="0" w:line="220"/>
-      </w:pPr>
-      <w:r>
-        <w:rPr>
-          <w:rFonts w:ascii="Consolas" w:cs="Consolas" w:eastAsia="Consolas" w:hAnsi="Consolas"/>
-          <w:sz w:val="15"/>
-          <w:szCs w:val="15"/>
-        </w:rPr>
-        <w:t xml:space="preserve">2. Распакуйте архив `UroMetabR_v1.0.0_….zip` в любую папку (например, `C:\UroMetabR`).</w:t>
-      </w:r>
-    </w:p>
-    <w:p>
-      <w:pPr>
-        <w:keepLines/>
-        <w:shd w:fill="F4F4F4" w:color="auto" w:val="clear"/>
-        <w:spacing w:after="0" w:line="220"/>
-      </w:pPr>
-      <w:r>
-        <w:rPr>
-          <w:rFonts w:ascii="Consolas" w:cs="Consolas" w:eastAsia="Consolas" w:hAnsi="Consolas"/>
-          <w:sz w:val="15"/>
-          <w:szCs w:val="15"/>
-        </w:rPr>
-        <w:t xml:space="preserve">3. Дважды щёлкните `Start_UroMetabR.bat`. При первом запуске недостающие пакеты CRAN устанавливаются автоматически (нужен интернет, 5–15 минут), затем в браузере открывается окно программы. Следующие запуски занимают несколько секунд.</w:t>
-      </w:r>
-    </w:p>
-    <w:p>
-      <w:pPr>
-        <w:keepLines/>
-        <w:shd w:fill="F4F4F4" w:color="auto" w:val="clear"/>
-        <w:spacing w:after="0" w:line="220"/>
-      </w:pPr>
-      <w:r>
-        <w:rPr>
-          <w:rFonts w:ascii="Consolas" w:cs="Consolas" w:eastAsia="Consolas" w:hAnsi="Consolas"/>
-          <w:sz w:val="15"/>
-          <w:szCs w:val="15"/>
-        </w:rPr>
-        <w:t xml:space="preserve">4. Чтобы запускать программу с рабочего стола, один раз дважды щёлкните `Create_desktop_shortcut.vbs`.</w:t>
-      </w:r>
-    </w:p>
-    <w:p>
-      <w:pPr>
-        <w:keepLines/>
-        <w:shd w:fill="F4F4F4" w:color="auto" w:val="clear"/>
-        <w:spacing w:after="0" w:line="220"/>
-      </w:pPr>
-      <w:r>
-        <w:rPr>
-          <w:rFonts w:ascii="Consolas" w:cs="Consolas" w:eastAsia="Consolas" w:hAnsi="Consolas"/>
-          <w:sz w:val="15"/>
-          <w:szCs w:val="15"/>
-        </w:rPr>
-        <w:t xml:space="preserve">5. Для обработки сырых данных mzML/mzXML/CDF дополнительно один раз выполните в R: `install.packages("BiocManager"); BiocManager::install(c("xcms", "MSnbase", "IPO"))`.</w:t>
+        <w:t xml:space="preserve">Понадобится: компьютер с Windows 8 или новее, процессор от 2,5 ГГц, оперативная память от 8 ГБ, 1 ГБ свободного места на диске, подключение к интернету (только при первом запуске), браузер (Edge, Chrome, Firefox или Яндекс Браузер). Права администратора не обязательны.</w:t>
       </w:r>
     </w:p>
     <w:p>
@@ -36132,7 +36387,997 @@
           <w:sz w:val="15"/>
           <w:szCs w:val="15"/>
         </w:rPr>
-        <w:t xml:space="preserve">Чек-лист испытания установки (п. 10): записать версию Windows и R, время от распаковки до открытия окна программы, сообщения об ошибках; затем открыть проект с контрольным набором и выполнить модули 0–9.</w:t>
+        <w:t xml:space="preserve">**Шаг 1. Установите R** (один раз; если R версии 4.0.0 или новее уже установлен, шаг можно пропустить).</w:t>
+      </w:r>
+    </w:p>
+    <w:p>
+      <w:pPr>
+        <w:keepLines/>
+        <w:shd w:fill="F4F4F4" w:color="auto" w:val="clear"/>
+        <w:spacing w:after="0" w:line="220"/>
+      </w:pPr>
+      <w:r>
+        <w:rPr>
+          <w:rFonts w:ascii="Consolas" w:cs="Consolas" w:eastAsia="Consolas" w:hAnsi="Consolas"/>
+          <w:sz w:val="15"/>
+          <w:szCs w:val="15"/>
+        </w:rPr>
+        <w:t xml:space="preserve">1. Откройте в браузере https://cran.r-project.org/bin/windows/base/ и нажмите ссылку «Download R-4.x.x for Windows» (x — номер текущей версии). Рекомендуется R 4.2 или новее.</w:t>
+      </w:r>
+    </w:p>
+    <w:p>
+      <w:pPr>
+        <w:keepLines/>
+        <w:shd w:fill="F4F4F4" w:color="auto" w:val="clear"/>
+        <w:spacing w:after="0" w:line="220"/>
+      </w:pPr>
+      <w:r>
+        <w:rPr>
+          <w:rFonts w:ascii="Consolas" w:cs="Consolas" w:eastAsia="Consolas" w:hAnsi="Consolas"/>
+          <w:sz w:val="15"/>
+          <w:szCs w:val="15"/>
+        </w:rPr>
+        <w:t xml:space="preserve">2. Запустите скачанный файл `R-4.x.x-win.exe`. Если Windows спросит «Разрешить этому приложению вносить изменения?» — нажмите «Да» (если прав администратора нет, нажмите «Нет»: установщик предложит установить R только для вас — это тоже подходит).</w:t>
+      </w:r>
+    </w:p>
+    <w:p>
+      <w:pPr>
+        <w:keepLines/>
+        <w:shd w:fill="F4F4F4" w:color="auto" w:val="clear"/>
+        <w:spacing w:after="0" w:line="220"/>
+      </w:pPr>
+      <w:r>
+        <w:rPr>
+          <w:rFonts w:ascii="Consolas" w:cs="Consolas" w:eastAsia="Consolas" w:hAnsi="Consolas"/>
+          <w:sz w:val="15"/>
+          <w:szCs w:val="15"/>
+        </w:rPr>
+        <w:t xml:space="preserve">3. Во всех окнах установщика оставьте значения по умолчанию и нажимайте «Далее», в конце — «Завершить».</w:t>
+      </w:r>
+    </w:p>
+    <w:p>
+      <w:pPr>
+        <w:keepLines/>
+        <w:shd w:fill="F4F4F4" w:color="auto" w:val="clear"/>
+        <w:spacing w:after="0" w:line="220"/>
+      </w:pPr>
+      <w:r>
+        <w:rPr>
+          <w:rFonts w:ascii="Consolas" w:cs="Consolas" w:eastAsia="Consolas" w:hAnsi="Consolas"/>
+          <w:sz w:val="15"/>
+          <w:szCs w:val="15"/>
+        </w:rPr>
+        <w:t xml:space="preserve"> </w:t>
+      </w:r>
+    </w:p>
+    <w:p>
+      <w:pPr>
+        <w:keepLines/>
+        <w:shd w:fill="F4F4F4" w:color="auto" w:val="clear"/>
+        <w:spacing w:after="0" w:line="220"/>
+      </w:pPr>
+      <w:r>
+        <w:rPr>
+          <w:rFonts w:ascii="Consolas" w:cs="Consolas" w:eastAsia="Consolas" w:hAnsi="Consolas"/>
+          <w:sz w:val="15"/>
+          <w:szCs w:val="15"/>
+        </w:rPr>
+        <w:t xml:space="preserve">RStudio для работы программы не нужна.</w:t>
+      </w:r>
+    </w:p>
+    <w:p>
+      <w:pPr>
+        <w:keepLines/>
+        <w:shd w:fill="F4F4F4" w:color="auto" w:val="clear"/>
+        <w:spacing w:after="0" w:line="220"/>
+      </w:pPr>
+      <w:r>
+        <w:rPr>
+          <w:rFonts w:ascii="Consolas" w:cs="Consolas" w:eastAsia="Consolas" w:hAnsi="Consolas"/>
+          <w:sz w:val="15"/>
+          <w:szCs w:val="15"/>
+        </w:rPr>
+        <w:t xml:space="preserve"> </w:t>
+      </w:r>
+    </w:p>
+    <w:p>
+      <w:pPr>
+        <w:keepLines/>
+        <w:shd w:fill="F4F4F4" w:color="auto" w:val="clear"/>
+        <w:spacing w:after="0" w:line="220"/>
+      </w:pPr>
+      <w:r>
+        <w:rPr>
+          <w:rFonts w:ascii="Consolas" w:cs="Consolas" w:eastAsia="Consolas" w:hAnsi="Consolas"/>
+          <w:sz w:val="15"/>
+          <w:szCs w:val="15"/>
+        </w:rPr>
+        <w:t xml:space="preserve">**Шаг 2. Распакуйте архив программы.**</w:t>
+      </w:r>
+    </w:p>
+    <w:p>
+      <w:pPr>
+        <w:keepLines/>
+        <w:shd w:fill="F4F4F4" w:color="auto" w:val="clear"/>
+        <w:spacing w:after="0" w:line="220"/>
+      </w:pPr>
+      <w:r>
+        <w:rPr>
+          <w:rFonts w:ascii="Consolas" w:cs="Consolas" w:eastAsia="Consolas" w:hAnsi="Consolas"/>
+          <w:sz w:val="15"/>
+          <w:szCs w:val="15"/>
+        </w:rPr>
+        <w:t xml:space="preserve">1. Скопируйте архив `UroMetabR_v1.0.0_2026-10-26.zip` в удобное место, например на диск `C:` или в «Документы».</w:t>
+      </w:r>
+    </w:p>
+    <w:p>
+      <w:pPr>
+        <w:keepLines/>
+        <w:shd w:fill="F4F4F4" w:color="auto" w:val="clear"/>
+        <w:spacing w:after="0" w:line="220"/>
+      </w:pPr>
+      <w:r>
+        <w:rPr>
+          <w:rFonts w:ascii="Consolas" w:cs="Consolas" w:eastAsia="Consolas" w:hAnsi="Consolas"/>
+          <w:sz w:val="15"/>
+          <w:szCs w:val="15"/>
+        </w:rPr>
+        <w:t xml:space="preserve">2. Щёлкните архив правой кнопкой мыши → «Извлечь все…» → «Извлечь». Запускать файлы прямо из окна архива нельзя — сначала распакуйте.</w:t>
+      </w:r>
+    </w:p>
+    <w:p>
+      <w:pPr>
+        <w:keepLines/>
+        <w:shd w:fill="F4F4F4" w:color="auto" w:val="clear"/>
+        <w:spacing w:after="0" w:line="220"/>
+      </w:pPr>
+      <w:r>
+        <w:rPr>
+          <w:rFonts w:ascii="Consolas" w:cs="Consolas" w:eastAsia="Consolas" w:hAnsi="Consolas"/>
+          <w:sz w:val="15"/>
+          <w:szCs w:val="15"/>
+        </w:rPr>
+        <w:t xml:space="preserve">3. Рекомендуется папка без русских букв и пробелов в пути, например `C:\UroMetabR`.</w:t>
+      </w:r>
+    </w:p>
+    <w:p>
+      <w:pPr>
+        <w:keepLines/>
+        <w:shd w:fill="F4F4F4" w:color="auto" w:val="clear"/>
+        <w:spacing w:after="0" w:line="220"/>
+      </w:pPr>
+      <w:r>
+        <w:rPr>
+          <w:rFonts w:ascii="Consolas" w:cs="Consolas" w:eastAsia="Consolas" w:hAnsi="Consolas"/>
+          <w:sz w:val="15"/>
+          <w:szCs w:val="15"/>
+        </w:rPr>
+        <w:t xml:space="preserve"> </w:t>
+      </w:r>
+    </w:p>
+    <w:p>
+      <w:pPr>
+        <w:keepLines/>
+        <w:shd w:fill="F4F4F4" w:color="auto" w:val="clear"/>
+        <w:spacing w:after="0" w:line="220"/>
+      </w:pPr>
+      <w:r>
+        <w:rPr>
+          <w:rFonts w:ascii="Consolas" w:cs="Consolas" w:eastAsia="Consolas" w:hAnsi="Consolas"/>
+          <w:sz w:val="15"/>
+          <w:szCs w:val="15"/>
+        </w:rPr>
+        <w:t xml:space="preserve">**Шаг 3. Первый запуск.**</w:t>
+      </w:r>
+    </w:p>
+    <w:p>
+      <w:pPr>
+        <w:keepLines/>
+        <w:shd w:fill="F4F4F4" w:color="auto" w:val="clear"/>
+        <w:spacing w:after="0" w:line="220"/>
+      </w:pPr>
+      <w:r>
+        <w:rPr>
+          <w:rFonts w:ascii="Consolas" w:cs="Consolas" w:eastAsia="Consolas" w:hAnsi="Consolas"/>
+          <w:sz w:val="15"/>
+          <w:szCs w:val="15"/>
+        </w:rPr>
+        <w:t xml:space="preserve">1. Откройте распакованную папку, затем папку `r_utility`, и дважды щёлкните файл `Start_UroMetabR.bat` (в Проводнике он может отображаться как `Start_UroMetabR` с типом «Пакетный файл Windows»).</w:t>
+      </w:r>
+    </w:p>
+    <w:p>
+      <w:pPr>
+        <w:keepLines/>
+        <w:shd w:fill="F4F4F4" w:color="auto" w:val="clear"/>
+        <w:spacing w:after="0" w:line="220"/>
+      </w:pPr>
+      <w:r>
+        <w:rPr>
+          <w:rFonts w:ascii="Consolas" w:cs="Consolas" w:eastAsia="Consolas" w:hAnsi="Consolas"/>
+          <w:sz w:val="15"/>
+          <w:szCs w:val="15"/>
+        </w:rPr>
+        <w:t xml:space="preserve">2. Если появится окно «Система Windows защитила ваш компьютер» — нажмите «Подробнее», затем «Выполнить в любом случае». Это предупреждение появляется для всех файлов, скачанных из интернета.</w:t>
+      </w:r>
+    </w:p>
+    <w:p>
+      <w:pPr>
+        <w:keepLines/>
+        <w:shd w:fill="F4F4F4" w:color="auto" w:val="clear"/>
+        <w:spacing w:after="0" w:line="220"/>
+      </w:pPr>
+      <w:r>
+        <w:rPr>
+          <w:rFonts w:ascii="Consolas" w:cs="Consolas" w:eastAsia="Consolas" w:hAnsi="Consolas"/>
+          <w:sz w:val="15"/>
+          <w:szCs w:val="15"/>
+        </w:rPr>
+        <w:t xml:space="preserve">3. Откроется чёрное окно (консоль). При первом запуске программа сама скачивает и устанавливает нужные пакеты R — это занимает 5–15 минут, в окне идут строки с названиями пакетов. Дождитесь окончания.</w:t>
+      </w:r>
+    </w:p>
+    <w:p>
+      <w:pPr>
+        <w:keepLines/>
+        <w:shd w:fill="F4F4F4" w:color="auto" w:val="clear"/>
+        <w:spacing w:after="0" w:line="220"/>
+      </w:pPr>
+      <w:r>
+        <w:rPr>
+          <w:rFonts w:ascii="Consolas" w:cs="Consolas" w:eastAsia="Consolas" w:hAnsi="Consolas"/>
+          <w:sz w:val="15"/>
+          <w:szCs w:val="15"/>
+        </w:rPr>
+        <w:t xml:space="preserve">4. Затем автоматически откроется браузер с окном программы (адрес вида `http://127.0.0.1:…`). Следующие запуски занимают несколько секунд.</w:t>
+      </w:r>
+    </w:p>
+    <w:p>
+      <w:pPr>
+        <w:keepLines/>
+        <w:shd w:fill="F4F4F4" w:color="auto" w:val="clear"/>
+        <w:spacing w:after="0" w:line="220"/>
+      </w:pPr>
+      <w:r>
+        <w:rPr>
+          <w:rFonts w:ascii="Consolas" w:cs="Consolas" w:eastAsia="Consolas" w:hAnsi="Consolas"/>
+          <w:sz w:val="15"/>
+          <w:szCs w:val="15"/>
+        </w:rPr>
+        <w:t xml:space="preserve">5. **Не закрывайте чёрное окно**, пока работаете с программой: его закрытие завершает работу UroMetabR. Чтобы выйти из программы, закройте вкладку браузера и чёрное окно.</w:t>
+      </w:r>
+    </w:p>
+    <w:p>
+      <w:pPr>
+        <w:keepLines/>
+        <w:shd w:fill="F4F4F4" w:color="auto" w:val="clear"/>
+        <w:spacing w:after="0" w:line="220"/>
+      </w:pPr>
+      <w:r>
+        <w:rPr>
+          <w:rFonts w:ascii="Consolas" w:cs="Consolas" w:eastAsia="Consolas" w:hAnsi="Consolas"/>
+          <w:sz w:val="15"/>
+          <w:szCs w:val="15"/>
+        </w:rPr>
+        <w:t xml:space="preserve"> </w:t>
+      </w:r>
+    </w:p>
+    <w:p>
+      <w:pPr>
+        <w:keepLines/>
+        <w:shd w:fill="F4F4F4" w:color="auto" w:val="clear"/>
+        <w:spacing w:after="0" w:line="220"/>
+      </w:pPr>
+      <w:r>
+        <w:rPr>
+          <w:rFonts w:ascii="Consolas" w:cs="Consolas" w:eastAsia="Consolas" w:hAnsi="Consolas"/>
+          <w:sz w:val="15"/>
+          <w:szCs w:val="15"/>
+        </w:rPr>
+        <w:t xml:space="preserve">**Шаг 4. Ярлык на рабочем столе (по желанию).** Дважды щёлкните `Create_desktop_shortcut.vbs` в той же папке — на рабочем столе появится ярлык «UroMetabR». Дальше программу можно запускать с него.</w:t>
+      </w:r>
+    </w:p>
+    <w:p>
+      <w:pPr>
+        <w:keepLines/>
+        <w:shd w:fill="F4F4F4" w:color="auto" w:val="clear"/>
+        <w:spacing w:after="0" w:line="220"/>
+      </w:pPr>
+      <w:r>
+        <w:rPr>
+          <w:rFonts w:ascii="Consolas" w:cs="Consolas" w:eastAsia="Consolas" w:hAnsi="Consolas"/>
+          <w:sz w:val="15"/>
+          <w:szCs w:val="15"/>
+        </w:rPr>
+        <w:t xml:space="preserve"> </w:t>
+      </w:r>
+    </w:p>
+    <w:p>
+      <w:pPr>
+        <w:keepLines/>
+        <w:shd w:fill="F4F4F4" w:color="auto" w:val="clear"/>
+        <w:spacing w:after="0" w:line="220"/>
+      </w:pPr>
+      <w:r>
+        <w:rPr>
+          <w:rFonts w:ascii="Consolas" w:cs="Consolas" w:eastAsia="Consolas" w:hAnsi="Consolas"/>
+          <w:sz w:val="15"/>
+          <w:szCs w:val="15"/>
+        </w:rPr>
+        <w:t xml:space="preserve">**Шаг 5. Только для сырых данных mzML/mzXML/CDF (по желанию).** Для готовых таблиц (CSV, TSV, TXT, экспорт MS-DIAL) этот шаг не нужен.</w:t>
+      </w:r>
+    </w:p>
+    <w:p>
+      <w:pPr>
+        <w:keepLines/>
+        <w:shd w:fill="F4F4F4" w:color="auto" w:val="clear"/>
+        <w:spacing w:after="0" w:line="220"/>
+      </w:pPr>
+      <w:r>
+        <w:rPr>
+          <w:rFonts w:ascii="Consolas" w:cs="Consolas" w:eastAsia="Consolas" w:hAnsi="Consolas"/>
+          <w:sz w:val="15"/>
+          <w:szCs w:val="15"/>
+        </w:rPr>
+        <w:t xml:space="preserve">1. Откройте меню «Пуск» → «R» → «R 4.x.x» (в старых версиях — «R x64 4.x.x»). Откроется окно R с приглашением `&gt;`.</w:t>
+      </w:r>
+    </w:p>
+    <w:p>
+      <w:pPr>
+        <w:keepLines/>
+        <w:shd w:fill="F4F4F4" w:color="auto" w:val="clear"/>
+        <w:spacing w:after="0" w:line="220"/>
+      </w:pPr>
+      <w:r>
+        <w:rPr>
+          <w:rFonts w:ascii="Consolas" w:cs="Consolas" w:eastAsia="Consolas" w:hAnsi="Consolas"/>
+          <w:sz w:val="15"/>
+          <w:szCs w:val="15"/>
+        </w:rPr>
+        <w:t xml:space="preserve">2. Скопируйте строку ниже, вставьте её в окно R (правая кнопка мыши → «Вставить» или Ctrl+V) и нажмите Enter:</w:t>
+      </w:r>
+    </w:p>
+    <w:p>
+      <w:pPr>
+        <w:keepLines/>
+        <w:shd w:fill="F4F4F4" w:color="auto" w:val="clear"/>
+        <w:spacing w:after="0" w:line="220"/>
+      </w:pPr>
+      <w:r>
+        <w:rPr>
+          <w:rFonts w:ascii="Consolas" w:cs="Consolas" w:eastAsia="Consolas" w:hAnsi="Consolas"/>
+          <w:sz w:val="15"/>
+          <w:szCs w:val="15"/>
+        </w:rPr>
+        <w:t xml:space="preserve"> </w:t>
+      </w:r>
+    </w:p>
+    <w:p>
+      <w:pPr>
+        <w:keepLines/>
+        <w:shd w:fill="F4F4F4" w:color="auto" w:val="clear"/>
+        <w:spacing w:after="0" w:line="220"/>
+      </w:pPr>
+      <w:r>
+        <w:rPr>
+          <w:rFonts w:ascii="Consolas" w:cs="Consolas" w:eastAsia="Consolas" w:hAnsi="Consolas"/>
+          <w:sz w:val="15"/>
+          <w:szCs w:val="15"/>
+        </w:rPr>
+        <w:t xml:space="preserve">       install.packages("BiocManager"); BiocManager::install(c("xcms", "MSnbase"))</w:t>
+      </w:r>
+    </w:p>
+    <w:p>
+      <w:pPr>
+        <w:keepLines/>
+        <w:shd w:fill="F4F4F4" w:color="auto" w:val="clear"/>
+        <w:spacing w:after="0" w:line="220"/>
+      </w:pPr>
+      <w:r>
+        <w:rPr>
+          <w:rFonts w:ascii="Consolas" w:cs="Consolas" w:eastAsia="Consolas" w:hAnsi="Consolas"/>
+          <w:sz w:val="15"/>
+          <w:szCs w:val="15"/>
+        </w:rPr>
+        <w:t xml:space="preserve"> </w:t>
+      </w:r>
+    </w:p>
+    <w:p>
+      <w:pPr>
+        <w:keepLines/>
+        <w:shd w:fill="F4F4F4" w:color="auto" w:val="clear"/>
+        <w:spacing w:after="0" w:line="220"/>
+      </w:pPr>
+      <w:r>
+        <w:rPr>
+          <w:rFonts w:ascii="Consolas" w:cs="Consolas" w:eastAsia="Consolas" w:hAnsi="Consolas"/>
+          <w:sz w:val="15"/>
+          <w:szCs w:val="15"/>
+        </w:rPr>
+        <w:t xml:space="preserve">3. Если R спросит про выбор зеркала — выберите любое (например, первое) и нажмите «ОК». На вопрос `Update all/some/none? [a/s/n]` введите `n` и нажмите Enter. Если спросит «Would you like to use a personal library instead?» — ответьте `yes`.</w:t>
+      </w:r>
+    </w:p>
+    <w:p>
+      <w:pPr>
+        <w:keepLines/>
+        <w:shd w:fill="F4F4F4" w:color="auto" w:val="clear"/>
+        <w:spacing w:after="0" w:line="220"/>
+      </w:pPr>
+      <w:r>
+        <w:rPr>
+          <w:rFonts w:ascii="Consolas" w:cs="Consolas" w:eastAsia="Consolas" w:hAnsi="Consolas"/>
+          <w:sz w:val="15"/>
+          <w:szCs w:val="15"/>
+        </w:rPr>
+        <w:t xml:space="preserve">4. Установка занимает 10–30 минут. Когда снова появится приглашение `&gt;`, закройте окно R (на вопрос о сохранении рабочего пространства ответьте «Нет»).</w:t>
+      </w:r>
+    </w:p>
+    <w:p>
+      <w:pPr>
+        <w:keepLines/>
+        <w:shd w:fill="F4F4F4" w:color="auto" w:val="clear"/>
+        <w:spacing w:after="0" w:line="220"/>
+      </w:pPr>
+      <w:r>
+        <w:rPr>
+          <w:rFonts w:ascii="Consolas" w:cs="Consolas" w:eastAsia="Consolas" w:hAnsi="Consolas"/>
+          <w:sz w:val="15"/>
+          <w:szCs w:val="15"/>
+        </w:rPr>
+        <w:t xml:space="preserve"> </w:t>
+      </w:r>
+    </w:p>
+    <w:p>
+      <w:pPr>
+        <w:keepLines/>
+        <w:shd w:fill="F4F4F4" w:color="auto" w:val="clear"/>
+        <w:spacing w:after="0" w:line="220"/>
+      </w:pPr>
+      <w:r>
+        <w:rPr>
+          <w:rFonts w:ascii="Consolas" w:cs="Consolas" w:eastAsia="Consolas" w:hAnsi="Consolas"/>
+          <w:sz w:val="15"/>
+          <w:szCs w:val="15"/>
+        </w:rPr>
+        <w:t xml:space="preserve">### Проверка установки (чек-лист, испытание 10)</w:t>
+      </w:r>
+    </w:p>
+    <w:p>
+      <w:pPr>
+        <w:keepLines/>
+        <w:shd w:fill="F4F4F4" w:color="auto" w:val="clear"/>
+        <w:spacing w:after="0" w:line="220"/>
+      </w:pPr>
+      <w:r>
+        <w:rPr>
+          <w:rFonts w:ascii="Consolas" w:cs="Consolas" w:eastAsia="Consolas" w:hAnsi="Consolas"/>
+          <w:sz w:val="15"/>
+          <w:szCs w:val="15"/>
+        </w:rPr>
+        <w:t xml:space="preserve"> </w:t>
+      </w:r>
+    </w:p>
+    <w:p>
+      <w:pPr>
+        <w:keepLines/>
+        <w:shd w:fill="F4F4F4" w:color="auto" w:val="clear"/>
+        <w:spacing w:after="0" w:line="220"/>
+      </w:pPr>
+      <w:r>
+        <w:rPr>
+          <w:rFonts w:ascii="Consolas" w:cs="Consolas" w:eastAsia="Consolas" w:hAnsi="Consolas"/>
+          <w:sz w:val="15"/>
+          <w:szCs w:val="15"/>
+        </w:rPr>
+        <w:t xml:space="preserve">В архиве есть контрольный набор `r_utility/example` (синтетические данные: 106 образцов в двух группах, 8 образцов QC, 600 признаков).</w:t>
+      </w:r>
+    </w:p>
+    <w:p>
+      <w:pPr>
+        <w:keepLines/>
+        <w:shd w:fill="F4F4F4" w:color="auto" w:val="clear"/>
+        <w:spacing w:after="0" w:line="220"/>
+      </w:pPr>
+      <w:r>
+        <w:rPr>
+          <w:rFonts w:ascii="Consolas" w:cs="Consolas" w:eastAsia="Consolas" w:hAnsi="Consolas"/>
+          <w:sz w:val="15"/>
+          <w:szCs w:val="15"/>
+        </w:rPr>
+        <w:t xml:space="preserve">1. Запустите программу (шаг 3). На вкладке вверху в поле «Папка проекта» введите, например, `C:\UroMetabR_проверка` и нажмите «Открыть / создать проект».</w:t>
+      </w:r>
+    </w:p>
+    <w:p>
+      <w:pPr>
+        <w:keepLines/>
+        <w:shd w:fill="F4F4F4" w:color="auto" w:val="clear"/>
+        <w:spacing w:after="0" w:line="220"/>
+      </w:pPr>
+      <w:r>
+        <w:rPr>
+          <w:rFonts w:ascii="Consolas" w:cs="Consolas" w:eastAsia="Consolas" w:hAnsi="Consolas"/>
+          <w:sz w:val="15"/>
+          <w:szCs w:val="15"/>
+        </w:rPr>
+        <w:t xml:space="preserve">2. На вкладке «1. Данные» нажмите «Выбрать…» рядом с «Файл таблицы признаков» и выберите `r_utility\example\peak_table.csv`; рядом с «Файл метаданных» — `r_utility\example\metadata.csv`.</w:t>
+      </w:r>
+    </w:p>
+    <w:p>
+      <w:pPr>
+        <w:keepLines/>
+        <w:shd w:fill="F4F4F4" w:color="auto" w:val="clear"/>
+        <w:spacing w:after="0" w:line="220"/>
+      </w:pPr>
+      <w:r>
+        <w:rPr>
+          <w:rFonts w:ascii="Consolas" w:cs="Consolas" w:eastAsia="Consolas" w:hAnsi="Consolas"/>
+          <w:sz w:val="15"/>
+          <w:szCs w:val="15"/>
+        </w:rPr>
+        <w:t xml:space="preserve">3. Нажмите «Проверить данные (модуль 0)»: должна появиться таблица проверок, в строке «Таблица признаков» — «124 инъекций × 600 признаков».</w:t>
+      </w:r>
+    </w:p>
+    <w:p>
+      <w:pPr>
+        <w:keepLines/>
+        <w:shd w:fill="F4F4F4" w:color="auto" w:val="clear"/>
+        <w:spacing w:after="0" w:line="220"/>
+      </w:pPr>
+      <w:r>
+        <w:rPr>
+          <w:rFonts w:ascii="Consolas" w:cs="Consolas" w:eastAsia="Consolas" w:hAnsi="Consolas"/>
+          <w:sz w:val="15"/>
+          <w:szCs w:val="15"/>
+        </w:rPr>
+        <w:t xml:space="preserve">4. Перейдите на вкладку «3. Запуск», нажмите «Запустить обработку» и дождитесь надписи «Обработка завершена» (около 5 минут).</w:t>
+      </w:r>
+    </w:p>
+    <w:p>
+      <w:pPr>
+        <w:keepLines/>
+        <w:shd w:fill="F4F4F4" w:color="auto" w:val="clear"/>
+        <w:spacing w:after="0" w:line="220"/>
+      </w:pPr>
+      <w:r>
+        <w:rPr>
+          <w:rFonts w:ascii="Consolas" w:cs="Consolas" w:eastAsia="Consolas" w:hAnsi="Consolas"/>
+          <w:sz w:val="15"/>
+          <w:szCs w:val="15"/>
+        </w:rPr>
+        <w:t xml:space="preserve">5. На вкладке «4. Результаты» нажмите «Открыть отчёт (HTML)» — отчёт откроется в браузере.</w:t>
+      </w:r>
+    </w:p>
+    <w:p>
+      <w:pPr>
+        <w:keepLines/>
+        <w:shd w:fill="F4F4F4" w:color="auto" w:val="clear"/>
+        <w:spacing w:after="0" w:line="220"/>
+      </w:pPr>
+      <w:r>
+        <w:rPr>
+          <w:rFonts w:ascii="Consolas" w:cs="Consolas" w:eastAsia="Consolas" w:hAnsi="Consolas"/>
+          <w:sz w:val="15"/>
+          <w:szCs w:val="15"/>
+        </w:rPr>
+        <w:t xml:space="preserve"> </w:t>
+      </w:r>
+    </w:p>
+    <w:p>
+      <w:pPr>
+        <w:keepLines/>
+        <w:shd w:fill="F4F4F4" w:color="auto" w:val="clear"/>
+        <w:spacing w:after="0" w:line="220"/>
+      </w:pPr>
+      <w:r>
+        <w:rPr>
+          <w:rFonts w:ascii="Consolas" w:cs="Consolas" w:eastAsia="Consolas" w:hAnsi="Consolas"/>
+          <w:sz w:val="15"/>
+          <w:szCs w:val="15"/>
+        </w:rPr>
+        <w:t xml:space="preserve">Заполните таблицу (её значения переносятся в протокол испытаний, п. 10):</w:t>
+      </w:r>
+    </w:p>
+    <w:p>
+      <w:pPr>
+        <w:keepLines/>
+        <w:shd w:fill="F4F4F4" w:color="auto" w:val="clear"/>
+        <w:spacing w:after="0" w:line="220"/>
+      </w:pPr>
+      <w:r>
+        <w:rPr>
+          <w:rFonts w:ascii="Consolas" w:cs="Consolas" w:eastAsia="Consolas" w:hAnsi="Consolas"/>
+          <w:sz w:val="15"/>
+          <w:szCs w:val="15"/>
+        </w:rPr>
+        <w:t xml:space="preserve"> </w:t>
+      </w:r>
+    </w:p>
+    <w:p>
+      <w:pPr>
+        <w:keepLines/>
+        <w:shd w:fill="F4F4F4" w:color="auto" w:val="clear"/>
+        <w:spacing w:after="0" w:line="220"/>
+      </w:pPr>
+      <w:r>
+        <w:rPr>
+          <w:rFonts w:ascii="Consolas" w:cs="Consolas" w:eastAsia="Consolas" w:hAnsi="Consolas"/>
+          <w:sz w:val="15"/>
+          <w:szCs w:val="15"/>
+        </w:rPr>
+        <w:t xml:space="preserve">| № | Что записать | Как узнать | Значение |</w:t>
+      </w:r>
+    </w:p>
+    <w:p>
+      <w:pPr>
+        <w:keepLines/>
+        <w:shd w:fill="F4F4F4" w:color="auto" w:val="clear"/>
+        <w:spacing w:after="0" w:line="220"/>
+      </w:pPr>
+      <w:r>
+        <w:rPr>
+          <w:rFonts w:ascii="Consolas" w:cs="Consolas" w:eastAsia="Consolas" w:hAnsi="Consolas"/>
+          <w:sz w:val="15"/>
+          <w:szCs w:val="15"/>
+        </w:rPr>
+        <w:t xml:space="preserve">|---|---|---|---|</w:t>
+      </w:r>
+    </w:p>
+    <w:p>
+      <w:pPr>
+        <w:keepLines/>
+        <w:shd w:fill="F4F4F4" w:color="auto" w:val="clear"/>
+        <w:spacing w:after="0" w:line="220"/>
+      </w:pPr>
+      <w:r>
+        <w:rPr>
+          <w:rFonts w:ascii="Consolas" w:cs="Consolas" w:eastAsia="Consolas" w:hAnsi="Consolas"/>
+          <w:sz w:val="15"/>
+          <w:szCs w:val="15"/>
+        </w:rPr>
+        <w:t xml:space="preserve">| 1 | Дата и исполнитель | — | |</w:t>
+      </w:r>
+    </w:p>
+    <w:p>
+      <w:pPr>
+        <w:keepLines/>
+        <w:shd w:fill="F4F4F4" w:color="auto" w:val="clear"/>
+        <w:spacing w:after="0" w:line="220"/>
+      </w:pPr>
+      <w:r>
+        <w:rPr>
+          <w:rFonts w:ascii="Consolas" w:cs="Consolas" w:eastAsia="Consolas" w:hAnsi="Consolas"/>
+          <w:sz w:val="15"/>
+          <w:szCs w:val="15"/>
+        </w:rPr>
+        <w:t xml:space="preserve">| 2 | Версия Windows | Win+R → `winver` → Enter | |</w:t>
+      </w:r>
+    </w:p>
+    <w:p>
+      <w:pPr>
+        <w:keepLines/>
+        <w:shd w:fill="F4F4F4" w:color="auto" w:val="clear"/>
+        <w:spacing w:after="0" w:line="220"/>
+      </w:pPr>
+      <w:r>
+        <w:rPr>
+          <w:rFonts w:ascii="Consolas" w:cs="Consolas" w:eastAsia="Consolas" w:hAnsi="Consolas"/>
+          <w:sz w:val="15"/>
+          <w:szCs w:val="15"/>
+        </w:rPr>
+        <w:t xml:space="preserve">| 3 | Процессор и оперативная память | «Пуск» → «Параметры» → «Система» → «О системе» | |</w:t>
+      </w:r>
+    </w:p>
+    <w:p>
+      <w:pPr>
+        <w:keepLines/>
+        <w:shd w:fill="F4F4F4" w:color="auto" w:val="clear"/>
+        <w:spacing w:after="0" w:line="220"/>
+      </w:pPr>
+      <w:r>
+        <w:rPr>
+          <w:rFonts w:ascii="Consolas" w:cs="Consolas" w:eastAsia="Consolas" w:hAnsi="Consolas"/>
+          <w:sz w:val="15"/>
+          <w:szCs w:val="15"/>
+        </w:rPr>
+        <w:t xml:space="preserve">| 4 | Версия R | первая строка отчёта (раздел «sessionInfo()») или имя установщика | |</w:t>
+      </w:r>
+    </w:p>
+    <w:p>
+      <w:pPr>
+        <w:keepLines/>
+        <w:shd w:fill="F4F4F4" w:color="auto" w:val="clear"/>
+        <w:spacing w:after="0" w:line="220"/>
+      </w:pPr>
+      <w:r>
+        <w:rPr>
+          <w:rFonts w:ascii="Consolas" w:cs="Consolas" w:eastAsia="Consolas" w:hAnsi="Consolas"/>
+          <w:sz w:val="15"/>
+          <w:szCs w:val="15"/>
+        </w:rPr>
+        <w:t xml:space="preserve">| 5 | Время установки R (шаг 1) | по часам | |</w:t>
+      </w:r>
+    </w:p>
+    <w:p>
+      <w:pPr>
+        <w:keepLines/>
+        <w:shd w:fill="F4F4F4" w:color="auto" w:val="clear"/>
+        <w:spacing w:after="0" w:line="220"/>
+      </w:pPr>
+      <w:r>
+        <w:rPr>
+          <w:rFonts w:ascii="Consolas" w:cs="Consolas" w:eastAsia="Consolas" w:hAnsi="Consolas"/>
+          <w:sz w:val="15"/>
+          <w:szCs w:val="15"/>
+        </w:rPr>
+        <w:t xml:space="preserve">| 6 | Время первого запуска до открытия окна программы (шаг 3) | по часам | |</w:t>
+      </w:r>
+    </w:p>
+    <w:p>
+      <w:pPr>
+        <w:keepLines/>
+        <w:shd w:fill="F4F4F4" w:color="auto" w:val="clear"/>
+        <w:spacing w:after="0" w:line="220"/>
+      </w:pPr>
+      <w:r>
+        <w:rPr>
+          <w:rFonts w:ascii="Consolas" w:cs="Consolas" w:eastAsia="Consolas" w:hAnsi="Consolas"/>
+          <w:sz w:val="15"/>
+          <w:szCs w:val="15"/>
+        </w:rPr>
+        <w:t xml:space="preserve">| 7 | Были ли предупреждения Windows (SmartScreen, права администратора) и что нажимали | — | |</w:t>
+      </w:r>
+    </w:p>
+    <w:p>
+      <w:pPr>
+        <w:keepLines/>
+        <w:shd w:fill="F4F4F4" w:color="auto" w:val="clear"/>
+        <w:spacing w:after="0" w:line="220"/>
+      </w:pPr>
+      <w:r>
+        <w:rPr>
+          <w:rFonts w:ascii="Consolas" w:cs="Consolas" w:eastAsia="Consolas" w:hAnsi="Consolas"/>
+          <w:sz w:val="15"/>
+          <w:szCs w:val="15"/>
+        </w:rPr>
+        <w:t xml:space="preserve">| 8 | Проверка данных (п. 3 чек-листа): все строки «ок»? | вкладка «1. Данные» | |</w:t>
+      </w:r>
+    </w:p>
+    <w:p>
+      <w:pPr>
+        <w:keepLines/>
+        <w:shd w:fill="F4F4F4" w:color="auto" w:val="clear"/>
+        <w:spacing w:after="0" w:line="220"/>
+      </w:pPr>
+      <w:r>
+        <w:rPr>
+          <w:rFonts w:ascii="Consolas" w:cs="Consolas" w:eastAsia="Consolas" w:hAnsi="Consolas"/>
+          <w:sz w:val="15"/>
+          <w:szCs w:val="15"/>
+        </w:rPr>
+        <w:t xml:space="preserve">| 9 | Обработка 0–9 завершена? Общее время | вкладка «3. Запуск», столбец «Время, с» | |</w:t>
+      </w:r>
+    </w:p>
+    <w:p>
+      <w:pPr>
+        <w:keepLines/>
+        <w:shd w:fill="F4F4F4" w:color="auto" w:val="clear"/>
+        <w:spacing w:after="0" w:line="220"/>
+      </w:pPr>
+      <w:r>
+        <w:rPr>
+          <w:rFonts w:ascii="Consolas" w:cs="Consolas" w:eastAsia="Consolas" w:hAnsi="Consolas"/>
+          <w:sz w:val="15"/>
+          <w:szCs w:val="15"/>
+        </w:rPr>
+        <w:t xml:space="preserve">| 10 | Отчёт открылся, в нём есть рисунки? | вкладка «4. Результаты» | |</w:t>
+      </w:r>
+    </w:p>
+    <w:p>
+      <w:pPr>
+        <w:keepLines/>
+        <w:shd w:fill="F4F4F4" w:color="auto" w:val="clear"/>
+        <w:spacing w:after="0" w:line="220"/>
+      </w:pPr>
+      <w:r>
+        <w:rPr>
+          <w:rFonts w:ascii="Consolas" w:cs="Consolas" w:eastAsia="Consolas" w:hAnsi="Consolas"/>
+          <w:sz w:val="15"/>
+          <w:szCs w:val="15"/>
+        </w:rPr>
+        <w:t xml:space="preserve">| 11 | Ошибки и сообщения (дословно или снимок экрана) | чёрное окно, вкладка «3. Запуск» | |</w:t>
+      </w:r>
+    </w:p>
+    <w:p>
+      <w:pPr>
+        <w:keepLines/>
+        <w:shd w:fill="F4F4F4" w:color="auto" w:val="clear"/>
+        <w:spacing w:after="0" w:line="220"/>
+      </w:pPr>
+      <w:r>
+        <w:rPr>
+          <w:rFonts w:ascii="Consolas" w:cs="Consolas" w:eastAsia="Consolas" w:hAnsi="Consolas"/>
+          <w:sz w:val="15"/>
+          <w:szCs w:val="15"/>
+        </w:rPr>
+        <w:t xml:space="preserve"> </w:t>
+      </w:r>
+    </w:p>
+    <w:p>
+      <w:pPr>
+        <w:keepLines/>
+        <w:shd w:fill="F4F4F4" w:color="auto" w:val="clear"/>
+        <w:spacing w:after="0" w:line="220"/>
+      </w:pPr>
+      <w:r>
+        <w:rPr>
+          <w:rFonts w:ascii="Consolas" w:cs="Consolas" w:eastAsia="Consolas" w:hAnsi="Consolas"/>
+          <w:sz w:val="15"/>
+          <w:szCs w:val="15"/>
+        </w:rPr>
+        <w:t xml:space="preserve">Журнал прогона и сведения о версиях пакетов сохраняются в папке проекта, в подпапке `logs` (файлы `run_….log` и `session_info_….txt`) — приложите их к протоколу.</w:t>
+      </w:r>
+    </w:p>
+    <w:p>
+      <w:pPr>
+        <w:keepLines/>
+        <w:shd w:fill="F4F4F4" w:color="auto" w:val="clear"/>
+        <w:spacing w:after="0" w:line="220"/>
+      </w:pPr>
+      <w:r>
+        <w:rPr>
+          <w:rFonts w:ascii="Consolas" w:cs="Consolas" w:eastAsia="Consolas" w:hAnsi="Consolas"/>
+          <w:sz w:val="15"/>
+          <w:szCs w:val="15"/>
+        </w:rPr>
+        <w:t xml:space="preserve"> </w:t>
+      </w:r>
+    </w:p>
+    <w:p>
+      <w:pPr>
+        <w:keepLines/>
+        <w:shd w:fill="F4F4F4" w:color="auto" w:val="clear"/>
+        <w:spacing w:after="0" w:line="220"/>
+      </w:pPr>
+      <w:r>
+        <w:rPr>
+          <w:rFonts w:ascii="Consolas" w:cs="Consolas" w:eastAsia="Consolas" w:hAnsi="Consolas"/>
+          <w:sz w:val="15"/>
+          <w:szCs w:val="15"/>
+        </w:rPr>
+        <w:t xml:space="preserve">### Если при установке что-то не так</w:t>
+      </w:r>
+    </w:p>
+    <w:p>
+      <w:pPr>
+        <w:keepLines/>
+        <w:shd w:fill="F4F4F4" w:color="auto" w:val="clear"/>
+        <w:spacing w:after="0" w:line="220"/>
+      </w:pPr>
+      <w:r>
+        <w:rPr>
+          <w:rFonts w:ascii="Consolas" w:cs="Consolas" w:eastAsia="Consolas" w:hAnsi="Consolas"/>
+          <w:sz w:val="15"/>
+          <w:szCs w:val="15"/>
+        </w:rPr>
+        <w:t xml:space="preserve"> </w:t>
+      </w:r>
+    </w:p>
+    <w:p>
+      <w:pPr>
+        <w:keepLines/>
+        <w:shd w:fill="F4F4F4" w:color="auto" w:val="clear"/>
+        <w:spacing w:after="0" w:line="220"/>
+      </w:pPr>
+      <w:r>
+        <w:rPr>
+          <w:rFonts w:ascii="Consolas" w:cs="Consolas" w:eastAsia="Consolas" w:hAnsi="Consolas"/>
+          <w:sz w:val="15"/>
+          <w:szCs w:val="15"/>
+        </w:rPr>
+        <w:t xml:space="preserve">| Сообщение или ситуация | Что делать |</w:t>
+      </w:r>
+    </w:p>
+    <w:p>
+      <w:pPr>
+        <w:keepLines/>
+        <w:shd w:fill="F4F4F4" w:color="auto" w:val="clear"/>
+        <w:spacing w:after="0" w:line="220"/>
+      </w:pPr>
+      <w:r>
+        <w:rPr>
+          <w:rFonts w:ascii="Consolas" w:cs="Consolas" w:eastAsia="Consolas" w:hAnsi="Consolas"/>
+          <w:sz w:val="15"/>
+          <w:szCs w:val="15"/>
+        </w:rPr>
+        <w:t xml:space="preserve">|---|---|</w:t>
+      </w:r>
+    </w:p>
+    <w:p>
+      <w:pPr>
+        <w:keepLines/>
+        <w:shd w:fill="F4F4F4" w:color="auto" w:val="clear"/>
+        <w:spacing w:after="0" w:line="220"/>
+      </w:pPr>
+      <w:r>
+        <w:rPr>
+          <w:rFonts w:ascii="Consolas" w:cs="Consolas" w:eastAsia="Consolas" w:hAnsi="Consolas"/>
+          <w:sz w:val="15"/>
+          <w:szCs w:val="15"/>
+        </w:rPr>
+        <w:t xml:space="preserve">| В чёрном окне: «R не найден» | R не установлен или установлен в нестандартную папку — выполните шаг 1 и запустите файл снова |</w:t>
+      </w:r>
+    </w:p>
+    <w:p>
+      <w:pPr>
+        <w:keepLines/>
+        <w:shd w:fill="F4F4F4" w:color="auto" w:val="clear"/>
+        <w:spacing w:after="0" w:line="220"/>
+      </w:pPr>
+      <w:r>
+        <w:rPr>
+          <w:rFonts w:ascii="Consolas" w:cs="Consolas" w:eastAsia="Consolas" w:hAnsi="Consolas"/>
+          <w:sz w:val="15"/>
+          <w:szCs w:val="15"/>
+        </w:rPr>
+        <w:t xml:space="preserve">| «Не удалось установить пакеты…» | Нет доступа к интернету или его блокирует прокси-сервер организации — подключитесь к другой сети или обратитесь к системному администратору (нужен доступ к https://cloud.r-project.org), затем запустите файл снова |</w:t>
+      </w:r>
+    </w:p>
+    <w:p>
+      <w:pPr>
+        <w:keepLines/>
+        <w:shd w:fill="F4F4F4" w:color="auto" w:val="clear"/>
+        <w:spacing w:after="0" w:line="220"/>
+      </w:pPr>
+      <w:r>
+        <w:rPr>
+          <w:rFonts w:ascii="Consolas" w:cs="Consolas" w:eastAsia="Consolas" w:hAnsi="Consolas"/>
+          <w:sz w:val="15"/>
+          <w:szCs w:val="15"/>
+        </w:rPr>
+        <w:t xml:space="preserve">| Чёрное окно сразу закрывается | Запустите `Start_UroMetabR.bat` ещё раз и сфотографируйте текст в окне до закрытия; проверьте, что архив распакован (шаг 2) |</w:t>
+      </w:r>
+    </w:p>
+    <w:p>
+      <w:pPr>
+        <w:keepLines/>
+        <w:shd w:fill="F4F4F4" w:color="auto" w:val="clear"/>
+        <w:spacing w:after="0" w:line="220"/>
+      </w:pPr>
+      <w:r>
+        <w:rPr>
+          <w:rFonts w:ascii="Consolas" w:cs="Consolas" w:eastAsia="Consolas" w:hAnsi="Consolas"/>
+          <w:sz w:val="15"/>
+          <w:szCs w:val="15"/>
+        </w:rPr>
+        <w:t xml:space="preserve">| Браузер не открылся | Найдите в чёрном окне строку `Listening on http://127.0.0.1:…`, скопируйте адрес и вставьте его в адресную строку браузера |</w:t>
+      </w:r>
+    </w:p>
+    <w:p>
+      <w:pPr>
+        <w:keepLines/>
+        <w:shd w:fill="F4F4F4" w:color="auto" w:val="clear"/>
+        <w:spacing w:after="0" w:line="220"/>
+      </w:pPr>
+      <w:r>
+        <w:rPr>
+          <w:rFonts w:ascii="Consolas" w:cs="Consolas" w:eastAsia="Consolas" w:hAnsi="Consolas"/>
+          <w:sz w:val="15"/>
+          <w:szCs w:val="15"/>
+        </w:rPr>
+        <w:t xml:space="preserve">| Кнопка «Выбрать…» не открывает окно выбора файла | Окно может открыться позади браузера — проверьте панель задач. Можно также нажать «Файл…» в поле «или загрузить» (файл скопируется в папку проекта) или вставить путь к файлу в поле вручную |</w:t>
+      </w:r>
+    </w:p>
+    <w:p>
+      <w:pPr>
+        <w:keepLines/>
+        <w:shd w:fill="F4F4F4" w:color="auto" w:val="clear"/>
+        <w:spacing w:after="0" w:line="220"/>
+      </w:pPr>
+      <w:r>
+        <w:rPr>
+          <w:rFonts w:ascii="Consolas" w:cs="Consolas" w:eastAsia="Consolas" w:hAnsi="Consolas"/>
+          <w:sz w:val="15"/>
+          <w:szCs w:val="15"/>
+        </w:rPr>
+        <w:t xml:space="preserve">| Отчёт открывается без оформления | Это нормально без RStudio: отчёт формируется встроенным генератором, содержимое то же |</w:t>
       </w:r>
     </w:p>
     <w:p>
@@ -36829,6 +38074,22 @@
           <w:sz w:val="15"/>
           <w:szCs w:val="15"/>
         </w:rPr>
+        <w:t xml:space="preserve">if not defined RS for /d %%d in ("%LOCALAPPDATA%\Programs\R\R-*") do if exist "%%d\bin\Rscript.exe" set "RS=%%d\bin\Rscript.exe"
+</w:t>
+      </w:r>
+    </w:p>
+    <w:p>
+      <w:pPr>
+        <w:keepLines/>
+        <w:shd w:fill="F4F4F4" w:color="auto" w:val="clear"/>
+        <w:spacing w:after="0" w:line="220"/>
+      </w:pPr>
+      <w:r>
+        <w:rPr>
+          <w:rFonts w:ascii="Consolas" w:cs="Consolas" w:eastAsia="Consolas" w:hAnsi="Consolas"/>
+          <w:sz w:val="15"/>
+          <w:szCs w:val="15"/>
+        </w:rPr>
         <w:t xml:space="preserve">if not defined RS (
 </w:t>
       </w:r>
@@ -36845,7 +38106,23 @@
           <w:sz w:val="15"/>
           <w:szCs w:val="15"/>
         </w:rPr>
-        <w:t xml:space="preserve">  echo R не найден. Установите R версии 4.0.0 или новее: https://cran.r-project.org/bin/windows/base/
+        <w:t xml:space="preserve">  echo R не найден. Установите R версии 4.2 или новее: https://cran.r-project.org/bin/windows/base/
+</w:t>
+      </w:r>
+    </w:p>
+    <w:p>
+      <w:pPr>
+        <w:keepLines/>
+        <w:shd w:fill="F4F4F4" w:color="auto" w:val="clear"/>
+        <w:spacing w:after="0" w:line="220"/>
+      </w:pPr>
+      <w:r>
+        <w:rPr>
+          <w:rFonts w:ascii="Consolas" w:cs="Consolas" w:eastAsia="Consolas" w:hAnsi="Consolas"/>
+          <w:sz w:val="15"/>
+          <w:szCs w:val="15"/>
+        </w:rPr>
+        <w:t xml:space="preserve">  echo Затем снова запустите этот файл.
 </w:t>
       </w:r>
     </w:p>
@@ -36941,7 +38218,71 @@
           <w:sz w:val="15"/>
           <w:szCs w:val="15"/>
         </w:rPr>
-        <w:t xml:space="preserve">if errorlevel 1 pause</w:t>
+        <w:t xml:space="preserve">if errorlevel 1 (
+</w:t>
+      </w:r>
+    </w:p>
+    <w:p>
+      <w:pPr>
+        <w:keepLines/>
+        <w:shd w:fill="F4F4F4" w:color="auto" w:val="clear"/>
+        <w:spacing w:after="0" w:line="220"/>
+      </w:pPr>
+      <w:r>
+        <w:rPr>
+          <w:rFonts w:ascii="Consolas" w:cs="Consolas" w:eastAsia="Consolas" w:hAnsi="Consolas"/>
+          <w:sz w:val="15"/>
+          <w:szCs w:val="15"/>
+        </w:rPr>
+        <w:t xml:space="preserve">  echo.
+</w:t>
+      </w:r>
+    </w:p>
+    <w:p>
+      <w:pPr>
+        <w:keepLines/>
+        <w:shd w:fill="F4F4F4" w:color="auto" w:val="clear"/>
+        <w:spacing w:after="0" w:line="220"/>
+      </w:pPr>
+      <w:r>
+        <w:rPr>
+          <w:rFonts w:ascii="Consolas" w:cs="Consolas" w:eastAsia="Consolas" w:hAnsi="Consolas"/>
+          <w:sz w:val="15"/>
+          <w:szCs w:val="15"/>
+        </w:rPr>
+        <w:t xml:space="preserve">  echo Программа завершилась с ошибкой. Сообщение об ошибке — выше; сфотографируйте или скопируйте его.
+</w:t>
+      </w:r>
+    </w:p>
+    <w:p>
+      <w:pPr>
+        <w:keepLines/>
+        <w:shd w:fill="F4F4F4" w:color="auto" w:val="clear"/>
+        <w:spacing w:after="0" w:line="220"/>
+      </w:pPr>
+      <w:r>
+        <w:rPr>
+          <w:rFonts w:ascii="Consolas" w:cs="Consolas" w:eastAsia="Consolas" w:hAnsi="Consolas"/>
+          <w:sz w:val="15"/>
+          <w:szCs w:val="15"/>
+        </w:rPr>
+        <w:t xml:space="preserve">  pause
+</w:t>
+      </w:r>
+    </w:p>
+    <w:p>
+      <w:pPr>
+        <w:keepLines/>
+        <w:shd w:fill="F4F4F4" w:color="auto" w:val="clear"/>
+        <w:spacing w:after="0" w:line="220"/>
+      </w:pPr>
+      <w:r>
+        <w:rPr>
+          <w:rFonts w:ascii="Consolas" w:cs="Consolas" w:eastAsia="Consolas" w:hAnsi="Consolas"/>
+          <w:sz w:val="15"/>
+          <w:szCs w:val="15"/>
+        </w:rPr>
+        <w:t xml:space="preserve">)</w:t>
       </w:r>
     </w:p>
     <w:p>
@@ -45024,7 +46365,7 @@
           <w:sz w:val="15"/>
           <w:szCs w:val="15"/>
         </w:rPr>
-        <w:t xml:space="preserve">add(10, "Установка на чистый ПК с Windows", "выполняется вручную по чек-листу (docs/user_guide.md, раздел «Установка»)", "время установки, проблемы", "не выполнен в среде разработки")</w:t>
+        <w:t xml:space="preserve">add(10, "Установка на чистый ПК с Windows", "выполняется вручную по чек-листу (docs/user_guide.md, раздел «Проверка установки»)", "время установки, проблемы", "не выполнен в среде разработки")</w:t>
       </w:r>
     </w:p>
     <w:p>

--- a/dist/UroMetabR_v1.0.0_poyasnitelnaya_zapiska.docx
+++ b/dist/UroMetabR_v1.0.0_poyasnitelnaya_zapiska.docx
@@ -27,7 +27,7 @@
         <w:rPr>
           <w:rFonts w:ascii="Times New Roman" w:cs="Times New Roman" w:eastAsia="Times New Roman" w:hAnsi="Times New Roman"/>
         </w:rPr>
-        <w:t xml:space="preserve">UroMetabR 1.0.0 от 2026-10-26: пояснительная записка, результаты испытаний, исходный код</w:t>
+        <w:t xml:space="preserve">UroMetabR 1.0.0 от 2026-10-27: пояснительная записка, результаты испытаний, исходный код</w:t>
       </w:r>
     </w:p>
     <w:p>
@@ -453,7 +453,7 @@
                 <w:sz w:val="20"/>
                 <w:szCs w:val="20"/>
               </w:rPr>
-              <w:t xml:space="preserve">UroMetabR_v1.0.0_2026-10-26.zip: код, шаблон отчёта, файлы запуска, инструкция, тесты</w:t>
+              <w:t xml:space="preserve">UroMetabR_v1.0.0_2026-10-27.zip: код, шаблон отчёта, файлы запуска, инструкция, тесты</w:t>
             </w:r>
           </w:p>
         </w:tc>
@@ -1007,7 +1007,7 @@
                 <w:sz w:val="20"/>
                 <w:szCs w:val="20"/>
               </w:rPr>
-              <w:t xml:space="preserve">50 образцов (набор А): время 8.5 мин, пиковая память R 746 МБ</w:t>
+              <w:t xml:space="preserve">50 образцов (набор А): время 10.8 мин, пиковая память R 764 МБ</w:t>
             </w:r>
           </w:p>
           <w:p>
@@ -1022,7 +1022,7 @@
                 <w:sz w:val="20"/>
                 <w:szCs w:val="20"/>
               </w:rPr>
-              <w:t xml:space="preserve">104 образцов (весь набор А): время 22.6 мин, пиковая память R 874 МБ</w:t>
+              <w:t xml:space="preserve">104 образцов (весь набор А): время 20.3 мин, пиковая память R 775 МБ</w:t>
             </w:r>
           </w:p>
         </w:tc>
@@ -1154,7 +1154,7 @@
                 <w:sz w:val="20"/>
                 <w:szCs w:val="20"/>
               </w:rPr>
-              <w:t xml:space="preserve">набор А, стандартный профиль: 4351</w:t>
+              <w:t xml:space="preserve">набор А, стандартный профиль: 4350</w:t>
             </w:r>
           </w:p>
           <w:p>
@@ -1169,7 +1169,7 @@
                 <w:sz w:val="20"/>
                 <w:szCs w:val="20"/>
               </w:rPr>
-              <w:t xml:space="preserve">набор А, строгий профиль: 777</w:t>
+              <w:t xml:space="preserve">набор А, строгий профиль: 776</w:t>
             </w:r>
           </w:p>
           <w:p>
@@ -1331,7 +1331,7 @@
                 <w:sz w:val="20"/>
                 <w:szCs w:val="20"/>
               </w:rPr>
-              <w:t xml:space="preserve">20 %: NRMSE заполнения — лес 0.711, ½ минимума 1.140</w:t>
+              <w:t xml:space="preserve">20 %: NRMSE заполнения — лес 0.713, ½ минимума 1.135</w:t>
             </w:r>
           </w:p>
           <w:p>
@@ -1346,7 +1346,7 @@
                 <w:sz w:val="20"/>
                 <w:szCs w:val="20"/>
               </w:rPr>
-              <w:t xml:space="preserve">25 %: NRMSE заполнения — лес 0.735, ½ минимума 1.143</w:t>
+              <w:t xml:space="preserve">25 %: NRMSE заполнения — лес 0.736, ½ минимума 1.139</w:t>
             </w:r>
           </w:p>
           <w:p>
@@ -1361,7 +1361,7 @@
                 <w:sz w:val="20"/>
                 <w:szCs w:val="20"/>
               </w:rPr>
-              <w:t xml:space="preserve">30 %: NRMSE заполнения — лес 0.740, ½ минимума 1.149</w:t>
+              <w:t xml:space="preserve">30 %: NRMSE заполнения — лес 0.741, ½ минимума 1.146</w:t>
             </w:r>
           </w:p>
         </w:tc>
@@ -1493,7 +1493,7 @@
                 <w:sz w:val="20"/>
                 <w:szCs w:val="20"/>
               </w:rPr>
-              <w:t xml:space="preserve">набор А: 22.6 мин, пиковая память R 874 МБ</w:t>
+              <w:t xml:space="preserve">набор А: 20.3 мин, пиковая память R 775 МБ</w:t>
             </w:r>
           </w:p>
           <w:p>
@@ -1508,7 +1508,7 @@
                 <w:sz w:val="20"/>
                 <w:szCs w:val="20"/>
               </w:rPr>
-              <w:t xml:space="preserve">набор Б: 32.3 мин, пиковая память R 1604 МБ</w:t>
+              <w:t xml:space="preserve">набор Б: 38.1 мин, пиковая память R 1596 МБ</w:t>
             </w:r>
           </w:p>
         </w:tc>
@@ -1655,7 +1655,7 @@
                 <w:sz w:val="20"/>
                 <w:szCs w:val="20"/>
               </w:rPr>
-              <w:t xml:space="preserve">33 CSV-файлов, база: features_db.csv, intensities_db.csv, runs_db.csv</w:t>
+              <w:t xml:space="preserve">32 CSV-файлов, база: features_db.csv, intensities_db.csv, runs_db.csv</w:t>
             </w:r>
           </w:p>
         </w:tc>
@@ -3534,7 +3534,7 @@
       <w:r>
         <w:drawing>
           <wp:inline distT="0" distB="0" distL="0" distR="0">
-            <wp:extent cx="5762625" cy="2105025"/>
+            <wp:extent cx="5762625" cy="2114550"/>
             <wp:effectExtent t="0" r="0" b="0" l="0"/>
             <wp:docPr id="1" name="hca_stages.png" descr="Рисунок — Иерархическая кластеризация (Манхэттен, Уорд) на трёх этапах" title="Рисунок — Иерархическая кластеризация (Манхэттен, Уорд) на трёх этапах"/>
             <wp:cNvGraphicFramePr>
@@ -3559,7 +3559,7 @@
                   <pic:spPr bwMode="auto">
                     <a:xfrm>
                       <a:off x="0" y="0"/>
-                      <a:ext cx="5762625" cy="2105025"/>
+                      <a:ext cx="5762625" cy="2114550"/>
                     </a:xfrm>
                     <a:prstGeom prst="rect">
                       <a:avLst/>
@@ -3728,7 +3728,7 @@
         <w:rPr>
           <w:rFonts w:ascii="Times New Roman" w:cs="Times New Roman" w:eastAsia="Times New Roman" w:hAnsi="Times New Roman"/>
         </w:rPr>
-        <w:t xml:space="preserve">Все исправления закрыты и проверяются модульными тестами (tests/testthat/test-01-units.R): 15 тестов, 52 проверок, не пройдено 0.</w:t>
+        <w:t xml:space="preserve">Все исправления закрыты и проверяются модульными тестами (tests/testthat/test-01-units.R): 17 тестов, 57 проверок, не пройдено 0.</w:t>
       </w:r>
     </w:p>
     <w:tbl>
@@ -4945,6 +4945,112 @@
                 <w:sz w:val="20"/>
                 <w:szCs w:val="20"/>
               </w:rPr>
+              <w:t xml:space="preserve">11</w:t>
+            </w:r>
+          </w:p>
+        </w:tc>
+        <w:tc>
+          <w:tcPr>
+            <w:tcW w:type="dxa" w:w="2807"/>
+            <w:tcMar>
+              <w:top w:type="dxa" w:w="40"/>
+              <w:left w:type="dxa" w:w="80"/>
+              <w:bottom w:type="dxa" w:w="40"/>
+              <w:right w:type="dxa" w:w="80"/>
+            </w:tcMar>
+          </w:tcPr>
+          <w:p>
+            <w:pPr>
+              <w:spacing w:after="0"/>
+            </w:pPr>
+            <w:r>
+              <w:rPr>
+                <w:rFonts w:ascii="Times New Roman" w:cs="Times New Roman" w:eastAsia="Times New Roman" w:hAnsi="Times New Roman"/>
+                <w:b w:val="false"/>
+                <w:bCs w:val="false"/>
+                <w:sz w:val="20"/>
+                <w:szCs w:val="20"/>
+              </w:rPr>
+              <w:t xml:space="preserve">set.seed в разных местах</w:t>
+            </w:r>
+          </w:p>
+        </w:tc>
+        <w:tc>
+          <w:tcPr>
+            <w:tcW w:type="dxa" w:w="3929"/>
+            <w:tcMar>
+              <w:top w:type="dxa" w:w="40"/>
+              <w:left w:type="dxa" w:w="80"/>
+              <w:bottom w:type="dxa" w:w="40"/>
+              <w:right w:type="dxa" w:w="80"/>
+            </w:tcMar>
+          </w:tcPr>
+          <w:p>
+            <w:pPr>
+              <w:spacing w:after="0"/>
+            </w:pPr>
+            <w:r>
+              <w:rPr>
+                <w:rFonts w:ascii="Times New Roman" w:cs="Times New Roman" w:eastAsia="Times New Roman" w:hAnsi="Times New Roman"/>
+                <w:b w:val="false"/>
+                <w:bCs w:val="false"/>
+                <w:sz w:val="20"/>
+                <w:szCs w:val="20"/>
+              </w:rPr>
+              <w:t xml:space="preserve">Один параметр project$seed; модуль k использует seed + k; caret, RFE и перестановки получают заранее сгенерированные зерна (воспроизводимо и в параллельном режиме)</w:t>
+            </w:r>
+          </w:p>
+        </w:tc>
+        <w:tc>
+          <w:tcPr>
+            <w:tcW w:type="dxa" w:w="2245"/>
+            <w:tcMar>
+              <w:top w:type="dxa" w:w="40"/>
+              <w:left w:type="dxa" w:w="80"/>
+              <w:bottom w:type="dxa" w:w="40"/>
+              <w:right w:type="dxa" w:w="80"/>
+            </w:tcMar>
+          </w:tcPr>
+          <w:p>
+            <w:pPr>
+              <w:spacing w:after="0"/>
+            </w:pPr>
+            <w:r>
+              <w:rPr>
+                <w:rFonts w:ascii="Times New Roman" w:cs="Times New Roman" w:eastAsia="Times New Roman" w:hAnsi="Times New Roman"/>
+                <w:b w:val="false"/>
+                <w:bCs w:val="false"/>
+                <w:sz w:val="20"/>
+                <w:szCs w:val="20"/>
+              </w:rPr>
+              <w:t xml:space="preserve">Испытание 6: три запуска с одним seed</w:t>
+            </w:r>
+          </w:p>
+        </w:tc>
+      </w:tr>
+      <w:tr>
+        <w:tc>
+          <w:tcPr>
+            <w:tcW w:type="dxa" w:w="374"/>
+            <w:tcMar>
+              <w:top w:type="dxa" w:w="40"/>
+              <w:left w:type="dxa" w:w="80"/>
+              <w:bottom w:type="dxa" w:w="40"/>
+              <w:right w:type="dxa" w:w="80"/>
+            </w:tcMar>
+          </w:tcPr>
+          <w:p>
+            <w:pPr>
+              <w:spacing w:after="0"/>
+            </w:pPr>
+            <w:r>
+              <w:rPr>
+                <w:rFonts w:ascii="Times New Roman" w:cs="Times New Roman" w:eastAsia="Times New Roman" w:hAnsi="Times New Roman"/>
+                <w:b w:val="false"/>
+                <w:bCs w:val="false"/>
+                <w:sz w:val="20"/>
+                <w:szCs w:val="20"/>
+              </w:rPr>
               <w:t xml:space="preserve">12</w:t>
             </w:r>
           </w:p>
@@ -5051,7 +5157,7 @@
                 <w:sz w:val="20"/>
                 <w:szCs w:val="20"/>
               </w:rPr>
-              <w:t xml:space="preserve">11</w:t>
+              <w:t xml:space="preserve">13</w:t>
             </w:r>
           </w:p>
         </w:tc>
@@ -5077,7 +5183,7 @@
                 <w:sz w:val="20"/>
                 <w:szCs w:val="20"/>
               </w:rPr>
-              <w:t xml:space="preserve">set.seed в разных местах</w:t>
+              <w:t xml:space="preserve">Найдено при испытаниях версии от 26.10.2026: столбцы таблицы признаков с интенсивностями больше 2³¹ (≈ 2,1·10⁹) data.table::fread читает как 64-битные целые (integer64); при переводе в матрицу их значения превращаются в числа порядка 10⁻³²⁰ (log2 ≈ −1064). В наборе А испорчено 17 признаков (1649 значений), в том числе самые интенсивные (Phenylacetyl-L-glutamine); шкала графика распределения уходила до −1000</w:t>
             </w:r>
           </w:p>
         </w:tc>
@@ -5103,7 +5209,7 @@
                 <w:sz w:val="20"/>
                 <w:szCs w:val="20"/>
               </w:rPr>
-              <w:t xml:space="preserve">Один параметр project$seed; модуль k использует seed + k; caret, RFE и перестановки получают заранее сгенерированные зерна (воспроизводимо и в параллельном режиме)</w:t>
+              <w:t xml:space="preserve">Модуль 0 после чтения таблицы (CSV/TSV/TXT и экспорт MS-DIAL) переводит столбцы integer64 в double (функция as_double_cols); аргумента integer64 = "double" недостаточно: в длинных таблицах fread оставляет integer64, если большое значение встречается вне выборки строк. Версия 1.0.0 от 27.10.2026, все испытания пересчитаны</w:t>
             </w:r>
           </w:p>
         </w:tc>
@@ -5129,7 +5235,113 @@
                 <w:sz w:val="20"/>
                 <w:szCs w:val="20"/>
               </w:rPr>
-              <w:t xml:space="preserve">Испытание 6: три запуска с одним seed</w:t>
+              <w:t xml:space="preserve">Тест «интенсивности больше 2^31 не искажаются (integer64)»: короткая таблица и таблица 20 000 признаков по строкам; испытание 1: формат «признаки по строкам» совпадает с CSV; диапазон log2 в наборе А — 7,1–33,0</w:t>
+            </w:r>
+          </w:p>
+        </w:tc>
+      </w:tr>
+      <w:tr>
+        <w:tc>
+          <w:tcPr>
+            <w:tcW w:type="dxa" w:w="374"/>
+            <w:tcMar>
+              <w:top w:type="dxa" w:w="40"/>
+              <w:left w:type="dxa" w:w="80"/>
+              <w:bottom w:type="dxa" w:w="40"/>
+              <w:right w:type="dxa" w:w="80"/>
+            </w:tcMar>
+          </w:tcPr>
+          <w:p>
+            <w:pPr>
+              <w:spacing w:after="0"/>
+            </w:pPr>
+            <w:r>
+              <w:rPr>
+                <w:rFonts w:ascii="Times New Roman" w:cs="Times New Roman" w:eastAsia="Times New Roman" w:hAnsi="Times New Roman"/>
+                <w:b w:val="false"/>
+                <w:bCs w:val="false"/>
+                <w:sz w:val="20"/>
+                <w:szCs w:val="20"/>
+              </w:rPr>
+              <w:t xml:space="preserve">14</w:t>
+            </w:r>
+          </w:p>
+        </w:tc>
+        <w:tc>
+          <w:tcPr>
+            <w:tcW w:type="dxa" w:w="2807"/>
+            <w:tcMar>
+              <w:top w:type="dxa" w:w="40"/>
+              <w:left w:type="dxa" w:w="80"/>
+              <w:bottom w:type="dxa" w:w="40"/>
+              <w:right w:type="dxa" w:w="80"/>
+            </w:tcMar>
+          </w:tcPr>
+          <w:p>
+            <w:pPr>
+              <w:spacing w:after="0"/>
+            </w:pPr>
+            <w:r>
+              <w:rPr>
+                <w:rFonts w:ascii="Times New Roman" w:cs="Times New Roman" w:eastAsia="Times New Roman" w:hAnsi="Times New Roman"/>
+                <w:b w:val="false"/>
+                <w:bCs w:val="false"/>
+                <w:sz w:val="20"/>
+                <w:szCs w:val="20"/>
+              </w:rPr>
+              <w:t xml:space="preserve">Найдено при испытаниях на наборе Б (три группы: BC, Control, PC): если рекурсивный отбор оставляет один признак, расчёт средней AUROC (caret::filterVarImp) завершается ошибкой «dim(X) must have a positive length», модуль 7 останавливается</w:t>
+            </w:r>
+          </w:p>
+        </w:tc>
+        <w:tc>
+          <w:tcPr>
+            <w:tcW w:type="dxa" w:w="3929"/>
+            <w:tcMar>
+              <w:top w:type="dxa" w:w="40"/>
+              <w:left w:type="dxa" w:w="80"/>
+              <w:bottom w:type="dxa" w:w="40"/>
+              <w:right w:type="dxa" w:w="80"/>
+            </w:tcMar>
+          </w:tcPr>
+          <w:p>
+            <w:pPr>
+              <w:spacing w:after="0"/>
+            </w:pPr>
+            <w:r>
+              <w:rPr>
+                <w:rFonts w:ascii="Times New Roman" w:cs="Times New Roman" w:eastAsia="Times New Roman" w:hAnsi="Times New Roman"/>
+                <w:b w:val="false"/>
+                <w:bCs w:val="false"/>
+                <w:sz w:val="20"/>
+                <w:szCs w:val="20"/>
+              </w:rPr>
+              <w:t xml:space="preserve">mean_auroc() для одного признака дублирует столбец (среднее не меняется)</w:t>
+            </w:r>
+          </w:p>
+        </w:tc>
+        <w:tc>
+          <w:tcPr>
+            <w:tcW w:type="dxa" w:w="2245"/>
+            <w:tcMar>
+              <w:top w:type="dxa" w:w="40"/>
+              <w:left w:type="dxa" w:w="80"/>
+              <w:bottom w:type="dxa" w:w="40"/>
+              <w:right w:type="dxa" w:w="80"/>
+            </w:tcMar>
+          </w:tcPr>
+          <w:p>
+            <w:pPr>
+              <w:spacing w:after="0"/>
+            </w:pPr>
+            <w:r>
+              <w:rPr>
+                <w:rFonts w:ascii="Times New Roman" w:cs="Times New Roman" w:eastAsia="Times New Roman" w:hAnsi="Times New Roman"/>
+                <w:b w:val="false"/>
+                <w:bCs w:val="false"/>
+                <w:sz w:val="20"/>
+                <w:szCs w:val="20"/>
+              </w:rPr>
+              <w:t xml:space="preserve">Тест «средняя AUROC: один признак при трёх группах»; модули 7–9 на наборе Б выполнены</w:t>
             </w:r>
           </w:p>
         </w:tc>
@@ -5185,7 +5397,7 @@
         <w:rPr>
           <w:rFonts w:ascii="Times New Roman" w:cs="Times New Roman" w:eastAsia="Times New Roman" w:hAnsi="Times New Roman"/>
         </w:rPr>
-        <w:t xml:space="preserve">EigenMS (Karpievitch et al., 2009) подбирает и вычитает тренды систематической ошибки, используя метки групп: межгрупповые различия сохраняются, остальная вариация удаляется. Если затем на тех же данных и с теми же метками проводить статистические тесты, внутригрупповая дисперсия оказывается заниженной, а тесты не учитывают удалённые тренды: p-значения занижаются. Испытание 5 показало это количественно: на наборе В (перемешанные метки, 15 внесённых различий) отбор после EigenMS дал 9 ложных находок при поправке Холма и 188 при BH, а отбор на тех же данных без EigenMS — ни одной. На наборе А после EigenMS ОСФ отбирал 1131 признак, без EigenMS — 319.</w:t>
+        <w:t xml:space="preserve">EigenMS (Karpievitch et al., 2009) подбирает и вычитает тренды систематической ошибки, используя метки групп: межгрупповые различия сохраняются, остальная вариация удаляется. Если затем на тех же данных и с теми же метками проводить статистические тесты, внутригрупповая дисперсия оказывается заниженной, а тесты не учитывают удалённые тренды: p-значения занижаются. Испытание 5 показало это количественно: на наборе В (перемешанные метки, 15 внесённых различий) отбор после EigenMS дал 9 ложных находок при поправке Холма и 208 при BH, а отбор на тех же данных без EigenMS — ни одной. На наборе А после EigenMS ОСФ отбирает 1137 признаков, без EigenMS — 317.</w:t>
       </w:r>
     </w:p>
     <w:p>
@@ -5650,7 +5862,7 @@
                 <w:sz w:val="20"/>
                 <w:szCs w:val="20"/>
               </w:rPr>
-              <w:t xml:space="preserve">Набор А после стандартного фильтра модуля 3 (4351 признак) с перемешанными метками групп, 15 признаками с внесёнными различиями (|log2| 0,8–1,5) и пропусками во входной таблице, доведёнными до 20, 25 и 30 %</w:t>
+              <w:t xml:space="preserve">Набор А после стандартного фильтра модуля 3 (4350 признаков) с перемешанными метками групп, 15 признаками с внесёнными различиями (|log2| 0,8–1,5) и пропусками во входной таблице, доведёнными до 20, 25 и 30 %</w:t>
             </w:r>
           </w:p>
         </w:tc>
@@ -5870,7 +6082,7 @@
         <w:rPr>
           <w:rFonts w:ascii="Times New Roman" w:cs="Times New Roman" w:eastAsia="Times New Roman" w:hAnsi="Times New Roman"/>
         </w:rPr>
-        <w:t xml:space="preserve">Замечание к результатам набора А: группы разделяются почти полностью уже до коррекции (точность моделей 0,96–0,99), а РОП оставляет 2 признака. В статье ABC группы различаются по полу и возрасту, образцы собраны в двух клиниках, поэтому часть различий может быть связана не с опухолью; при наличии пола и возраста в метаданных модуль 7 дополнительно строит модель с поправкой на них.</w:t>
+        <w:t xml:space="preserve">Замечание к результатам набора А: группы разделяются почти полностью уже до коррекции (точность моделей 0,96–0,99), а РОП оставляет 53 признака из 317 после ОСФ. В статье ABC группы различаются по полу и возрасту, образцы собраны в двух клиниках, поэтому часть различий может быть связана не с опухолью; при наличии пола и возраста в метаданных модуль 7 дополнительно строит модель с поправкой на них.</w:t>
       </w:r>
     </w:p>
     <w:p>
@@ -6356,7 +6568,7 @@
                 <w:sz w:val="20"/>
                 <w:szCs w:val="20"/>
               </w:rPr>
-              <w:t xml:space="preserve">модули 0–3 выполнены; 125 × 4351</w:t>
+              <w:t xml:space="preserve">модули 0–3 выполнены; 125 × 4350</w:t>
             </w:r>
           </w:p>
         </w:tc>
@@ -6488,7 +6700,7 @@
                 <w:sz w:val="20"/>
                 <w:szCs w:val="20"/>
               </w:rPr>
-              <w:t xml:space="preserve">модули 0–3 выполнены; 125 × 4351</w:t>
+              <w:t xml:space="preserve">модули 0–3 выполнены; 125 × 4350</w:t>
             </w:r>
           </w:p>
         </w:tc>
@@ -6620,7 +6832,7 @@
                 <w:sz w:val="20"/>
                 <w:szCs w:val="20"/>
               </w:rPr>
-              <w:t xml:space="preserve">модули 0–3 выполнены; 125 × 4351</w:t>
+              <w:t xml:space="preserve">модули 0–3 выполнены; 125 × 4350</w:t>
             </w:r>
           </w:p>
         </w:tc>
@@ -6752,7 +6964,7 @@
                 <w:sz w:val="20"/>
                 <w:szCs w:val="20"/>
               </w:rPr>
-              <w:t xml:space="preserve">модули 0–3 выполнены; 125 × 4351</w:t>
+              <w:t xml:space="preserve">модули 0–3 выполнены; 125 × 4350</w:t>
             </w:r>
           </w:p>
         </w:tc>
@@ -6884,7 +7096,7 @@
                 <w:sz w:val="20"/>
                 <w:szCs w:val="20"/>
               </w:rPr>
-              <w:t xml:space="preserve">модули 0–3 выполнены; 125 × 4351</w:t>
+              <w:t xml:space="preserve">модули 0–3 выполнены; 125 × 4350</w:t>
             </w:r>
           </w:p>
         </w:tc>
@@ -7392,7 +7604,7 @@
                 <w:sz w:val="20"/>
                 <w:szCs w:val="20"/>
               </w:rPr>
-              <w:t xml:space="preserve">признаков в таблице пиков 416; время 1.8 мин; модуль 1 — 90.6 с, пиковая память R 1403 МБ</w:t>
+              <w:t xml:space="preserve">признаков в таблице пиков 416; время 1.6 мин; модуль 1 — 84.5 с, пиковая память R 1403 МБ</w:t>
             </w:r>
           </w:p>
         </w:tc>
@@ -7514,7 +7726,7 @@
                 <w:sz w:val="20"/>
                 <w:szCs w:val="20"/>
               </w:rPr>
-              <w:t xml:space="preserve">признаков в таблице пиков 416; время 2.2 мин; модуль 1 — 81.8 с, пиковая память R 1403 МБ</w:t>
+              <w:t xml:space="preserve">признаков в таблице пиков 416; время 2.0 мин; модуль 1 — 80.4 с, пиковая память R 1463 МБ</w:t>
             </w:r>
           </w:p>
         </w:tc>
@@ -7636,7 +7848,7 @@
                 <w:sz w:val="20"/>
                 <w:szCs w:val="20"/>
               </w:rPr>
-              <w:t xml:space="preserve">признаков в таблице пиков 416; время 1.5 мин; модуль 1 — 79 с, пиковая память R 1463 МБ</w:t>
+              <w:t xml:space="preserve">признаков в таблице пиков 416; время 1.6 мин; модуль 1 — 86.6 с, пиковая память R 1463 МБ</w:t>
             </w:r>
           </w:p>
         </w:tc>
@@ -8194,138 +8406,6 @@
                 <w:sz w:val="20"/>
                 <w:szCs w:val="20"/>
               </w:rPr>
-              <w:t xml:space="preserve">10</w:t>
-            </w:r>
-          </w:p>
-        </w:tc>
-        <w:tc>
-          <w:tcPr>
-            <w:tcW w:type="dxa" w:w="2619"/>
-            <w:tcMar>
-              <w:top w:type="dxa" w:w="40"/>
-              <w:left w:type="dxa" w:w="80"/>
-              <w:bottom w:type="dxa" w:w="40"/>
-              <w:right w:type="dxa" w:w="80"/>
-            </w:tcMar>
-          </w:tcPr>
-          <w:p>
-            <w:pPr>
-              <w:spacing w:after="0"/>
-            </w:pPr>
-            <w:r>
-              <w:rPr>
-                <w:rFonts w:ascii="Times New Roman" w:cs="Times New Roman" w:eastAsia="Times New Roman" w:hAnsi="Times New Roman"/>
-                <w:b w:val="false"/>
-                <w:bCs w:val="false"/>
-                <w:sz w:val="20"/>
-                <w:szCs w:val="20"/>
-              </w:rPr>
-              <w:t xml:space="preserve">Установка на чистый ПК с Windows</w:t>
-            </w:r>
-          </w:p>
-        </w:tc>
-        <w:tc>
-          <w:tcPr>
-            <w:tcW w:type="dxa" w:w="3742"/>
-            <w:tcMar>
-              <w:top w:type="dxa" w:w="40"/>
-              <w:left w:type="dxa" w:w="80"/>
-              <w:bottom w:type="dxa" w:w="40"/>
-              <w:right w:type="dxa" w:w="80"/>
-            </w:tcMar>
-          </w:tcPr>
-          <w:p>
-            <w:pPr>
-              <w:spacing w:after="0"/>
-            </w:pPr>
-            <w:r>
-              <w:rPr>
-                <w:rFonts w:ascii="Times New Roman" w:cs="Times New Roman" w:eastAsia="Times New Roman" w:hAnsi="Times New Roman"/>
-                <w:b w:val="false"/>
-                <w:bCs w:val="false"/>
-                <w:sz w:val="20"/>
-                <w:szCs w:val="20"/>
-              </w:rPr>
-              <w:t xml:space="preserve">выполняется вручную по чек-листу (docs/user_guide.md, раздел «Проверка установки»)</w:t>
-            </w:r>
-          </w:p>
-        </w:tc>
-        <w:tc>
-          <w:tcPr>
-            <w:tcW w:type="dxa" w:w="1497"/>
-            <w:tcMar>
-              <w:top w:type="dxa" w:w="40"/>
-              <w:left w:type="dxa" w:w="80"/>
-              <w:bottom w:type="dxa" w:w="40"/>
-              <w:right w:type="dxa" w:w="80"/>
-            </w:tcMar>
-          </w:tcPr>
-          <w:p>
-            <w:pPr>
-              <w:spacing w:after="0"/>
-            </w:pPr>
-            <w:r>
-              <w:rPr>
-                <w:rFonts w:ascii="Times New Roman" w:cs="Times New Roman" w:eastAsia="Times New Roman" w:hAnsi="Times New Roman"/>
-                <w:b w:val="false"/>
-                <w:bCs w:val="false"/>
-                <w:sz w:val="20"/>
-                <w:szCs w:val="20"/>
-              </w:rPr>
-              <w:t xml:space="preserve">время установки, проблемы</w:t>
-            </w:r>
-          </w:p>
-        </w:tc>
-        <w:tc>
-          <w:tcPr>
-            <w:tcW w:type="dxa" w:w="1123"/>
-            <w:tcMar>
-              <w:top w:type="dxa" w:w="40"/>
-              <w:left w:type="dxa" w:w="80"/>
-              <w:bottom w:type="dxa" w:w="40"/>
-              <w:right w:type="dxa" w:w="80"/>
-            </w:tcMar>
-          </w:tcPr>
-          <w:p>
-            <w:pPr>
-              <w:spacing w:after="0"/>
-            </w:pPr>
-            <w:r>
-              <w:rPr>
-                <w:rFonts w:ascii="Times New Roman" w:cs="Times New Roman" w:eastAsia="Times New Roman" w:hAnsi="Times New Roman"/>
-                <w:b w:val="false"/>
-                <w:bCs w:val="false"/>
-                <w:sz w:val="20"/>
-                <w:szCs w:val="20"/>
-              </w:rPr>
-              <w:t xml:space="preserve">не выполнен в среде разработки</w:t>
-            </w:r>
-          </w:p>
-        </w:tc>
-      </w:tr>
-      <w:tr>
-        <w:tc>
-          <w:tcPr>
-            <w:tcW w:type="dxa" w:w="374"/>
-            <w:tcMar>
-              <w:top w:type="dxa" w:w="40"/>
-              <w:left w:type="dxa" w:w="80"/>
-              <w:bottom w:type="dxa" w:w="40"/>
-              <w:right w:type="dxa" w:w="80"/>
-            </w:tcMar>
-          </w:tcPr>
-          <w:p>
-            <w:pPr>
-              <w:spacing w:after="0"/>
-            </w:pPr>
-            <w:r>
-              <w:rPr>
-                <w:rFonts w:ascii="Times New Roman" w:cs="Times New Roman" w:eastAsia="Times New Roman" w:hAnsi="Times New Roman"/>
-                <w:b w:val="false"/>
-                <w:bCs w:val="false"/>
-                <w:sz w:val="20"/>
-                <w:szCs w:val="20"/>
-              </w:rPr>
               <w:t xml:space="preserve">2</w:t>
             </w:r>
           </w:p>
@@ -8378,7 +8458,7 @@
                 <w:sz w:val="20"/>
                 <w:szCs w:val="20"/>
               </w:rPr>
-              <w:t xml:space="preserve">выполнено; время 8.5 мин; пиковая память R 746 МБ</w:t>
+              <w:t xml:space="preserve">выполнено; время 10.8 мин; пиковая память R 764 МБ</w:t>
             </w:r>
           </w:p>
         </w:tc>
@@ -8510,7 +8590,7 @@
                 <w:sz w:val="20"/>
                 <w:szCs w:val="20"/>
               </w:rPr>
-              <w:t xml:space="preserve">4351; шаги: Исходно — 12930; Присутствие ≥ 50% хотя бы в одной группе — 6419; Обнаружение в QC ≥ 80% — 5887; RSD в QC ≤ 30% — 4351</w:t>
+              <w:t xml:space="preserve">4350; шаги: Исходно — 12930; Присутствие ≥ 50% хотя бы в одной группе — 6419; Обнаружение в QC ≥ 80% — 5887; RSD в QC ≤ 30% — 4350</w:t>
             </w:r>
           </w:p>
         </w:tc>
@@ -8642,7 +8722,7 @@
                 <w:sz w:val="20"/>
                 <w:szCs w:val="20"/>
               </w:rPr>
-              <w:t xml:space="preserve">777; шаги: Исходно — 12930; Обнаружение в ≥ 100% всех образцов — 1065; Обнаружение в QC ≥ 80% — 1065; RSD в QC ≤ 15% — 777</w:t>
+              <w:t xml:space="preserve">776; шаги: Исходно — 12930; Обнаружение в ≥ 100% всех образцов — 1065; Обнаружение в QC ≥ 80% — 1065; RSD в QC ≤ 15% — 776</w:t>
             </w:r>
           </w:p>
         </w:tc>
@@ -8774,7 +8854,7 @@
                 <w:sz w:val="20"/>
                 <w:szCs w:val="20"/>
               </w:rPr>
-              <w:t xml:space="preserve">выполнено; время 22.6 мин; пиковая память R 874 МБ</w:t>
+              <w:t xml:space="preserve">выполнено; время 20.3 мин; пиковая память R 775 МБ</w:t>
             </w:r>
           </w:p>
         </w:tc>
@@ -8906,7 +8986,7 @@
                 <w:sz w:val="20"/>
                 <w:szCs w:val="20"/>
               </w:rPr>
-              <w:t xml:space="preserve">22.6 мин; пиковая память R 874 МБ; по модулям: 0 — 2 с; 1 — 0 с; 2 — 4 с; 3 — 1 с; 4 — 0 с; 5 — 985 с; 6 — 47 с; 7 — 307 с; 8 — 7 с; 9 — 2 с</w:t>
+              <w:t xml:space="preserve">20.3 мин; пиковая память R 775 МБ; по модулям: 0 — 2 с; 1 — 0 с; 2 — 4 с; 3 — 1 с; 4 — 0 с; 5 — 839 с; 6 — 45 с; 7 — 309 с; 8 — 8 с; 9 — 2 с</w:t>
             </w:r>
           </w:p>
         </w:tc>
@@ -9302,7 +9382,7 @@
                 <w:sz w:val="20"/>
                 <w:szCs w:val="20"/>
               </w:rPr>
-              <w:t xml:space="preserve">32.3 мин; пиковая память R 1604 МБ</w:t>
+              <w:t xml:space="preserve">38.1 мин; пиковая память R 1596 МБ</w:t>
             </w:r>
           </w:p>
         </w:tc>
@@ -9434,7 +9514,7 @@
                 <w:sz w:val="20"/>
                 <w:szCs w:val="20"/>
               </w:rPr>
-              <w:t xml:space="preserve">4351 → 4351 → 319 → 55 → 55</w:t>
+              <w:t xml:space="preserve">4350 → 4350 → 317 → 53 → 53</w:t>
             </w:r>
           </w:p>
         </w:tc>
@@ -9546,7 +9626,7 @@
                 <w:sz w:val="20"/>
                 <w:szCs w:val="20"/>
               </w:rPr>
-              <w:t xml:space="preserve">0.607 → 0.670 → 0.818 → 0.906 → 0.906</w:t>
+              <w:t xml:space="preserve">0.607 → 0.670 → 0.818 → 0.907 → 0.907</w:t>
             </w:r>
           </w:p>
         </w:tc>
@@ -9658,7 +9738,7 @@
                 <w:sz w:val="20"/>
                 <w:szCs w:val="20"/>
               </w:rPr>
-              <w:t xml:space="preserve">0.966 / 0.990</w:t>
+              <w:t xml:space="preserve">0.971 / 0.989</w:t>
             </w:r>
           </w:p>
         </w:tc>
@@ -9770,7 +9850,7 @@
                 <w:sz w:val="20"/>
                 <w:szCs w:val="20"/>
               </w:rPr>
-              <w:t xml:space="preserve">обработан; NRMSE заполнения на внесённых пропусках: лес 0.711, ½ минимума 1.140 (n = 25504)</w:t>
+              <w:t xml:space="preserve">обработан; NRMSE заполнения на внесённых пропусках: лес 0.713, ½ минимума 1.135 (n = 25679)</w:t>
             </w:r>
           </w:p>
         </w:tc>
@@ -9902,7 +9982,7 @@
                 <w:sz w:val="20"/>
                 <w:szCs w:val="20"/>
               </w:rPr>
-              <w:t xml:space="preserve">обработан; NRMSE заполнения на внесённых пропусках: лес 0.735, ½ минимума 1.143 (n = 41514)</w:t>
+              <w:t xml:space="preserve">обработан; NRMSE заполнения на внесённых пропусках: лес 0.736, ½ минимума 1.139 (n = 41702)</w:t>
             </w:r>
           </w:p>
         </w:tc>
@@ -10034,7 +10114,7 @@
                 <w:sz w:val="20"/>
                 <w:szCs w:val="20"/>
               </w:rPr>
-              <w:t xml:space="preserve">найдено 4 из 15, ложных 0</w:t>
+              <w:t xml:space="preserve">найдено 3 из 15, ложных 0</w:t>
             </w:r>
           </w:p>
         </w:tc>
@@ -10146,7 +10226,7 @@
                 <w:sz w:val="20"/>
                 <w:szCs w:val="20"/>
               </w:rPr>
-              <w:t xml:space="preserve">найдено 4 из 15, ложных 0</w:t>
+              <w:t xml:space="preserve">найдено 3 из 15, ложных 0</w:t>
             </w:r>
           </w:p>
         </w:tc>
@@ -10258,7 +10338,7 @@
                 <w:sz w:val="20"/>
                 <w:szCs w:val="20"/>
               </w:rPr>
-              <w:t xml:space="preserve">4 (внесённых 4) / 4 (внесённых 4)</w:t>
+              <w:t xml:space="preserve">3 (внесённых 3) / 3 (внесённых 3)</w:t>
             </w:r>
           </w:p>
         </w:tc>
@@ -10370,7 +10450,7 @@
                 <w:sz w:val="20"/>
                 <w:szCs w:val="20"/>
               </w:rPr>
-              <w:t xml:space="preserve">0.808 / 0.806</w:t>
+              <w:t xml:space="preserve">0.798 / 0.801</w:t>
             </w:r>
           </w:p>
         </w:tc>
@@ -10482,7 +10562,7 @@
                 <w:sz w:val="20"/>
                 <w:szCs w:val="20"/>
               </w:rPr>
-              <w:t xml:space="preserve">обработан; NRMSE заполнения на внесённых пропусках: лес 0.740, ½ минимума 1.149 (n = 55064)</w:t>
+              <w:t xml:space="preserve">обработан; NRMSE заполнения на внесённых пропусках: лес 0.741, ½ минимума 1.146 (n = 55207)</w:t>
             </w:r>
           </w:p>
         </w:tc>
@@ -10746,7 +10826,7 @@
                 <w:sz w:val="20"/>
                 <w:szCs w:val="20"/>
               </w:rPr>
-              <w:t xml:space="preserve">1.00 (во всех 55, хотя бы в одном 55)</w:t>
+              <w:t xml:space="preserve">1.00 (во всех 52, хотя бы в одном 52)</w:t>
             </w:r>
           </w:p>
         </w:tc>
@@ -10990,7 +11070,7 @@
                 <w:sz w:val="20"/>
                 <w:szCs w:val="20"/>
               </w:rPr>
-              <w:t xml:space="preserve">разделов 11 из 11; встроенных рисунков 9; размер 5.6 МБ</w:t>
+              <w:t xml:space="preserve">разделов 11 из 11; встроенных рисунков 9; размер 5.7 МБ</w:t>
             </w:r>
           </w:p>
         </w:tc>
@@ -11122,7 +11202,7 @@
                 <w:sz w:val="20"/>
                 <w:szCs w:val="20"/>
               </w:rPr>
-              <w:t xml:space="preserve">33 CSV-файлов; база: features_db.csv, intensities_db.csv, runs_db.csv</w:t>
+              <w:t xml:space="preserve">32 CSV-файлов; база: features_db.csv, intensities_db.csv, runs_db.csv</w:t>
             </w:r>
           </w:p>
         </w:tc>
@@ -11159,6 +11239,138 @@
           </w:p>
         </w:tc>
       </w:tr>
+      <w:tr>
+        <w:tc>
+          <w:tcPr>
+            <w:tcW w:type="dxa" w:w="374"/>
+            <w:tcMar>
+              <w:top w:type="dxa" w:w="40"/>
+              <w:left w:type="dxa" w:w="80"/>
+              <w:bottom w:type="dxa" w:w="40"/>
+              <w:right w:type="dxa" w:w="80"/>
+            </w:tcMar>
+          </w:tcPr>
+          <w:p>
+            <w:pPr>
+              <w:spacing w:after="0"/>
+            </w:pPr>
+            <w:r>
+              <w:rPr>
+                <w:rFonts w:ascii="Times New Roman" w:cs="Times New Roman" w:eastAsia="Times New Roman" w:hAnsi="Times New Roman"/>
+                <w:b w:val="false"/>
+                <w:bCs w:val="false"/>
+                <w:sz w:val="20"/>
+                <w:szCs w:val="20"/>
+              </w:rPr>
+              <w:t xml:space="preserve">10</w:t>
+            </w:r>
+          </w:p>
+        </w:tc>
+        <w:tc>
+          <w:tcPr>
+            <w:tcW w:type="dxa" w:w="2619"/>
+            <w:tcMar>
+              <w:top w:type="dxa" w:w="40"/>
+              <w:left w:type="dxa" w:w="80"/>
+              <w:bottom w:type="dxa" w:w="40"/>
+              <w:right w:type="dxa" w:w="80"/>
+            </w:tcMar>
+          </w:tcPr>
+          <w:p>
+            <w:pPr>
+              <w:spacing w:after="0"/>
+            </w:pPr>
+            <w:r>
+              <w:rPr>
+                <w:rFonts w:ascii="Times New Roman" w:cs="Times New Roman" w:eastAsia="Times New Roman" w:hAnsi="Times New Roman"/>
+                <w:b w:val="false"/>
+                <w:bCs w:val="false"/>
+                <w:sz w:val="20"/>
+                <w:szCs w:val="20"/>
+              </w:rPr>
+              <w:t xml:space="preserve">Установка на чистый ПК с Windows</w:t>
+            </w:r>
+          </w:p>
+        </w:tc>
+        <w:tc>
+          <w:tcPr>
+            <w:tcW w:type="dxa" w:w="3742"/>
+            <w:tcMar>
+              <w:top w:type="dxa" w:w="40"/>
+              <w:left w:type="dxa" w:w="80"/>
+              <w:bottom w:type="dxa" w:w="40"/>
+              <w:right w:type="dxa" w:w="80"/>
+            </w:tcMar>
+          </w:tcPr>
+          <w:p>
+            <w:pPr>
+              <w:spacing w:after="0"/>
+            </w:pPr>
+            <w:r>
+              <w:rPr>
+                <w:rFonts w:ascii="Times New Roman" w:cs="Times New Roman" w:eastAsia="Times New Roman" w:hAnsi="Times New Roman"/>
+                <w:b w:val="false"/>
+                <w:bCs w:val="false"/>
+                <w:sz w:val="20"/>
+                <w:szCs w:val="20"/>
+              </w:rPr>
+              <w:t xml:space="preserve">выполняется вручную по чек-листу (docs/user_guide.md, раздел «Проверка установки»)</w:t>
+            </w:r>
+          </w:p>
+        </w:tc>
+        <w:tc>
+          <w:tcPr>
+            <w:tcW w:type="dxa" w:w="1497"/>
+            <w:tcMar>
+              <w:top w:type="dxa" w:w="40"/>
+              <w:left w:type="dxa" w:w="80"/>
+              <w:bottom w:type="dxa" w:w="40"/>
+              <w:right w:type="dxa" w:w="80"/>
+            </w:tcMar>
+          </w:tcPr>
+          <w:p>
+            <w:pPr>
+              <w:spacing w:after="0"/>
+            </w:pPr>
+            <w:r>
+              <w:rPr>
+                <w:rFonts w:ascii="Times New Roman" w:cs="Times New Roman" w:eastAsia="Times New Roman" w:hAnsi="Times New Roman"/>
+                <w:b w:val="false"/>
+                <w:bCs w:val="false"/>
+                <w:sz w:val="20"/>
+                <w:szCs w:val="20"/>
+              </w:rPr>
+              <w:t xml:space="preserve">время установки, проблемы</w:t>
+            </w:r>
+          </w:p>
+        </w:tc>
+        <w:tc>
+          <w:tcPr>
+            <w:tcW w:type="dxa" w:w="1123"/>
+            <w:tcMar>
+              <w:top w:type="dxa" w:w="40"/>
+              <w:left w:type="dxa" w:w="80"/>
+              <w:bottom w:type="dxa" w:w="40"/>
+              <w:right w:type="dxa" w:w="80"/>
+            </w:tcMar>
+          </w:tcPr>
+          <w:p>
+            <w:pPr>
+              <w:spacing w:after="0"/>
+            </w:pPr>
+            <w:r>
+              <w:rPr>
+                <w:rFonts w:ascii="Times New Roman" w:cs="Times New Roman" w:eastAsia="Times New Roman" w:hAnsi="Times New Roman"/>
+                <w:b w:val="false"/>
+                <w:bCs w:val="false"/>
+                <w:sz w:val="20"/>
+                <w:szCs w:val="20"/>
+              </w:rPr>
+              <w:t xml:space="preserve">не выполнен в среде разработки</w:t>
+            </w:r>
+          </w:p>
+        </w:tc>
+      </w:tr>
     </w:tbl>
     <w:p>
       <w:pPr>
@@ -11173,7 +11385,7 @@
       <w:r>
         <w:drawing>
           <wp:inline distT="0" distB="0" distL="0" distR="0">
-            <wp:extent cx="5400675" cy="6305550"/>
+            <wp:extent cx="5400675" cy="4505325"/>
             <wp:effectExtent t="0" r="0" b="0" l="0"/>
             <wp:docPr id="1" name="report_top.png" descr="Рисунок 4 — Начало HTML-отчёта (испытание 9): содержание, время и память по модулям, проверки входных данных" title="Рисунок 4 — Начало HTML-отчёта (испытание 9): содержание, время и память по модулям, проверки входных данных"/>
             <wp:cNvGraphicFramePr>
@@ -11198,7 +11410,7 @@
                   <pic:spPr bwMode="auto">
                     <a:xfrm>
                       <a:off x="0" y="0"/>
-                      <a:ext cx="5400675" cy="6305550"/>
+                      <a:ext cx="5400675" cy="4505325"/>
                     </a:xfrm>
                     <a:prstGeom prst="rect">
                       <a:avLst/>
@@ -11283,7 +11495,7 @@
         <w:rPr>
           <w:rFonts w:ascii="Times New Roman" w:cs="Times New Roman" w:eastAsia="Times New Roman" w:hAnsi="Times New Roman"/>
         </w:rPr>
-        <w:t xml:space="preserve"> Строгий профиль даёт 777 признаков для набора А и 1709 для набора Б; стандартный — 4351 и 7403. В отчёте стоит указать, что диапазон выполняется для набора А в строгом профиле, а для набора Б число устойчивых сигналов выше (большая когорта и другой батч).</w:t>
+        <w:t xml:space="preserve"> Строгий профиль даёт 776 признаков для набора А и 1709 для набора Б; стандартный — 4350 и 7403. В отчёте стоит указать, что диапазон выполняется для набора А в строгом профиле, а для набора Б число устойчивых сигналов выше (большая когорта и другой батч).</w:t>
       </w:r>
     </w:p>
     <w:p>
@@ -11336,7 +11548,7 @@
         <w:rPr>
           <w:rFonts w:ascii="Times New Roman" w:cs="Times New Roman" w:eastAsia="Times New Roman" w:hAnsi="Times New Roman"/>
         </w:rPr>
-        <w:t xml:space="preserve">Исходный код v1.0.0 одним архивом с датой и номером версии: UroMetabR_v1.0.0_2026-10-26.zip; листинг для депонирования — UroMetabR_v1.0.0_listing.txt (все файлы с номерами строк).</w:t>
+        <w:t xml:space="preserve">Исходный код v1.0.0 одним архивом с датой и номером версии: UroMetabR_v1.0.0_2026-10-27.zip; листинг для депонирования — UroMetabR_v1.0.0_listing.txt (все файлы с номерами строк).</w:t>
       </w:r>
     </w:p>
     <w:p>
@@ -11662,7 +11874,7 @@
                 <w:sz w:val="20"/>
                 <w:szCs w:val="20"/>
               </w:rPr>
-              <w:t xml:space="preserve">2.4</w:t>
+              <w:t xml:space="preserve">2.5</w:t>
             </w:r>
           </w:p>
         </w:tc>
@@ -11688,7 +11900,7 @@
                 <w:sz w:val="20"/>
                 <w:szCs w:val="20"/>
               </w:rPr>
-              <w:t xml:space="preserve">462</w:t>
+              <w:t xml:space="preserve">444</w:t>
             </w:r>
           </w:p>
         </w:tc>
@@ -11916,7 +12128,7 @@
                 <w:sz w:val="20"/>
                 <w:szCs w:val="20"/>
               </w:rPr>
-              <w:t xml:space="preserve">4.1</w:t>
+              <w:t xml:space="preserve">4.4</w:t>
             </w:r>
           </w:p>
         </w:tc>
@@ -11942,7 +12154,7 @@
                 <w:sz w:val="20"/>
                 <w:szCs w:val="20"/>
               </w:rPr>
-              <w:t xml:space="preserve">462</w:t>
+              <w:t xml:space="preserve">444</w:t>
             </w:r>
           </w:p>
         </w:tc>
@@ -12074,7 +12286,7 @@
                 <w:sz w:val="20"/>
                 <w:szCs w:val="20"/>
               </w:rPr>
-              <w:t xml:space="preserve">410</w:t>
+              <w:t xml:space="preserve">400</w:t>
             </w:r>
           </w:p>
         </w:tc>
@@ -12180,7 +12392,7 @@
                 <w:sz w:val="20"/>
                 <w:szCs w:val="20"/>
               </w:rPr>
-              <w:t xml:space="preserve">0.4</w:t>
+              <w:t xml:space="preserve">0.5</w:t>
             </w:r>
           </w:p>
         </w:tc>
@@ -12312,7 +12524,7 @@
                 <w:sz w:val="20"/>
                 <w:szCs w:val="20"/>
               </w:rPr>
-              <w:t xml:space="preserve">985.1</w:t>
+              <w:t xml:space="preserve">839.2</w:t>
             </w:r>
           </w:p>
         </w:tc>
@@ -12338,7 +12550,7 @@
                 <w:sz w:val="20"/>
                 <w:szCs w:val="20"/>
               </w:rPr>
-              <w:t xml:space="preserve">407</w:t>
+              <w:t xml:space="preserve">444</w:t>
             </w:r>
           </w:p>
         </w:tc>
@@ -12444,7 +12656,7 @@
                 <w:sz w:val="20"/>
                 <w:szCs w:val="20"/>
               </w:rPr>
-              <w:t xml:space="preserve">47.3</w:t>
+              <w:t xml:space="preserve">45.1</w:t>
             </w:r>
           </w:p>
         </w:tc>
@@ -12470,7 +12682,7 @@
                 <w:sz w:val="20"/>
                 <w:szCs w:val="20"/>
               </w:rPr>
-              <w:t xml:space="preserve">464</w:t>
+              <w:t xml:space="preserve">482</w:t>
             </w:r>
           </w:p>
         </w:tc>
@@ -12576,7 +12788,7 @@
                 <w:sz w:val="20"/>
                 <w:szCs w:val="20"/>
               </w:rPr>
-              <w:t xml:space="preserve">306.9</w:t>
+              <w:t xml:space="preserve">308.9</w:t>
             </w:r>
           </w:p>
         </w:tc>
@@ -12602,7 +12814,7 @@
                 <w:sz w:val="20"/>
                 <w:szCs w:val="20"/>
               </w:rPr>
-              <w:t xml:space="preserve">874</w:t>
+              <w:t xml:space="preserve">775</w:t>
             </w:r>
           </w:p>
         </w:tc>
@@ -12708,7 +12920,7 @@
                 <w:sz w:val="20"/>
                 <w:szCs w:val="20"/>
               </w:rPr>
-              <w:t xml:space="preserve">6.9</w:t>
+              <w:t xml:space="preserve">7.9</w:t>
             </w:r>
           </w:p>
         </w:tc>
@@ -12734,7 +12946,7 @@
                 <w:sz w:val="20"/>
                 <w:szCs w:val="20"/>
               </w:rPr>
-              <w:t xml:space="preserve">526</w:t>
+              <w:t xml:space="preserve">471</w:t>
             </w:r>
           </w:p>
         </w:tc>
@@ -12840,7 +13052,7 @@
                 <w:sz w:val="20"/>
                 <w:szCs w:val="20"/>
               </w:rPr>
-              <w:t xml:space="preserve">2</w:t>
+              <w:t xml:space="preserve">1.7</w:t>
             </w:r>
           </w:p>
         </w:tc>
@@ -12866,7 +13078,7 @@
                 <w:sz w:val="20"/>
                 <w:szCs w:val="20"/>
               </w:rPr>
-              <w:t xml:space="preserve">328</w:t>
+              <w:t xml:space="preserve">339</w:t>
             </w:r>
           </w:p>
         </w:tc>
@@ -13741,1387 +13953,1342 @@
           <w:sz w:val="15"/>
           <w:szCs w:val="15"/>
         </w:rPr>
-        <w:t xml:space="preserve">12:59:43  UroMetabR 1.0.0 (2026-10-26); R 4.3.3; Ubuntu 24.04.5 LTS</w:t>
-      </w:r>
-    </w:p>
-    <w:p>
-      <w:pPr>
-        <w:keepLines/>
-        <w:shd w:fill="F4F4F4" w:color="auto" w:val="clear"/>
-        <w:spacing w:after="0" w:line="220"/>
-      </w:pPr>
-      <w:r>
-        <w:rPr>
-          <w:rFonts w:ascii="Consolas" w:cs="Consolas" w:eastAsia="Consolas" w:hAnsi="Consolas"/>
-          <w:sz w:val="15"/>
-          <w:szCs w:val="15"/>
-        </w:rPr>
-        <w:t xml:space="preserve">12:59:43  Проект: /home/user/metab/runs/ispytaniya/work/setA_full; модули 0–9; seed 20261026</w:t>
-      </w:r>
-    </w:p>
-    <w:p>
-      <w:pPr>
-        <w:keepLines/>
-        <w:shd w:fill="F4F4F4" w:color="auto" w:val="clear"/>
-        <w:spacing w:after="0" w:line="220"/>
-      </w:pPr>
-      <w:r>
-        <w:rPr>
-          <w:rFonts w:ascii="Consolas" w:cs="Consolas" w:eastAsia="Consolas" w:hAnsi="Consolas"/>
-          <w:sz w:val="15"/>
-          <w:szCs w:val="15"/>
-        </w:rPr>
-        <w:t xml:space="preserve">12:59:43  === Модуль 0. Загрузка и проверка входных данных</w:t>
-      </w:r>
-    </w:p>
-    <w:p>
-      <w:pPr>
-        <w:keepLines/>
-        <w:shd w:fill="F4F4F4" w:color="auto" w:val="clear"/>
-        <w:spacing w:after="0" w:line="220"/>
-      </w:pPr>
-      <w:r>
-        <w:rPr>
-          <w:rFonts w:ascii="Consolas" w:cs="Consolas" w:eastAsia="Consolas" w:hAnsi="Consolas"/>
-          <w:sz w:val="15"/>
-          <w:szCs w:val="15"/>
-        </w:rPr>
-        <w:t xml:space="preserve">12:59:44    [ок] Метаданные: 128 строк; группы: BC 67, Control 40, QC 21</w:t>
-      </w:r>
-    </w:p>
-    <w:p>
-      <w:pPr>
-        <w:keepLines/>
-        <w:shd w:fill="F4F4F4" w:color="auto" w:val="clear"/>
-        <w:spacing w:after="0" w:line="220"/>
-      </w:pPr>
-      <w:r>
-        <w:rPr>
-          <w:rFonts w:ascii="Consolas" w:cs="Consolas" w:eastAsia="Consolas" w:hAnsi="Consolas"/>
-          <w:sz w:val="15"/>
-          <w:szCs w:val="15"/>
-        </w:rPr>
-        <w:t xml:space="preserve">12:59:44    [ок] Таблица признаков: пробы по строкам: 128 инъекций × 12930 признаков; пропусков 48.7%</w:t>
-      </w:r>
-    </w:p>
-    <w:p>
-      <w:pPr>
-        <w:keepLines/>
-        <w:shd w:fill="F4F4F4" w:color="auto" w:val="clear"/>
-        <w:spacing w:after="0" w:line="220"/>
-      </w:pPr>
-      <w:r>
-        <w:rPr>
-          <w:rFonts w:ascii="Consolas" w:cs="Consolas" w:eastAsia="Consolas" w:hAnsi="Consolas"/>
-          <w:sz w:val="15"/>
-          <w:szCs w:val="15"/>
-        </w:rPr>
-        <w:t xml:space="preserve">12:59:44    [ошибка] Порядок ввода: не указан — принят порядок строк/файлов</w:t>
-      </w:r>
-    </w:p>
-    <w:p>
-      <w:pPr>
-        <w:keepLines/>
-        <w:shd w:fill="F4F4F4" w:color="auto" w:val="clear"/>
-        <w:spacing w:after="0" w:line="220"/>
-      </w:pPr>
-      <w:r>
-        <w:rPr>
-          <w:rFonts w:ascii="Consolas" w:cs="Consolas" w:eastAsia="Consolas" w:hAnsi="Consolas"/>
-          <w:sz w:val="15"/>
-          <w:szCs w:val="15"/>
-        </w:rPr>
-        <w:t xml:space="preserve">12:59:44    [ок] Группы сравнения: BC 64, Control 40</w:t>
-      </w:r>
-    </w:p>
-    <w:p>
-      <w:pPr>
-        <w:keepLines/>
-        <w:shd w:fill="F4F4F4" w:color="auto" w:val="clear"/>
-        <w:spacing w:after="0" w:line="220"/>
-      </w:pPr>
-      <w:r>
-        <w:rPr>
-          <w:rFonts w:ascii="Consolas" w:cs="Consolas" w:eastAsia="Consolas" w:hAnsi="Consolas"/>
-          <w:sz w:val="15"/>
-          <w:szCs w:val="15"/>
-        </w:rPr>
-        <w:t xml:space="preserve">12:59:44    [ок] Образцы QC: 21; фильтр RSD будет применён</w:t>
-      </w:r>
-    </w:p>
-    <w:p>
-      <w:pPr>
-        <w:keepLines/>
-        <w:shd w:fill="F4F4F4" w:color="auto" w:val="clear"/>
-        <w:spacing w:after="0" w:line="220"/>
-      </w:pPr>
-      <w:r>
-        <w:rPr>
-          <w:rFonts w:ascii="Consolas" w:cs="Consolas" w:eastAsia="Consolas" w:hAnsi="Consolas"/>
-          <w:sz w:val="15"/>
-          <w:szCs w:val="15"/>
-        </w:rPr>
-        <w:t xml:space="preserve">12:59:44    [ок] Повторные измерения: 0 образцов имеют &gt; 1 инъекции</w:t>
-      </w:r>
-    </w:p>
-    <w:p>
-      <w:pPr>
-        <w:keepLines/>
-        <w:shd w:fill="F4F4F4" w:color="auto" w:val="clear"/>
-        <w:spacing w:after="0" w:line="220"/>
-      </w:pPr>
-      <w:r>
-        <w:rPr>
-          <w:rFonts w:ascii="Consolas" w:cs="Consolas" w:eastAsia="Consolas" w:hAnsi="Consolas"/>
-          <w:sz w:val="15"/>
-          <w:szCs w:val="15"/>
-        </w:rPr>
-        <w:t xml:space="preserve">12:59:44    [ошибка] Доля пропусков в образцах: 52.2% (допустимо по ТЗ до 20–30%)</w:t>
-      </w:r>
-    </w:p>
-    <w:p>
-      <w:pPr>
-        <w:keepLines/>
-        <w:shd w:fill="F4F4F4" w:color="auto" w:val="clear"/>
-        <w:spacing w:after="0" w:line="220"/>
-      </w:pPr>
-      <w:r>
-        <w:rPr>
-          <w:rFonts w:ascii="Consolas" w:cs="Consolas" w:eastAsia="Consolas" w:hAnsi="Consolas"/>
-          <w:sz w:val="15"/>
-          <w:szCs w:val="15"/>
-        </w:rPr>
-        <w:t xml:space="preserve">12:59:46  Модуль 0: выполнен, 2.4 с, пиковая память R 462 МБ</w:t>
-      </w:r>
-    </w:p>
-    <w:p>
-      <w:pPr>
-        <w:keepLines/>
-        <w:shd w:fill="F4F4F4" w:color="auto" w:val="clear"/>
-        <w:spacing w:after="0" w:line="220"/>
-      </w:pPr>
-      <w:r>
-        <w:rPr>
-          <w:rFonts w:ascii="Consolas" w:cs="Consolas" w:eastAsia="Consolas" w:hAnsi="Consolas"/>
-          <w:sz w:val="15"/>
-          <w:szCs w:val="15"/>
-        </w:rPr>
-        <w:t xml:space="preserve">12:59:46  Модуль 1 пропущен: на входе готовая таблица признаков</w:t>
-      </w:r>
-    </w:p>
-    <w:p>
-      <w:pPr>
-        <w:keepLines/>
-        <w:shd w:fill="F4F4F4" w:color="auto" w:val="clear"/>
-        <w:spacing w:after="0" w:line="220"/>
-      </w:pPr>
-      <w:r>
-        <w:rPr>
-          <w:rFonts w:ascii="Consolas" w:cs="Consolas" w:eastAsia="Consolas" w:hAnsi="Consolas"/>
-          <w:sz w:val="15"/>
-          <w:szCs w:val="15"/>
-        </w:rPr>
-        <w:t xml:space="preserve">12:59:46  === Модуль 2. Контроль качества</w:t>
-      </w:r>
-    </w:p>
-    <w:p>
-      <w:pPr>
-        <w:keepLines/>
-        <w:shd w:fill="F4F4F4" w:color="auto" w:val="clear"/>
-        <w:spacing w:after="0" w:line="220"/>
-      </w:pPr>
-      <w:r>
-        <w:rPr>
-          <w:rFonts w:ascii="Consolas" w:cs="Consolas" w:eastAsia="Consolas" w:hAnsi="Consolas"/>
-          <w:sz w:val="15"/>
-          <w:szCs w:val="15"/>
-        </w:rPr>
-        <w:t xml:space="preserve">12:59:47    Инъекций всего: 125</w:t>
-      </w:r>
-    </w:p>
-    <w:p>
-      <w:pPr>
-        <w:keepLines/>
-        <w:shd w:fill="F4F4F4" w:color="auto" w:val="clear"/>
-        <w:spacing w:after="0" w:line="220"/>
-      </w:pPr>
-      <w:r>
-        <w:rPr>
-          <w:rFonts w:ascii="Consolas" w:cs="Consolas" w:eastAsia="Consolas" w:hAnsi="Consolas"/>
-          <w:sz w:val="15"/>
-          <w:szCs w:val="15"/>
-        </w:rPr>
-        <w:t xml:space="preserve">12:59:47    из них QC: 21</w:t>
-      </w:r>
-    </w:p>
-    <w:p>
-      <w:pPr>
-        <w:keepLines/>
-        <w:shd w:fill="F4F4F4" w:color="auto" w:val="clear"/>
-        <w:spacing w:after="0" w:line="220"/>
-      </w:pPr>
-      <w:r>
-        <w:rPr>
-          <w:rFonts w:ascii="Consolas" w:cs="Consolas" w:eastAsia="Consolas" w:hAnsi="Consolas"/>
-          <w:sz w:val="15"/>
-          <w:szCs w:val="15"/>
-        </w:rPr>
-        <w:t xml:space="preserve">12:59:47    Признаков: 12930</w:t>
-      </w:r>
-    </w:p>
-    <w:p>
-      <w:pPr>
-        <w:keepLines/>
-        <w:shd w:fill="F4F4F4" w:color="auto" w:val="clear"/>
-        <w:spacing w:after="0" w:line="220"/>
-      </w:pPr>
-      <w:r>
-        <w:rPr>
-          <w:rFonts w:ascii="Consolas" w:cs="Consolas" w:eastAsia="Consolas" w:hAnsi="Consolas"/>
-          <w:sz w:val="15"/>
-          <w:szCs w:val="15"/>
-        </w:rPr>
-        <w:t xml:space="preserve">12:59:47    Пропусков, все инъекции, %: 48.6</w:t>
-      </w:r>
-    </w:p>
-    <w:p>
-      <w:pPr>
-        <w:keepLines/>
-        <w:shd w:fill="F4F4F4" w:color="auto" w:val="clear"/>
-        <w:spacing w:after="0" w:line="220"/>
-      </w:pPr>
-      <w:r>
-        <w:rPr>
-          <w:rFonts w:ascii="Consolas" w:cs="Consolas" w:eastAsia="Consolas" w:hAnsi="Consolas"/>
-          <w:sz w:val="15"/>
-          <w:szCs w:val="15"/>
-        </w:rPr>
-        <w:t xml:space="preserve">12:59:47    Пропусков в образцах, %: 52.2</w:t>
-      </w:r>
-    </w:p>
-    <w:p>
-      <w:pPr>
-        <w:keepLines/>
-        <w:shd w:fill="F4F4F4" w:color="auto" w:val="clear"/>
-        <w:spacing w:after="0" w:line="220"/>
-      </w:pPr>
-      <w:r>
-        <w:rPr>
-          <w:rFonts w:ascii="Consolas" w:cs="Consolas" w:eastAsia="Consolas" w:hAnsi="Consolas"/>
-          <w:sz w:val="15"/>
-          <w:szCs w:val="15"/>
-        </w:rPr>
-        <w:t xml:space="preserve">12:59:47    Пропусков в QC, %: 30.6</w:t>
-      </w:r>
-    </w:p>
-    <w:p>
-      <w:pPr>
-        <w:keepLines/>
-        <w:shd w:fill="F4F4F4" w:color="auto" w:val="clear"/>
-        <w:spacing w:after="0" w:line="220"/>
-      </w:pPr>
-      <w:r>
-        <w:rPr>
-          <w:rFonts w:ascii="Consolas" w:cs="Consolas" w:eastAsia="Consolas" w:hAnsi="Consolas"/>
-          <w:sz w:val="15"/>
-          <w:szCs w:val="15"/>
-        </w:rPr>
-        <w:t xml:space="preserve">12:59:47    Медианный RSD в QC, %: 24.2</w:t>
-      </w:r>
-    </w:p>
-    <w:p>
-      <w:pPr>
-        <w:keepLines/>
-        <w:shd w:fill="F4F4F4" w:color="auto" w:val="clear"/>
-        <w:spacing w:after="0" w:line="220"/>
-      </w:pPr>
-      <w:r>
-        <w:rPr>
-          <w:rFonts w:ascii="Consolas" w:cs="Consolas" w:eastAsia="Consolas" w:hAnsi="Consolas"/>
-          <w:sz w:val="15"/>
-          <w:szCs w:val="15"/>
-        </w:rPr>
-        <w:t xml:space="preserve">12:59:51  Модуль 2: выполнен, 4.1 с, пиковая память R 462 МБ</w:t>
-      </w:r>
-    </w:p>
-    <w:p>
-      <w:pPr>
-        <w:keepLines/>
-        <w:shd w:fill="F4F4F4" w:color="auto" w:val="clear"/>
-        <w:spacing w:after="0" w:line="220"/>
-      </w:pPr>
-      <w:r>
-        <w:rPr>
-          <w:rFonts w:ascii="Consolas" w:cs="Consolas" w:eastAsia="Consolas" w:hAnsi="Consolas"/>
-          <w:sz w:val="15"/>
-          <w:szCs w:val="15"/>
-        </w:rPr>
-        <w:t xml:space="preserve">12:59:51  === Модуль 3. Фильтр устойчивых признаков</w:t>
-      </w:r>
-    </w:p>
-    <w:p>
-      <w:pPr>
-        <w:keepLines/>
-        <w:shd w:fill="F4F4F4" w:color="auto" w:val="clear"/>
-        <w:spacing w:after="0" w:line="220"/>
-      </w:pPr>
-      <w:r>
-        <w:rPr>
-          <w:rFonts w:ascii="Consolas" w:cs="Consolas" w:eastAsia="Consolas" w:hAnsi="Consolas"/>
-          <w:sz w:val="15"/>
-          <w:szCs w:val="15"/>
-        </w:rPr>
-        <w:t xml:space="preserve">12:59:52    [стандартный] Исходно: 12930</w:t>
-      </w:r>
-    </w:p>
-    <w:p>
-      <w:pPr>
-        <w:keepLines/>
-        <w:shd w:fill="F4F4F4" w:color="auto" w:val="clear"/>
-        <w:spacing w:after="0" w:line="220"/>
-      </w:pPr>
-      <w:r>
-        <w:rPr>
-          <w:rFonts w:ascii="Consolas" w:cs="Consolas" w:eastAsia="Consolas" w:hAnsi="Consolas"/>
-          <w:sz w:val="15"/>
-          <w:szCs w:val="15"/>
-        </w:rPr>
-        <w:t xml:space="preserve">12:59:52    [стандартный] Присутствие ≥ 50% хотя бы в одной группе: 6419</w:t>
-      </w:r>
-    </w:p>
-    <w:p>
-      <w:pPr>
-        <w:keepLines/>
-        <w:shd w:fill="F4F4F4" w:color="auto" w:val="clear"/>
-        <w:spacing w:after="0" w:line="220"/>
-      </w:pPr>
-      <w:r>
-        <w:rPr>
-          <w:rFonts w:ascii="Consolas" w:cs="Consolas" w:eastAsia="Consolas" w:hAnsi="Consolas"/>
-          <w:sz w:val="15"/>
-          <w:szCs w:val="15"/>
-        </w:rPr>
-        <w:t xml:space="preserve">12:59:52    [стандартный] Обнаружение в QC ≥ 80%: 5887</w:t>
-      </w:r>
-    </w:p>
-    <w:p>
-      <w:pPr>
-        <w:keepLines/>
-        <w:shd w:fill="F4F4F4" w:color="auto" w:val="clear"/>
-        <w:spacing w:after="0" w:line="220"/>
-      </w:pPr>
-      <w:r>
-        <w:rPr>
-          <w:rFonts w:ascii="Consolas" w:cs="Consolas" w:eastAsia="Consolas" w:hAnsi="Consolas"/>
-          <w:sz w:val="15"/>
-          <w:szCs w:val="15"/>
-        </w:rPr>
-        <w:t xml:space="preserve">12:59:52    [стандартный] RSD в QC ≤ 30%: 4351</w:t>
-      </w:r>
-    </w:p>
-    <w:p>
-      <w:pPr>
-        <w:keepLines/>
-        <w:shd w:fill="F4F4F4" w:color="auto" w:val="clear"/>
-        <w:spacing w:after="0" w:line="220"/>
-      </w:pPr>
-      <w:r>
-        <w:rPr>
-          <w:rFonts w:ascii="Consolas" w:cs="Consolas" w:eastAsia="Consolas" w:hAnsi="Consolas"/>
-          <w:sz w:val="15"/>
-          <w:szCs w:val="15"/>
-        </w:rPr>
-        <w:t xml:space="preserve">12:59:52    [строгий] Исходно: 12930</w:t>
-      </w:r>
-    </w:p>
-    <w:p>
-      <w:pPr>
-        <w:keepLines/>
-        <w:shd w:fill="F4F4F4" w:color="auto" w:val="clear"/>
-        <w:spacing w:after="0" w:line="220"/>
-      </w:pPr>
-      <w:r>
-        <w:rPr>
-          <w:rFonts w:ascii="Consolas" w:cs="Consolas" w:eastAsia="Consolas" w:hAnsi="Consolas"/>
-          <w:sz w:val="15"/>
-          <w:szCs w:val="15"/>
-        </w:rPr>
-        <w:t xml:space="preserve">12:59:52    [строгий] Обнаружение в ≥ 100% всех образцов: 1065</w:t>
-      </w:r>
-    </w:p>
-    <w:p>
-      <w:pPr>
-        <w:keepLines/>
-        <w:shd w:fill="F4F4F4" w:color="auto" w:val="clear"/>
-        <w:spacing w:after="0" w:line="220"/>
-      </w:pPr>
-      <w:r>
-        <w:rPr>
-          <w:rFonts w:ascii="Consolas" w:cs="Consolas" w:eastAsia="Consolas" w:hAnsi="Consolas"/>
-          <w:sz w:val="15"/>
-          <w:szCs w:val="15"/>
-        </w:rPr>
-        <w:t xml:space="preserve">12:59:52    [строгий] Обнаружение в QC ≥ 80%: 1065</w:t>
-      </w:r>
-    </w:p>
-    <w:p>
-      <w:pPr>
-        <w:keepLines/>
-        <w:shd w:fill="F4F4F4" w:color="auto" w:val="clear"/>
-        <w:spacing w:after="0" w:line="220"/>
-      </w:pPr>
-      <w:r>
-        <w:rPr>
-          <w:rFonts w:ascii="Consolas" w:cs="Consolas" w:eastAsia="Consolas" w:hAnsi="Consolas"/>
-          <w:sz w:val="15"/>
-          <w:szCs w:val="15"/>
-        </w:rPr>
-        <w:t xml:space="preserve">12:59:52    [строгий] RSD в QC ≤ 15%: 777</w:t>
-      </w:r>
-    </w:p>
-    <w:p>
-      <w:pPr>
-        <w:keepLines/>
-        <w:shd w:fill="F4F4F4" w:color="auto" w:val="clear"/>
-        <w:spacing w:after="0" w:line="220"/>
-      </w:pPr>
-      <w:r>
-        <w:rPr>
-          <w:rFonts w:ascii="Consolas" w:cs="Consolas" w:eastAsia="Consolas" w:hAnsi="Consolas"/>
-          <w:sz w:val="15"/>
-          <w:szCs w:val="15"/>
-        </w:rPr>
-        <w:t xml:space="preserve">12:59:52    Устойчивых признаков: стандартный профиль 4351, строгий 777 (целевой диапазон базы признаков 300–800: строгий профиль в пределах)</w:t>
-      </w:r>
-    </w:p>
-    <w:p>
-      <w:pPr>
-        <w:keepLines/>
-        <w:shd w:fill="F4F4F4" w:color="auto" w:val="clear"/>
-        <w:spacing w:after="0" w:line="220"/>
-      </w:pPr>
-      <w:r>
-        <w:rPr>
-          <w:rFonts w:ascii="Consolas" w:cs="Consolas" w:eastAsia="Consolas" w:hAnsi="Consolas"/>
-          <w:sz w:val="15"/>
-          <w:szCs w:val="15"/>
-        </w:rPr>
-        <w:t xml:space="preserve">12:59:52    Для анализа (модули 4–8) используется стандартный профиль: 4351 признаков; для базы признаков (модуль 9) — строгий</w:t>
-      </w:r>
-    </w:p>
-    <w:p>
-      <w:pPr>
-        <w:keepLines/>
-        <w:shd w:fill="F4F4F4" w:color="auto" w:val="clear"/>
-        <w:spacing w:after="0" w:line="220"/>
-      </w:pPr>
-      <w:r>
-        <w:rPr>
-          <w:rFonts w:ascii="Consolas" w:cs="Consolas" w:eastAsia="Consolas" w:hAnsi="Consolas"/>
-          <w:sz w:val="15"/>
-          <w:szCs w:val="15"/>
-        </w:rPr>
-        <w:t xml:space="preserve">12:59:53  Модуль 3: выполнен, 1.0 с, пиковая память R 410 МБ</w:t>
-      </w:r>
-    </w:p>
-    <w:p>
-      <w:pPr>
-        <w:keepLines/>
-        <w:shd w:fill="F4F4F4" w:color="auto" w:val="clear"/>
-        <w:spacing w:after="0" w:line="220"/>
-      </w:pPr>
-      <w:r>
-        <w:rPr>
-          <w:rFonts w:ascii="Consolas" w:cs="Consolas" w:eastAsia="Consolas" w:hAnsi="Consolas"/>
-          <w:sz w:val="15"/>
-          <w:szCs w:val="15"/>
-        </w:rPr>
-        <w:t xml:space="preserve">12:59:53  === Модуль 4. Удаление QC, усреднение повторов, сортировка</w:t>
-      </w:r>
-    </w:p>
-    <w:p>
-      <w:pPr>
-        <w:keepLines/>
-        <w:shd w:fill="F4F4F4" w:color="auto" w:val="clear"/>
-        <w:spacing w:after="0" w:line="220"/>
-      </w:pPr>
-      <w:r>
-        <w:rPr>
-          <w:rFonts w:ascii="Consolas" w:cs="Consolas" w:eastAsia="Consolas" w:hAnsi="Consolas"/>
-          <w:sz w:val="15"/>
-          <w:szCs w:val="15"/>
-        </w:rPr>
-        <w:t xml:space="preserve">12:59:53    Удалены QC и бланки: осталось 104 инъекций</w:t>
-      </w:r>
-    </w:p>
-    <w:p>
-      <w:pPr>
-        <w:keepLines/>
-        <w:shd w:fill="F4F4F4" w:color="auto" w:val="clear"/>
-        <w:spacing w:after="0" w:line="220"/>
-      </w:pPr>
-      <w:r>
-        <w:rPr>
-          <w:rFonts w:ascii="Consolas" w:cs="Consolas" w:eastAsia="Consolas" w:hAnsi="Consolas"/>
-          <w:sz w:val="15"/>
-          <w:szCs w:val="15"/>
-        </w:rPr>
-        <w:t xml:space="preserve">12:59:53    Матрица образцов: 104 × 4351; группы: BC 64, Control 40</w:t>
-      </w:r>
-    </w:p>
-    <w:p>
-      <w:pPr>
-        <w:keepLines/>
-        <w:shd w:fill="F4F4F4" w:color="auto" w:val="clear"/>
-        <w:spacing w:after="0" w:line="220"/>
-      </w:pPr>
-      <w:r>
-        <w:rPr>
-          <w:rFonts w:ascii="Consolas" w:cs="Consolas" w:eastAsia="Consolas" w:hAnsi="Consolas"/>
-          <w:sz w:val="15"/>
-          <w:szCs w:val="15"/>
-        </w:rPr>
-        <w:t xml:space="preserve">12:59:54  Модуль 4: выполнен, 0.4 с, пиковая память R 260 МБ</w:t>
-      </w:r>
-    </w:p>
-    <w:p>
-      <w:pPr>
-        <w:keepLines/>
-        <w:shd w:fill="F4F4F4" w:color="auto" w:val="clear"/>
-        <w:spacing w:after="0" w:line="220"/>
-      </w:pPr>
-      <w:r>
-        <w:rPr>
-          <w:rFonts w:ascii="Consolas" w:cs="Consolas" w:eastAsia="Consolas" w:hAnsi="Consolas"/>
-          <w:sz w:val="15"/>
-          <w:szCs w:val="15"/>
-        </w:rPr>
-        <w:t xml:space="preserve">12:59:54  === Модуль 5. Заполнение пропусков</w:t>
-      </w:r>
-    </w:p>
-    <w:p>
-      <w:pPr>
-        <w:keepLines/>
-        <w:shd w:fill="F4F4F4" w:color="auto" w:val="clear"/>
-        <w:spacing w:after="0" w:line="220"/>
-      </w:pPr>
-      <w:r>
-        <w:rPr>
-          <w:rFonts w:ascii="Consolas" w:cs="Consolas" w:eastAsia="Consolas" w:hAnsi="Consolas"/>
-          <w:sz w:val="15"/>
-          <w:szCs w:val="15"/>
-        </w:rPr>
-        <w:t xml:space="preserve">12:59:54    Пропусков: 12.9% (58430 значений); метод: rf</w:t>
-      </w:r>
-    </w:p>
-    <w:p>
-      <w:pPr>
-        <w:keepLines/>
-        <w:shd w:fill="F4F4F4" w:color="auto" w:val="clear"/>
-        <w:spacing w:after="0" w:line="220"/>
-      </w:pPr>
-      <w:r>
-        <w:rPr>
-          <w:rFonts w:ascii="Consolas" w:cs="Consolas" w:eastAsia="Consolas" w:hAnsi="Consolas"/>
-          <w:sz w:val="15"/>
-          <w:szCs w:val="15"/>
-        </w:rPr>
-        <w:t xml:space="preserve">13:02:37      итерация 1: относительное изменение 3.03e-04</w:t>
-      </w:r>
-    </w:p>
-    <w:p>
-      <w:pPr>
-        <w:keepLines/>
-        <w:shd w:fill="F4F4F4" w:color="auto" w:val="clear"/>
-        <w:spacing w:after="0" w:line="220"/>
-      </w:pPr>
-      <w:r>
-        <w:rPr>
-          <w:rFonts w:ascii="Consolas" w:cs="Consolas" w:eastAsia="Consolas" w:hAnsi="Consolas"/>
-          <w:sz w:val="15"/>
-          <w:szCs w:val="15"/>
-        </w:rPr>
-        <w:t xml:space="preserve">13:05:18      итерация 2: относительное изменение 2.19e-05</w:t>
-      </w:r>
-    </w:p>
-    <w:p>
-      <w:pPr>
-        <w:keepLines/>
-        <w:shd w:fill="F4F4F4" w:color="auto" w:val="clear"/>
-        <w:spacing w:after="0" w:line="220"/>
-      </w:pPr>
-      <w:r>
-        <w:rPr>
-          <w:rFonts w:ascii="Consolas" w:cs="Consolas" w:eastAsia="Consolas" w:hAnsi="Consolas"/>
-          <w:sz w:val="15"/>
-          <w:szCs w:val="15"/>
-        </w:rPr>
-        <w:t xml:space="preserve">13:08:05      итерация 3: относительное изменение 1.56e-05</w:t>
-      </w:r>
-    </w:p>
-    <w:p>
-      <w:pPr>
-        <w:keepLines/>
-        <w:shd w:fill="F4F4F4" w:color="auto" w:val="clear"/>
-        <w:spacing w:after="0" w:line="220"/>
-      </w:pPr>
-      <w:r>
-        <w:rPr>
-          <w:rFonts w:ascii="Consolas" w:cs="Consolas" w:eastAsia="Consolas" w:hAnsi="Consolas"/>
-          <w:sz w:val="15"/>
-          <w:szCs w:val="15"/>
-        </w:rPr>
-        <w:t xml:space="preserve">13:10:51      итерация 4: относительное изменение 1.51e-05</w:t>
-      </w:r>
-    </w:p>
-    <w:p>
-      <w:pPr>
-        <w:keepLines/>
-        <w:shd w:fill="F4F4F4" w:color="auto" w:val="clear"/>
-        <w:spacing w:after="0" w:line="220"/>
-      </w:pPr>
-      <w:r>
-        <w:rPr>
-          <w:rFonts w:ascii="Consolas" w:cs="Consolas" w:eastAsia="Consolas" w:hAnsi="Consolas"/>
-          <w:sz w:val="15"/>
-          <w:szCs w:val="15"/>
-        </w:rPr>
-        <w:t xml:space="preserve">13:13:34      итерация 5: относительное изменение 1.49e-05</w:t>
-      </w:r>
-    </w:p>
-    <w:p>
-      <w:pPr>
-        <w:keepLines/>
-        <w:shd w:fill="F4F4F4" w:color="auto" w:val="clear"/>
-        <w:spacing w:after="0" w:line="220"/>
-      </w:pPr>
-      <w:r>
-        <w:rPr>
-          <w:rFonts w:ascii="Consolas" w:cs="Consolas" w:eastAsia="Consolas" w:hAnsi="Consolas"/>
-          <w:sz w:val="15"/>
-          <w:szCs w:val="15"/>
-        </w:rPr>
-        <w:t xml:space="preserve">13:16:19      итерация 6: относительное изменение 1.52e-05</w:t>
-      </w:r>
-    </w:p>
-    <w:p>
-      <w:pPr>
-        <w:keepLines/>
-        <w:shd w:fill="F4F4F4" w:color="auto" w:val="clear"/>
-        <w:spacing w:after="0" w:line="220"/>
-      </w:pPr>
-      <w:r>
-        <w:rPr>
-          <w:rFonts w:ascii="Consolas" w:cs="Consolas" w:eastAsia="Consolas" w:hAnsi="Consolas"/>
-          <w:sz w:val="15"/>
-          <w:szCs w:val="15"/>
-        </w:rPr>
-        <w:t xml:space="preserve">13:16:19    Случайный лес (алгоритм missForest): итераций 6, оценка NRMSE (OOB) 0.751</w:t>
-      </w:r>
-    </w:p>
-    <w:p>
-      <w:pPr>
-        <w:keepLines/>
-        <w:shd w:fill="F4F4F4" w:color="auto" w:val="clear"/>
-        <w:spacing w:after="0" w:line="220"/>
-      </w:pPr>
-      <w:r>
-        <w:rPr>
-          <w:rFonts w:ascii="Consolas" w:cs="Consolas" w:eastAsia="Consolas" w:hAnsi="Consolas"/>
-          <w:sz w:val="15"/>
-          <w:szCs w:val="15"/>
-        </w:rPr>
-        <w:t xml:space="preserve">13:16:20  Модуль 5: выполнен, 985.1 с, пиковая память R 407 МБ</w:t>
-      </w:r>
-    </w:p>
-    <w:p>
-      <w:pPr>
-        <w:keepLines/>
-        <w:shd w:fill="F4F4F4" w:color="auto" w:val="clear"/>
-        <w:spacing w:after="0" w:line="220"/>
-      </w:pPr>
-      <w:r>
-        <w:rPr>
-          <w:rFonts w:ascii="Consolas" w:cs="Consolas" w:eastAsia="Consolas" w:hAnsi="Consolas"/>
-          <w:sz w:val="15"/>
-          <w:szCs w:val="15"/>
-        </w:rPr>
-        <w:t xml:space="preserve">13:16:20  === Модуль 6. Коррекция сигнала и логарифмирование</w:t>
-      </w:r>
-    </w:p>
-    <w:p>
-      <w:pPr>
-        <w:keepLines/>
-        <w:shd w:fill="F4F4F4" w:color="auto" w:val="clear"/>
-        <w:spacing w:after="0" w:line="220"/>
-      </w:pPr>
-      <w:r>
-        <w:rPr>
-          <w:rFonts w:ascii="Consolas" w:cs="Consolas" w:eastAsia="Consolas" w:hAnsi="Consolas"/>
-          <w:sz w:val="15"/>
-          <w:szCs w:val="15"/>
-        </w:rPr>
-        <w:t xml:space="preserve">13:17:00    EigenMS: найдено и удалено трендов систематической ошибки: 14 (перестановок 200)</w:t>
-      </w:r>
-    </w:p>
-    <w:p>
-      <w:pPr>
-        <w:keepLines/>
-        <w:shd w:fill="F4F4F4" w:color="auto" w:val="clear"/>
-        <w:spacing w:after="0" w:line="220"/>
-      </w:pPr>
-      <w:r>
-        <w:rPr>
-          <w:rFonts w:ascii="Consolas" w:cs="Consolas" w:eastAsia="Consolas" w:hAnsi="Consolas"/>
-          <w:sz w:val="15"/>
-          <w:szCs w:val="15"/>
-        </w:rPr>
-        <w:t xml:space="preserve">13:17:08  Модуль 6: выполнен, 47.3 с, пиковая память R 464 МБ</w:t>
-      </w:r>
-    </w:p>
-    <w:p>
-      <w:pPr>
-        <w:keepLines/>
-        <w:shd w:fill="F4F4F4" w:color="auto" w:val="clear"/>
-        <w:spacing w:after="0" w:line="220"/>
-      </w:pPr>
-      <w:r>
-        <w:rPr>
-          <w:rFonts w:ascii="Consolas" w:cs="Consolas" w:eastAsia="Consolas" w:hAnsi="Consolas"/>
-          <w:sz w:val="15"/>
-          <w:szCs w:val="15"/>
-        </w:rPr>
-        <w:t xml:space="preserve">--- модули 7–9 пересчитаны после перехода на отбор без EigenMS (26.10.2026) ---</w:t>
-      </w:r>
-    </w:p>
-    <w:p>
-      <w:pPr>
-        <w:keepLines/>
-        <w:shd w:fill="F4F4F4" w:color="auto" w:val="clear"/>
-        <w:spacing w:after="0" w:line="220"/>
-      </w:pPr>
-      <w:r>
-        <w:rPr>
-          <w:rFonts w:ascii="Consolas" w:cs="Consolas" w:eastAsia="Consolas" w:hAnsi="Consolas"/>
-          <w:sz w:val="15"/>
-          <w:szCs w:val="15"/>
-        </w:rPr>
-        <w:t xml:space="preserve">21:27:33  UroMetabR 1.0.0 (2026-10-26); R 4.3.3; Ubuntu 24.04.5 LTS</w:t>
-      </w:r>
-    </w:p>
-    <w:p>
-      <w:pPr>
-        <w:keepLines/>
-        <w:shd w:fill="F4F4F4" w:color="auto" w:val="clear"/>
-        <w:spacing w:after="0" w:line="220"/>
-      </w:pPr>
-      <w:r>
-        <w:rPr>
-          <w:rFonts w:ascii="Consolas" w:cs="Consolas" w:eastAsia="Consolas" w:hAnsi="Consolas"/>
-          <w:sz w:val="15"/>
-          <w:szCs w:val="15"/>
-        </w:rPr>
-        <w:t xml:space="preserve">21:27:33  Проект: /home/user/metab/runs/ispytaniya/work/setA_full; модули 7–9; seed 20261026</w:t>
-      </w:r>
-    </w:p>
-    <w:p>
-      <w:pPr>
-        <w:keepLines/>
-        <w:shd w:fill="F4F4F4" w:color="auto" w:val="clear"/>
-        <w:spacing w:after="0" w:line="220"/>
-      </w:pPr>
-      <w:r>
-        <w:rPr>
-          <w:rFonts w:ascii="Consolas" w:cs="Consolas" w:eastAsia="Consolas" w:hAnsi="Consolas"/>
-          <w:sz w:val="15"/>
-          <w:szCs w:val="15"/>
-        </w:rPr>
-        <w:t xml:space="preserve">21:27:33  === Модуль 7. Статистика и отбор признаков</w:t>
-      </w:r>
-    </w:p>
-    <w:p>
-      <w:pPr>
-        <w:keepLines/>
-        <w:shd w:fill="F4F4F4" w:color="auto" w:val="clear"/>
-        <w:spacing w:after="0" w:line="220"/>
-      </w:pPr>
-      <w:r>
-        <w:rPr>
-          <w:rFonts w:ascii="Consolas" w:cs="Consolas" w:eastAsia="Consolas" w:hAnsi="Consolas"/>
-          <w:sz w:val="15"/>
-          <w:szCs w:val="15"/>
-        </w:rPr>
-        <w:t xml:space="preserve">21:27:37    Данные для отбора: после заполнения пропусков и log2, без EigenMS</w:t>
-      </w:r>
-    </w:p>
-    <w:p>
-      <w:pPr>
-        <w:keepLines/>
-        <w:shd w:fill="F4F4F4" w:color="auto" w:val="clear"/>
-        <w:spacing w:after="0" w:line="220"/>
-      </w:pPr>
-      <w:r>
-        <w:rPr>
-          <w:rFonts w:ascii="Consolas" w:cs="Consolas" w:eastAsia="Consolas" w:hAnsi="Consolas"/>
-          <w:sz w:val="15"/>
-          <w:szCs w:val="15"/>
-        </w:rPr>
-        <w:t xml:space="preserve">21:27:41    ОСФ (поправка: holm, α = 0.05): 319 из 4351 признаков</w:t>
-      </w:r>
-    </w:p>
-    <w:p>
-      <w:pPr>
-        <w:keepLines/>
-        <w:shd w:fill="F4F4F4" w:color="auto" w:val="clear"/>
-        <w:spacing w:after="0" w:line="220"/>
-      </w:pPr>
-      <w:r>
-        <w:rPr>
-          <w:rFonts w:ascii="Consolas" w:cs="Consolas" w:eastAsia="Consolas" w:hAnsi="Consolas"/>
-          <w:sz w:val="15"/>
-          <w:szCs w:val="15"/>
-        </w:rPr>
-        <w:t xml:space="preserve">21:27:49    СПФ (в top-50 не менее чем у 2 из 4 моделей): 55 признаков</w:t>
-      </w:r>
-    </w:p>
-    <w:p>
-      <w:pPr>
-        <w:keepLines/>
-        <w:shd w:fill="F4F4F4" w:color="auto" w:val="clear"/>
-        <w:spacing w:after="0" w:line="220"/>
-      </w:pPr>
-      <w:r>
-        <w:rPr>
-          <w:rFonts w:ascii="Consolas" w:cs="Consolas" w:eastAsia="Consolas" w:hAnsi="Consolas"/>
-          <w:sz w:val="15"/>
-          <w:szCs w:val="15"/>
-        </w:rPr>
-        <w:t xml:space="preserve">21:27:53    РОП (наивный Байес): 55 признаков, точность CV 0.978</w:t>
-      </w:r>
-    </w:p>
-    <w:p>
-      <w:pPr>
-        <w:keepLines/>
-        <w:shd w:fill="F4F4F4" w:color="auto" w:val="clear"/>
-        <w:spacing w:after="0" w:line="220"/>
-      </w:pPr>
-      <w:r>
-        <w:rPr>
-          <w:rFonts w:ascii="Consolas" w:cs="Consolas" w:eastAsia="Consolas" w:hAnsi="Consolas"/>
-          <w:sz w:val="15"/>
-          <w:szCs w:val="15"/>
-        </w:rPr>
-        <w:t xml:space="preserve">21:27:53    Точность моделей на всех признаках до и после коррекции (сравнение этапов)…</w:t>
-      </w:r>
-    </w:p>
-    <w:p>
-      <w:pPr>
-        <w:keepLines/>
-        <w:shd w:fill="F4F4F4" w:color="auto" w:val="clear"/>
-        <w:spacing w:after="0" w:line="220"/>
-      </w:pPr>
-      <w:r>
-        <w:rPr>
-          <w:rFonts w:ascii="Consolas" w:cs="Consolas" w:eastAsia="Consolas" w:hAnsi="Consolas"/>
-          <w:sz w:val="15"/>
-          <w:szCs w:val="15"/>
-        </w:rPr>
-        <w:t xml:space="preserve">21:30:53      ds (после ОСФ), knn: точность CV 0.971</w:t>
-      </w:r>
-    </w:p>
-    <w:p>
-      <w:pPr>
-        <w:keepLines/>
-        <w:shd w:fill="F4F4F4" w:color="auto" w:val="clear"/>
-        <w:spacing w:after="0" w:line="220"/>
-      </w:pPr>
-      <w:r>
-        <w:rPr>
-          <w:rFonts w:ascii="Consolas" w:cs="Consolas" w:eastAsia="Consolas" w:hAnsi="Consolas"/>
-          <w:sz w:val="15"/>
-          <w:szCs w:val="15"/>
-        </w:rPr>
-        <w:t xml:space="preserve">21:30:53      ds (после ОСФ), svmRadial: точность CV 0.990</w:t>
-      </w:r>
-    </w:p>
-    <w:p>
-      <w:pPr>
-        <w:keepLines/>
-        <w:shd w:fill="F4F4F4" w:color="auto" w:val="clear"/>
-        <w:spacing w:after="0" w:line="220"/>
-      </w:pPr>
-      <w:r>
-        <w:rPr>
-          <w:rFonts w:ascii="Consolas" w:cs="Consolas" w:eastAsia="Consolas" w:hAnsi="Consolas"/>
-          <w:sz w:val="15"/>
-          <w:szCs w:val="15"/>
-        </w:rPr>
-        <w:t xml:space="preserve">21:30:53      ds (после ОСФ), pls: точность CV 0.990</w:t>
-      </w:r>
-    </w:p>
-    <w:p>
-      <w:pPr>
-        <w:keepLines/>
-        <w:shd w:fill="F4F4F4" w:color="auto" w:val="clear"/>
-        <w:spacing w:after="0" w:line="220"/>
-      </w:pPr>
-      <w:r>
-        <w:rPr>
-          <w:rFonts w:ascii="Consolas" w:cs="Consolas" w:eastAsia="Consolas" w:hAnsi="Consolas"/>
-          <w:sz w:val="15"/>
-          <w:szCs w:val="15"/>
-        </w:rPr>
-        <w:t xml:space="preserve">21:30:53      ds (после ОСФ), rf: точность CV 0.971</w:t>
-      </w:r>
-    </w:p>
-    <w:p>
-      <w:pPr>
-        <w:keepLines/>
-        <w:shd w:fill="F4F4F4" w:color="auto" w:val="clear"/>
-        <w:spacing w:after="0" w:line="220"/>
-      </w:pPr>
-      <w:r>
-        <w:rPr>
-          <w:rFonts w:ascii="Consolas" w:cs="Consolas" w:eastAsia="Consolas" w:hAnsi="Consolas"/>
-          <w:sz w:val="15"/>
-          <w:szCs w:val="15"/>
-        </w:rPr>
-        <w:t xml:space="preserve">21:30:53      ds_raw (до коррекции), knn: точность CV 0.974</w:t>
-      </w:r>
-    </w:p>
-    <w:p>
-      <w:pPr>
-        <w:keepLines/>
-        <w:shd w:fill="F4F4F4" w:color="auto" w:val="clear"/>
-        <w:spacing w:after="0" w:line="220"/>
-      </w:pPr>
-      <w:r>
-        <w:rPr>
-          <w:rFonts w:ascii="Consolas" w:cs="Consolas" w:eastAsia="Consolas" w:hAnsi="Consolas"/>
-          <w:sz w:val="15"/>
-          <w:szCs w:val="15"/>
-        </w:rPr>
-        <w:t xml:space="preserve">21:30:53      ds_raw (до коррекции), svmRadial: точность CV 0.961</w:t>
-      </w:r>
-    </w:p>
-    <w:p>
-      <w:pPr>
-        <w:keepLines/>
-        <w:shd w:fill="F4F4F4" w:color="auto" w:val="clear"/>
-        <w:spacing w:after="0" w:line="220"/>
-      </w:pPr>
-      <w:r>
-        <w:rPr>
-          <w:rFonts w:ascii="Consolas" w:cs="Consolas" w:eastAsia="Consolas" w:hAnsi="Consolas"/>
-          <w:sz w:val="15"/>
-          <w:szCs w:val="15"/>
-        </w:rPr>
-        <w:t xml:space="preserve">21:30:53      ds_raw (до коррекции), pls: точность CV 0.994</w:t>
-      </w:r>
-    </w:p>
-    <w:p>
-      <w:pPr>
-        <w:keepLines/>
-        <w:shd w:fill="F4F4F4" w:color="auto" w:val="clear"/>
-        <w:spacing w:after="0" w:line="220"/>
-      </w:pPr>
-      <w:r>
-        <w:rPr>
-          <w:rFonts w:ascii="Consolas" w:cs="Consolas" w:eastAsia="Consolas" w:hAnsi="Consolas"/>
-          <w:sz w:val="15"/>
-          <w:szCs w:val="15"/>
-        </w:rPr>
-        <w:t xml:space="preserve">21:30:53      ds_raw (до коррекции), rf: точность CV 0.968</w:t>
-      </w:r>
-    </w:p>
-    <w:p>
-      <w:pPr>
-        <w:keepLines/>
-        <w:shd w:fill="F4F4F4" w:color="auto" w:val="clear"/>
-        <w:spacing w:after="0" w:line="220"/>
-      </w:pPr>
-      <w:r>
-        <w:rPr>
-          <w:rFonts w:ascii="Consolas" w:cs="Consolas" w:eastAsia="Consolas" w:hAnsi="Consolas"/>
-          <w:sz w:val="15"/>
-          <w:szCs w:val="15"/>
-        </w:rPr>
-        <w:t xml:space="preserve">21:30:53      dsr (после коррекции), knn: точность CV 1.000</w:t>
-      </w:r>
-    </w:p>
-    <w:p>
-      <w:pPr>
-        <w:keepLines/>
-        <w:shd w:fill="F4F4F4" w:color="auto" w:val="clear"/>
-        <w:spacing w:after="0" w:line="220"/>
-      </w:pPr>
-      <w:r>
-        <w:rPr>
-          <w:rFonts w:ascii="Consolas" w:cs="Consolas" w:eastAsia="Consolas" w:hAnsi="Consolas"/>
-          <w:sz w:val="15"/>
-          <w:szCs w:val="15"/>
-        </w:rPr>
-        <w:t xml:space="preserve">21:30:53      dsr (после коррекции), svmRadial: точность CV 1.000</w:t>
-      </w:r>
-    </w:p>
-    <w:p>
-      <w:pPr>
-        <w:keepLines/>
-        <w:shd w:fill="F4F4F4" w:color="auto" w:val="clear"/>
-        <w:spacing w:after="0" w:line="220"/>
-      </w:pPr>
-      <w:r>
-        <w:rPr>
-          <w:rFonts w:ascii="Consolas" w:cs="Consolas" w:eastAsia="Consolas" w:hAnsi="Consolas"/>
-          <w:sz w:val="15"/>
-          <w:szCs w:val="15"/>
-        </w:rPr>
-        <w:t xml:space="preserve">21:30:53      dsr (после коррекции), pls: точность CV 1.000</w:t>
-      </w:r>
-    </w:p>
-    <w:p>
-      <w:pPr>
-        <w:keepLines/>
-        <w:shd w:fill="F4F4F4" w:color="auto" w:val="clear"/>
-        <w:spacing w:after="0" w:line="220"/>
-      </w:pPr>
-      <w:r>
-        <w:rPr>
-          <w:rFonts w:ascii="Consolas" w:cs="Consolas" w:eastAsia="Consolas" w:hAnsi="Consolas"/>
-          <w:sz w:val="15"/>
-          <w:szCs w:val="15"/>
-        </w:rPr>
-        <w:t xml:space="preserve">21:30:53      dsr (после коррекции), rf: точность CV 1.000</w:t>
-      </w:r>
-    </w:p>
-    <w:p>
-      <w:pPr>
-        <w:keepLines/>
-        <w:shd w:fill="F4F4F4" w:color="auto" w:val="clear"/>
-        <w:spacing w:after="0" w:line="220"/>
-      </w:pPr>
-      <w:r>
-        <w:rPr>
-          <w:rFonts w:ascii="Consolas" w:cs="Consolas" w:eastAsia="Consolas" w:hAnsi="Consolas"/>
-          <w:sz w:val="15"/>
-          <w:szCs w:val="15"/>
-        </w:rPr>
-        <w:t xml:space="preserve">21:30:55    Число признаков и средняя AUROC по этапам (описательная): 4351 (0.607) → 4351 (0.670) → 319 (0.818) → 55 (0.906) → 55 (0.906)</w:t>
-      </w:r>
-    </w:p>
-    <w:p>
-      <w:pPr>
-        <w:keepLines/>
-        <w:shd w:fill="F4F4F4" w:color="auto" w:val="clear"/>
-        <w:spacing w:after="0" w:line="220"/>
-      </w:pPr>
-      <w:r>
-        <w:rPr>
-          <w:rFonts w:ascii="Consolas" w:cs="Consolas" w:eastAsia="Consolas" w:hAnsi="Consolas"/>
-          <w:sz w:val="15"/>
-          <w:szCs w:val="15"/>
-        </w:rPr>
-        <w:t xml:space="preserve">21:30:55    Вложенная кросс-валидация (5 блоков × 2 повтора, данные: после заполнения пропусков, без EigenMS)…</w:t>
-      </w:r>
-    </w:p>
-    <w:p>
-      <w:pPr>
-        <w:keepLines/>
-        <w:shd w:fill="F4F4F4" w:color="auto" w:val="clear"/>
-        <w:spacing w:after="0" w:line="220"/>
-      </w:pPr>
-      <w:r>
-        <w:rPr>
-          <w:rFonts w:ascii="Consolas" w:cs="Consolas" w:eastAsia="Consolas" w:hAnsi="Consolas"/>
-          <w:sz w:val="15"/>
-          <w:szCs w:val="15"/>
-        </w:rPr>
-        <w:t xml:space="preserve">21:31:06      вложенная CV: повтор 1, блок 1 — признаков 42</w:t>
-      </w:r>
-    </w:p>
-    <w:p>
-      <w:pPr>
-        <w:keepLines/>
-        <w:shd w:fill="F4F4F4" w:color="auto" w:val="clear"/>
-        <w:spacing w:after="0" w:line="220"/>
-      </w:pPr>
-      <w:r>
-        <w:rPr>
-          <w:rFonts w:ascii="Consolas" w:cs="Consolas" w:eastAsia="Consolas" w:hAnsi="Consolas"/>
-          <w:sz w:val="15"/>
-          <w:szCs w:val="15"/>
-        </w:rPr>
-        <w:t xml:space="preserve">21:31:17      вложенная CV: повтор 1, блок 2 — признаков 53</w:t>
-      </w:r>
-    </w:p>
-    <w:p>
-      <w:pPr>
-        <w:keepLines/>
-        <w:shd w:fill="F4F4F4" w:color="auto" w:val="clear"/>
-        <w:spacing w:after="0" w:line="220"/>
-      </w:pPr>
-      <w:r>
-        <w:rPr>
-          <w:rFonts w:ascii="Consolas" w:cs="Consolas" w:eastAsia="Consolas" w:hAnsi="Consolas"/>
-          <w:sz w:val="15"/>
-          <w:szCs w:val="15"/>
-        </w:rPr>
-        <w:t xml:space="preserve">21:31:28      вложенная CV: повтор 1, блок 3 — признаков 42</w:t>
-      </w:r>
-    </w:p>
-    <w:p>
-      <w:pPr>
-        <w:keepLines/>
-        <w:shd w:fill="F4F4F4" w:color="auto" w:val="clear"/>
-        <w:spacing w:after="0" w:line="220"/>
-      </w:pPr>
-      <w:r>
-        <w:rPr>
-          <w:rFonts w:ascii="Consolas" w:cs="Consolas" w:eastAsia="Consolas" w:hAnsi="Consolas"/>
-          <w:sz w:val="15"/>
-          <w:szCs w:val="15"/>
-        </w:rPr>
-        <w:t xml:space="preserve">21:31:38      вложенная CV: повтор 1, блок 4 — признаков 50</w:t>
-      </w:r>
-    </w:p>
-    <w:p>
-      <w:pPr>
-        <w:keepLines/>
-        <w:shd w:fill="F4F4F4" w:color="auto" w:val="clear"/>
-        <w:spacing w:after="0" w:line="220"/>
-      </w:pPr>
-      <w:r>
-        <w:rPr>
-          <w:rFonts w:ascii="Consolas" w:cs="Consolas" w:eastAsia="Consolas" w:hAnsi="Consolas"/>
-          <w:sz w:val="15"/>
-          <w:szCs w:val="15"/>
-        </w:rPr>
-        <w:t xml:space="preserve">21:31:48      вложенная CV: повтор 1, блок 5 — признаков 56</w:t>
-      </w:r>
-    </w:p>
-    <w:p>
-      <w:pPr>
-        <w:keepLines/>
-        <w:shd w:fill="F4F4F4" w:color="auto" w:val="clear"/>
-        <w:spacing w:after="0" w:line="220"/>
-      </w:pPr>
-      <w:r>
-        <w:rPr>
-          <w:rFonts w:ascii="Consolas" w:cs="Consolas" w:eastAsia="Consolas" w:hAnsi="Consolas"/>
-          <w:sz w:val="15"/>
-          <w:szCs w:val="15"/>
-        </w:rPr>
-        <w:t xml:space="preserve">21:31:59      вложенная CV: повтор 2, блок 1 — признаков 56</w:t>
-      </w:r>
-    </w:p>
-    <w:p>
-      <w:pPr>
-        <w:keepLines/>
-        <w:shd w:fill="F4F4F4" w:color="auto" w:val="clear"/>
-        <w:spacing w:after="0" w:line="220"/>
-      </w:pPr>
-      <w:r>
-        <w:rPr>
-          <w:rFonts w:ascii="Consolas" w:cs="Consolas" w:eastAsia="Consolas" w:hAnsi="Consolas"/>
-          <w:sz w:val="15"/>
-          <w:szCs w:val="15"/>
-        </w:rPr>
-        <w:t xml:space="preserve">21:32:10      вложенная CV: повтор 2, блок 2 — признаков 52</w:t>
-      </w:r>
-    </w:p>
-    <w:p>
-      <w:pPr>
-        <w:keepLines/>
-        <w:shd w:fill="F4F4F4" w:color="auto" w:val="clear"/>
-        <w:spacing w:after="0" w:line="220"/>
-      </w:pPr>
-      <w:r>
-        <w:rPr>
-          <w:rFonts w:ascii="Consolas" w:cs="Consolas" w:eastAsia="Consolas" w:hAnsi="Consolas"/>
-          <w:sz w:val="15"/>
-          <w:szCs w:val="15"/>
-        </w:rPr>
-        <w:t xml:space="preserve">21:32:20      вложенная CV: повтор 2, блок 3 — признаков 56</w:t>
-      </w:r>
-    </w:p>
-    <w:p>
-      <w:pPr>
-        <w:keepLines/>
-        <w:shd w:fill="F4F4F4" w:color="auto" w:val="clear"/>
-        <w:spacing w:after="0" w:line="220"/>
-      </w:pPr>
-      <w:r>
-        <w:rPr>
-          <w:rFonts w:ascii="Consolas" w:cs="Consolas" w:eastAsia="Consolas" w:hAnsi="Consolas"/>
-          <w:sz w:val="15"/>
-          <w:szCs w:val="15"/>
-        </w:rPr>
-        <w:t xml:space="preserve">21:32:29      вложенная CV: повтор 2, блок 4 — признаков 49</w:t>
-      </w:r>
-    </w:p>
-    <w:p>
-      <w:pPr>
-        <w:keepLines/>
-        <w:shd w:fill="F4F4F4" w:color="auto" w:val="clear"/>
-        <w:spacing w:after="0" w:line="220"/>
-      </w:pPr>
-      <w:r>
-        <w:rPr>
-          <w:rFonts w:ascii="Consolas" w:cs="Consolas" w:eastAsia="Consolas" w:hAnsi="Consolas"/>
-          <w:sz w:val="15"/>
-          <w:szCs w:val="15"/>
-        </w:rPr>
-        <w:t xml:space="preserve">21:32:40      вложенная CV: повтор 2, блок 5 — признаков 50</w:t>
-      </w:r>
-    </w:p>
-    <w:p>
-      <w:pPr>
-        <w:keepLines/>
-        <w:shd w:fill="F4F4F4" w:color="auto" w:val="clear"/>
-        <w:spacing w:after="0" w:line="220"/>
-      </w:pPr>
-      <w:r>
-        <w:rPr>
-          <w:rFonts w:ascii="Consolas" w:cs="Consolas" w:eastAsia="Consolas" w:hAnsi="Consolas"/>
-          <w:sz w:val="15"/>
-          <w:szCs w:val="15"/>
-        </w:rPr>
-        <w:t xml:space="preserve">21:32:40    Вложенная CV: точность 0.966, AUC 0.990 (несмещённая оценка всей процедуры отбора)</w:t>
-      </w:r>
-    </w:p>
-    <w:p>
-      <w:pPr>
-        <w:keepLines/>
-        <w:shd w:fill="F4F4F4" w:color="auto" w:val="clear"/>
-        <w:spacing w:after="0" w:line="220"/>
-      </w:pPr>
-      <w:r>
-        <w:rPr>
-          <w:rFonts w:ascii="Consolas" w:cs="Consolas" w:eastAsia="Consolas" w:hAnsi="Consolas"/>
-          <w:sz w:val="15"/>
-          <w:szCs w:val="15"/>
-        </w:rPr>
-        <w:t xml:space="preserve">21:32:41  Модуль 7: выполнен, 306.9 с, пиковая память R 874 МБ</w:t>
-      </w:r>
-    </w:p>
-    <w:p>
-      <w:pPr>
-        <w:keepLines/>
-        <w:shd w:fill="F4F4F4" w:color="auto" w:val="clear"/>
-        <w:spacing w:after="0" w:line="220"/>
-      </w:pPr>
-      <w:r>
-        <w:rPr>
-          <w:rFonts w:ascii="Consolas" w:cs="Consolas" w:eastAsia="Consolas" w:hAnsi="Consolas"/>
-          <w:sz w:val="15"/>
-          <w:szCs w:val="15"/>
-        </w:rPr>
-        <w:t xml:space="preserve">21:32:41  === Модуль 8. Визуализация</w:t>
-      </w:r>
-    </w:p>
-    <w:p>
-      <w:pPr>
-        <w:keepLines/>
-        <w:shd w:fill="F4F4F4" w:color="auto" w:val="clear"/>
-        <w:spacing w:after="0" w:line="220"/>
-      </w:pPr>
-      <w:r>
-        <w:rPr>
-          <w:rFonts w:ascii="Consolas" w:cs="Consolas" w:eastAsia="Consolas" w:hAnsi="Consolas"/>
-          <w:sz w:val="15"/>
-          <w:szCs w:val="15"/>
-        </w:rPr>
-        <w:t xml:space="preserve">21:32:48    Рисунки: PCA и ИКА по трём этапам, тепловая карта (50 признаков), диаграммы размаха (12), PLS-DA/VIP; форматы: png, jpeg, 600 dpi</w:t>
-      </w:r>
-    </w:p>
-    <w:p>
-      <w:pPr>
-        <w:keepLines/>
-        <w:shd w:fill="F4F4F4" w:color="auto" w:val="clear"/>
-        <w:spacing w:after="0" w:line="220"/>
-      </w:pPr>
-      <w:r>
-        <w:rPr>
-          <w:rFonts w:ascii="Consolas" w:cs="Consolas" w:eastAsia="Consolas" w:hAnsi="Consolas"/>
-          <w:sz w:val="15"/>
-          <w:szCs w:val="15"/>
-        </w:rPr>
-        <w:t xml:space="preserve">21:32:48  Модуль 8: выполнен, 6.9 с, пиковая память R 526 МБ</w:t>
-      </w:r>
-    </w:p>
-    <w:p>
-      <w:pPr>
-        <w:keepLines/>
-        <w:shd w:fill="F4F4F4" w:color="auto" w:val="clear"/>
-        <w:spacing w:after="0" w:line="220"/>
-      </w:pPr>
-      <w:r>
-        <w:rPr>
-          <w:rFonts w:ascii="Consolas" w:cs="Consolas" w:eastAsia="Consolas" w:hAnsi="Consolas"/>
-          <w:sz w:val="15"/>
-          <w:szCs w:val="15"/>
-        </w:rPr>
-        <w:t xml:space="preserve">21:32:48  === Модуль 9. База признаков и отчёт</w:t>
-      </w:r>
-    </w:p>
-    <w:p>
-      <w:pPr>
-        <w:keepLines/>
-        <w:shd w:fill="F4F4F4" w:color="auto" w:val="clear"/>
-        <w:spacing w:after="0" w:line="220"/>
-      </w:pPr>
-      <w:r>
-        <w:rPr>
-          <w:rFonts w:ascii="Consolas" w:cs="Consolas" w:eastAsia="Consolas" w:hAnsi="Consolas"/>
-          <w:sz w:val="15"/>
-          <w:szCs w:val="15"/>
-        </w:rPr>
-        <w:t xml:space="preserve">21:32:49    База признаков (/home/user/metab/runs/ispytaniya/work/setA_full/features_db, строгий профиль): добавлено 777 признаков, 80808 значений интенсивности (прогон 20261026_212733)</w:t>
-      </w:r>
-    </w:p>
-    <w:p>
-      <w:pPr>
-        <w:keepLines/>
-        <w:shd w:fill="F4F4F4" w:color="auto" w:val="clear"/>
-        <w:spacing w:after="0" w:line="220"/>
-      </w:pPr>
-      <w:r>
-        <w:rPr>
-          <w:rFonts w:ascii="Consolas" w:cs="Consolas" w:eastAsia="Consolas" w:hAnsi="Consolas"/>
-          <w:sz w:val="15"/>
-          <w:szCs w:val="15"/>
-        </w:rPr>
-        <w:t xml:space="preserve">21:32:51    Отчёт: /home/user/metab/runs/ispytaniya/work/setA_full/09_report/report.html (R Markdown)</w:t>
-      </w:r>
-    </w:p>
-    <w:p>
-      <w:pPr>
-        <w:keepLines/>
-        <w:shd w:fill="F4F4F4" w:color="auto" w:val="clear"/>
-        <w:spacing w:after="0" w:line="220"/>
-      </w:pPr>
-      <w:r>
-        <w:rPr>
-          <w:rFonts w:ascii="Consolas" w:cs="Consolas" w:eastAsia="Consolas" w:hAnsi="Consolas"/>
-          <w:sz w:val="15"/>
-          <w:szCs w:val="15"/>
-        </w:rPr>
-        <w:t xml:space="preserve">21:32:51  Модуль 9: выполнен, 2.0 с, пиковая память R 328 МБ</w:t>
-      </w:r>
-    </w:p>
-    <w:p>
-      <w:pPr>
-        <w:keepLines/>
-        <w:shd w:fill="F4F4F4" w:color="auto" w:val="clear"/>
-        <w:spacing w:after="0" w:line="220"/>
-      </w:pPr>
-      <w:r>
-        <w:rPr>
-          <w:rFonts w:ascii="Consolas" w:cs="Consolas" w:eastAsia="Consolas" w:hAnsi="Consolas"/>
-          <w:sz w:val="15"/>
-          <w:szCs w:val="15"/>
-        </w:rPr>
-        <w:t xml:space="preserve">21:32:51  Готово. Отчёт: /home/user/metab/runs/ispytaniya/work/setA_full/09_report/report.html</w:t>
+        <w:t xml:space="preserve">11:00:54  UroMetabR 1.0.0 (2026-10-27); R 4.3.3; Ubuntu 24.04.5 LTS</w:t>
+      </w:r>
+    </w:p>
+    <w:p>
+      <w:pPr>
+        <w:keepLines/>
+        <w:shd w:fill="F4F4F4" w:color="auto" w:val="clear"/>
+        <w:spacing w:after="0" w:line="220"/>
+      </w:pPr>
+      <w:r>
+        <w:rPr>
+          <w:rFonts w:ascii="Consolas" w:cs="Consolas" w:eastAsia="Consolas" w:hAnsi="Consolas"/>
+          <w:sz w:val="15"/>
+          <w:szCs w:val="15"/>
+        </w:rPr>
+        <w:t xml:space="preserve">11:00:54  Проект: /home/user/metab/runs/ispytaniya/work/setA_full; модули 0–9; seed 20261026</w:t>
+      </w:r>
+    </w:p>
+    <w:p>
+      <w:pPr>
+        <w:keepLines/>
+        <w:shd w:fill="F4F4F4" w:color="auto" w:val="clear"/>
+        <w:spacing w:after="0" w:line="220"/>
+      </w:pPr>
+      <w:r>
+        <w:rPr>
+          <w:rFonts w:ascii="Consolas" w:cs="Consolas" w:eastAsia="Consolas" w:hAnsi="Consolas"/>
+          <w:sz w:val="15"/>
+          <w:szCs w:val="15"/>
+        </w:rPr>
+        <w:t xml:space="preserve">11:00:54  === Модуль 0. Загрузка и проверка входных данных</w:t>
+      </w:r>
+    </w:p>
+    <w:p>
+      <w:pPr>
+        <w:keepLines/>
+        <w:shd w:fill="F4F4F4" w:color="auto" w:val="clear"/>
+        <w:spacing w:after="0" w:line="220"/>
+      </w:pPr>
+      <w:r>
+        <w:rPr>
+          <w:rFonts w:ascii="Consolas" w:cs="Consolas" w:eastAsia="Consolas" w:hAnsi="Consolas"/>
+          <w:sz w:val="15"/>
+          <w:szCs w:val="15"/>
+        </w:rPr>
+        <w:t xml:space="preserve">11:00:55    [ок] Метаданные: 128 строк; группы: BC 67, Control 40, QC 21</w:t>
+      </w:r>
+    </w:p>
+    <w:p>
+      <w:pPr>
+        <w:keepLines/>
+        <w:shd w:fill="F4F4F4" w:color="auto" w:val="clear"/>
+        <w:spacing w:after="0" w:line="220"/>
+      </w:pPr>
+      <w:r>
+        <w:rPr>
+          <w:rFonts w:ascii="Consolas" w:cs="Consolas" w:eastAsia="Consolas" w:hAnsi="Consolas"/>
+          <w:sz w:val="15"/>
+          <w:szCs w:val="15"/>
+        </w:rPr>
+        <w:t xml:space="preserve">11:00:55    [ок] Таблица признаков: пробы по строкам: 128 инъекций × 12930 признаков; пропусков 48.7%</w:t>
+      </w:r>
+    </w:p>
+    <w:p>
+      <w:pPr>
+        <w:keepLines/>
+        <w:shd w:fill="F4F4F4" w:color="auto" w:val="clear"/>
+        <w:spacing w:after="0" w:line="220"/>
+      </w:pPr>
+      <w:r>
+        <w:rPr>
+          <w:rFonts w:ascii="Consolas" w:cs="Consolas" w:eastAsia="Consolas" w:hAnsi="Consolas"/>
+          <w:sz w:val="15"/>
+          <w:szCs w:val="15"/>
+        </w:rPr>
+        <w:t xml:space="preserve">11:00:55    [ошибка] Порядок ввода: не указан — принят порядок строк/файлов</w:t>
+      </w:r>
+    </w:p>
+    <w:p>
+      <w:pPr>
+        <w:keepLines/>
+        <w:shd w:fill="F4F4F4" w:color="auto" w:val="clear"/>
+        <w:spacing w:after="0" w:line="220"/>
+      </w:pPr>
+      <w:r>
+        <w:rPr>
+          <w:rFonts w:ascii="Consolas" w:cs="Consolas" w:eastAsia="Consolas" w:hAnsi="Consolas"/>
+          <w:sz w:val="15"/>
+          <w:szCs w:val="15"/>
+        </w:rPr>
+        <w:t xml:space="preserve">11:00:55    [ок] Группы сравнения: BC 64, Control 40</w:t>
+      </w:r>
+    </w:p>
+    <w:p>
+      <w:pPr>
+        <w:keepLines/>
+        <w:shd w:fill="F4F4F4" w:color="auto" w:val="clear"/>
+        <w:spacing w:after="0" w:line="220"/>
+      </w:pPr>
+      <w:r>
+        <w:rPr>
+          <w:rFonts w:ascii="Consolas" w:cs="Consolas" w:eastAsia="Consolas" w:hAnsi="Consolas"/>
+          <w:sz w:val="15"/>
+          <w:szCs w:val="15"/>
+        </w:rPr>
+        <w:t xml:space="preserve">11:00:55    [ок] Образцы QC: 21; фильтр RSD будет применён</w:t>
+      </w:r>
+    </w:p>
+    <w:p>
+      <w:pPr>
+        <w:keepLines/>
+        <w:shd w:fill="F4F4F4" w:color="auto" w:val="clear"/>
+        <w:spacing w:after="0" w:line="220"/>
+      </w:pPr>
+      <w:r>
+        <w:rPr>
+          <w:rFonts w:ascii="Consolas" w:cs="Consolas" w:eastAsia="Consolas" w:hAnsi="Consolas"/>
+          <w:sz w:val="15"/>
+          <w:szCs w:val="15"/>
+        </w:rPr>
+        <w:t xml:space="preserve">11:00:55    [ок] Повторные измерения: 0 образцов имеют &gt; 1 инъекции</w:t>
+      </w:r>
+    </w:p>
+    <w:p>
+      <w:pPr>
+        <w:keepLines/>
+        <w:shd w:fill="F4F4F4" w:color="auto" w:val="clear"/>
+        <w:spacing w:after="0" w:line="220"/>
+      </w:pPr>
+      <w:r>
+        <w:rPr>
+          <w:rFonts w:ascii="Consolas" w:cs="Consolas" w:eastAsia="Consolas" w:hAnsi="Consolas"/>
+          <w:sz w:val="15"/>
+          <w:szCs w:val="15"/>
+        </w:rPr>
+        <w:t xml:space="preserve">11:00:55    [ошибка] Доля пропусков в образцах: 52.2% (допустимо по ТЗ до 20–30%)</w:t>
+      </w:r>
+    </w:p>
+    <w:p>
+      <w:pPr>
+        <w:keepLines/>
+        <w:shd w:fill="F4F4F4" w:color="auto" w:val="clear"/>
+        <w:spacing w:after="0" w:line="220"/>
+      </w:pPr>
+      <w:r>
+        <w:rPr>
+          <w:rFonts w:ascii="Consolas" w:cs="Consolas" w:eastAsia="Consolas" w:hAnsi="Consolas"/>
+          <w:sz w:val="15"/>
+          <w:szCs w:val="15"/>
+        </w:rPr>
+        <w:t xml:space="preserve">11:00:57  Модуль 0: выполнен, 2.5 с, пиковая память R 444 МБ</w:t>
+      </w:r>
+    </w:p>
+    <w:p>
+      <w:pPr>
+        <w:keepLines/>
+        <w:shd w:fill="F4F4F4" w:color="auto" w:val="clear"/>
+        <w:spacing w:after="0" w:line="220"/>
+      </w:pPr>
+      <w:r>
+        <w:rPr>
+          <w:rFonts w:ascii="Consolas" w:cs="Consolas" w:eastAsia="Consolas" w:hAnsi="Consolas"/>
+          <w:sz w:val="15"/>
+          <w:szCs w:val="15"/>
+        </w:rPr>
+        <w:t xml:space="preserve">11:00:57  Модуль 1 пропущен: на входе готовая таблица признаков</w:t>
+      </w:r>
+    </w:p>
+    <w:p>
+      <w:pPr>
+        <w:keepLines/>
+        <w:shd w:fill="F4F4F4" w:color="auto" w:val="clear"/>
+        <w:spacing w:after="0" w:line="220"/>
+      </w:pPr>
+      <w:r>
+        <w:rPr>
+          <w:rFonts w:ascii="Consolas" w:cs="Consolas" w:eastAsia="Consolas" w:hAnsi="Consolas"/>
+          <w:sz w:val="15"/>
+          <w:szCs w:val="15"/>
+        </w:rPr>
+        <w:t xml:space="preserve">11:00:57  === Модуль 2. Контроль качества</w:t>
+      </w:r>
+    </w:p>
+    <w:p>
+      <w:pPr>
+        <w:keepLines/>
+        <w:shd w:fill="F4F4F4" w:color="auto" w:val="clear"/>
+        <w:spacing w:after="0" w:line="220"/>
+      </w:pPr>
+      <w:r>
+        <w:rPr>
+          <w:rFonts w:ascii="Consolas" w:cs="Consolas" w:eastAsia="Consolas" w:hAnsi="Consolas"/>
+          <w:sz w:val="15"/>
+          <w:szCs w:val="15"/>
+        </w:rPr>
+        <w:t xml:space="preserve">11:00:58    Инъекций всего: 125</w:t>
+      </w:r>
+    </w:p>
+    <w:p>
+      <w:pPr>
+        <w:keepLines/>
+        <w:shd w:fill="F4F4F4" w:color="auto" w:val="clear"/>
+        <w:spacing w:after="0" w:line="220"/>
+      </w:pPr>
+      <w:r>
+        <w:rPr>
+          <w:rFonts w:ascii="Consolas" w:cs="Consolas" w:eastAsia="Consolas" w:hAnsi="Consolas"/>
+          <w:sz w:val="15"/>
+          <w:szCs w:val="15"/>
+        </w:rPr>
+        <w:t xml:space="preserve">11:00:58    из них QC: 21</w:t>
+      </w:r>
+    </w:p>
+    <w:p>
+      <w:pPr>
+        <w:keepLines/>
+        <w:shd w:fill="F4F4F4" w:color="auto" w:val="clear"/>
+        <w:spacing w:after="0" w:line="220"/>
+      </w:pPr>
+      <w:r>
+        <w:rPr>
+          <w:rFonts w:ascii="Consolas" w:cs="Consolas" w:eastAsia="Consolas" w:hAnsi="Consolas"/>
+          <w:sz w:val="15"/>
+          <w:szCs w:val="15"/>
+        </w:rPr>
+        <w:t xml:space="preserve">11:00:58    Признаков: 12930</w:t>
+      </w:r>
+    </w:p>
+    <w:p>
+      <w:pPr>
+        <w:keepLines/>
+        <w:shd w:fill="F4F4F4" w:color="auto" w:val="clear"/>
+        <w:spacing w:after="0" w:line="220"/>
+      </w:pPr>
+      <w:r>
+        <w:rPr>
+          <w:rFonts w:ascii="Consolas" w:cs="Consolas" w:eastAsia="Consolas" w:hAnsi="Consolas"/>
+          <w:sz w:val="15"/>
+          <w:szCs w:val="15"/>
+        </w:rPr>
+        <w:t xml:space="preserve">11:00:58    Пропусков, все инъекции, %: 48.6</w:t>
+      </w:r>
+    </w:p>
+    <w:p>
+      <w:pPr>
+        <w:keepLines/>
+        <w:shd w:fill="F4F4F4" w:color="auto" w:val="clear"/>
+        <w:spacing w:after="0" w:line="220"/>
+      </w:pPr>
+      <w:r>
+        <w:rPr>
+          <w:rFonts w:ascii="Consolas" w:cs="Consolas" w:eastAsia="Consolas" w:hAnsi="Consolas"/>
+          <w:sz w:val="15"/>
+          <w:szCs w:val="15"/>
+        </w:rPr>
+        <w:t xml:space="preserve">11:00:58    Пропусков в образцах, %: 52.2</w:t>
+      </w:r>
+    </w:p>
+    <w:p>
+      <w:pPr>
+        <w:keepLines/>
+        <w:shd w:fill="F4F4F4" w:color="auto" w:val="clear"/>
+        <w:spacing w:after="0" w:line="220"/>
+      </w:pPr>
+      <w:r>
+        <w:rPr>
+          <w:rFonts w:ascii="Consolas" w:cs="Consolas" w:eastAsia="Consolas" w:hAnsi="Consolas"/>
+          <w:sz w:val="15"/>
+          <w:szCs w:val="15"/>
+        </w:rPr>
+        <w:t xml:space="preserve">11:00:58    Пропусков в QC, %: 30.6</w:t>
+      </w:r>
+    </w:p>
+    <w:p>
+      <w:pPr>
+        <w:keepLines/>
+        <w:shd w:fill="F4F4F4" w:color="auto" w:val="clear"/>
+        <w:spacing w:after="0" w:line="220"/>
+      </w:pPr>
+      <w:r>
+        <w:rPr>
+          <w:rFonts w:ascii="Consolas" w:cs="Consolas" w:eastAsia="Consolas" w:hAnsi="Consolas"/>
+          <w:sz w:val="15"/>
+          <w:szCs w:val="15"/>
+        </w:rPr>
+        <w:t xml:space="preserve">11:00:58    Медианный RSD в QC, %: 24.2</w:t>
+      </w:r>
+    </w:p>
+    <w:p>
+      <w:pPr>
+        <w:keepLines/>
+        <w:shd w:fill="F4F4F4" w:color="auto" w:val="clear"/>
+        <w:spacing w:after="0" w:line="220"/>
+      </w:pPr>
+      <w:r>
+        <w:rPr>
+          <w:rFonts w:ascii="Consolas" w:cs="Consolas" w:eastAsia="Consolas" w:hAnsi="Consolas"/>
+          <w:sz w:val="15"/>
+          <w:szCs w:val="15"/>
+        </w:rPr>
+        <w:t xml:space="preserve">11:01:02  Модуль 2: выполнен, 4.4 с, пиковая память R 444 МБ</w:t>
+      </w:r>
+    </w:p>
+    <w:p>
+      <w:pPr>
+        <w:keepLines/>
+        <w:shd w:fill="F4F4F4" w:color="auto" w:val="clear"/>
+        <w:spacing w:after="0" w:line="220"/>
+      </w:pPr>
+      <w:r>
+        <w:rPr>
+          <w:rFonts w:ascii="Consolas" w:cs="Consolas" w:eastAsia="Consolas" w:hAnsi="Consolas"/>
+          <w:sz w:val="15"/>
+          <w:szCs w:val="15"/>
+        </w:rPr>
+        <w:t xml:space="preserve">11:01:02  === Модуль 3. Фильтр устойчивых признаков</w:t>
+      </w:r>
+    </w:p>
+    <w:p>
+      <w:pPr>
+        <w:keepLines/>
+        <w:shd w:fill="F4F4F4" w:color="auto" w:val="clear"/>
+        <w:spacing w:after="0" w:line="220"/>
+      </w:pPr>
+      <w:r>
+        <w:rPr>
+          <w:rFonts w:ascii="Consolas" w:cs="Consolas" w:eastAsia="Consolas" w:hAnsi="Consolas"/>
+          <w:sz w:val="15"/>
+          <w:szCs w:val="15"/>
+        </w:rPr>
+        <w:t xml:space="preserve">11:01:03    [стандартный] Исходно: 12930</w:t>
+      </w:r>
+    </w:p>
+    <w:p>
+      <w:pPr>
+        <w:keepLines/>
+        <w:shd w:fill="F4F4F4" w:color="auto" w:val="clear"/>
+        <w:spacing w:after="0" w:line="220"/>
+      </w:pPr>
+      <w:r>
+        <w:rPr>
+          <w:rFonts w:ascii="Consolas" w:cs="Consolas" w:eastAsia="Consolas" w:hAnsi="Consolas"/>
+          <w:sz w:val="15"/>
+          <w:szCs w:val="15"/>
+        </w:rPr>
+        <w:t xml:space="preserve">11:01:03    [стандартный] Присутствие ≥ 50% хотя бы в одной группе: 6419</w:t>
+      </w:r>
+    </w:p>
+    <w:p>
+      <w:pPr>
+        <w:keepLines/>
+        <w:shd w:fill="F4F4F4" w:color="auto" w:val="clear"/>
+        <w:spacing w:after="0" w:line="220"/>
+      </w:pPr>
+      <w:r>
+        <w:rPr>
+          <w:rFonts w:ascii="Consolas" w:cs="Consolas" w:eastAsia="Consolas" w:hAnsi="Consolas"/>
+          <w:sz w:val="15"/>
+          <w:szCs w:val="15"/>
+        </w:rPr>
+        <w:t xml:space="preserve">11:01:03    [стандартный] Обнаружение в QC ≥ 80%: 5887</w:t>
+      </w:r>
+    </w:p>
+    <w:p>
+      <w:pPr>
+        <w:keepLines/>
+        <w:shd w:fill="F4F4F4" w:color="auto" w:val="clear"/>
+        <w:spacing w:after="0" w:line="220"/>
+      </w:pPr>
+      <w:r>
+        <w:rPr>
+          <w:rFonts w:ascii="Consolas" w:cs="Consolas" w:eastAsia="Consolas" w:hAnsi="Consolas"/>
+          <w:sz w:val="15"/>
+          <w:szCs w:val="15"/>
+        </w:rPr>
+        <w:t xml:space="preserve">11:01:03    [стандартный] RSD в QC ≤ 30%: 4350</w:t>
+      </w:r>
+    </w:p>
+    <w:p>
+      <w:pPr>
+        <w:keepLines/>
+        <w:shd w:fill="F4F4F4" w:color="auto" w:val="clear"/>
+        <w:spacing w:after="0" w:line="220"/>
+      </w:pPr>
+      <w:r>
+        <w:rPr>
+          <w:rFonts w:ascii="Consolas" w:cs="Consolas" w:eastAsia="Consolas" w:hAnsi="Consolas"/>
+          <w:sz w:val="15"/>
+          <w:szCs w:val="15"/>
+        </w:rPr>
+        <w:t xml:space="preserve">11:01:03    [строгий] Исходно: 12930</w:t>
+      </w:r>
+    </w:p>
+    <w:p>
+      <w:pPr>
+        <w:keepLines/>
+        <w:shd w:fill="F4F4F4" w:color="auto" w:val="clear"/>
+        <w:spacing w:after="0" w:line="220"/>
+      </w:pPr>
+      <w:r>
+        <w:rPr>
+          <w:rFonts w:ascii="Consolas" w:cs="Consolas" w:eastAsia="Consolas" w:hAnsi="Consolas"/>
+          <w:sz w:val="15"/>
+          <w:szCs w:val="15"/>
+        </w:rPr>
+        <w:t xml:space="preserve">11:01:03    [строгий] Обнаружение в ≥ 100% всех образцов: 1065</w:t>
+      </w:r>
+    </w:p>
+    <w:p>
+      <w:pPr>
+        <w:keepLines/>
+        <w:shd w:fill="F4F4F4" w:color="auto" w:val="clear"/>
+        <w:spacing w:after="0" w:line="220"/>
+      </w:pPr>
+      <w:r>
+        <w:rPr>
+          <w:rFonts w:ascii="Consolas" w:cs="Consolas" w:eastAsia="Consolas" w:hAnsi="Consolas"/>
+          <w:sz w:val="15"/>
+          <w:szCs w:val="15"/>
+        </w:rPr>
+        <w:t xml:space="preserve">11:01:03    [строгий] Обнаружение в QC ≥ 80%: 1065</w:t>
+      </w:r>
+    </w:p>
+    <w:p>
+      <w:pPr>
+        <w:keepLines/>
+        <w:shd w:fill="F4F4F4" w:color="auto" w:val="clear"/>
+        <w:spacing w:after="0" w:line="220"/>
+      </w:pPr>
+      <w:r>
+        <w:rPr>
+          <w:rFonts w:ascii="Consolas" w:cs="Consolas" w:eastAsia="Consolas" w:hAnsi="Consolas"/>
+          <w:sz w:val="15"/>
+          <w:szCs w:val="15"/>
+        </w:rPr>
+        <w:t xml:space="preserve">11:01:03    [строгий] RSD в QC ≤ 15%: 776</w:t>
+      </w:r>
+    </w:p>
+    <w:p>
+      <w:pPr>
+        <w:keepLines/>
+        <w:shd w:fill="F4F4F4" w:color="auto" w:val="clear"/>
+        <w:spacing w:after="0" w:line="220"/>
+      </w:pPr>
+      <w:r>
+        <w:rPr>
+          <w:rFonts w:ascii="Consolas" w:cs="Consolas" w:eastAsia="Consolas" w:hAnsi="Consolas"/>
+          <w:sz w:val="15"/>
+          <w:szCs w:val="15"/>
+        </w:rPr>
+        <w:t xml:space="preserve">11:01:03    Устойчивых признаков: стандартный профиль 4350, строгий 776 (целевой диапазон базы признаков 300–800: строгий профиль в пределах)</w:t>
+      </w:r>
+    </w:p>
+    <w:p>
+      <w:pPr>
+        <w:keepLines/>
+        <w:shd w:fill="F4F4F4" w:color="auto" w:val="clear"/>
+        <w:spacing w:after="0" w:line="220"/>
+      </w:pPr>
+      <w:r>
+        <w:rPr>
+          <w:rFonts w:ascii="Consolas" w:cs="Consolas" w:eastAsia="Consolas" w:hAnsi="Consolas"/>
+          <w:sz w:val="15"/>
+          <w:szCs w:val="15"/>
+        </w:rPr>
+        <w:t xml:space="preserve">11:01:03    Для анализа (модули 4–8) используется стандартный профиль: 4350 признаков; для базы признаков (модуль 9) — строгий</w:t>
+      </w:r>
+    </w:p>
+    <w:p>
+      <w:pPr>
+        <w:keepLines/>
+        <w:shd w:fill="F4F4F4" w:color="auto" w:val="clear"/>
+        <w:spacing w:after="0" w:line="220"/>
+      </w:pPr>
+      <w:r>
+        <w:rPr>
+          <w:rFonts w:ascii="Consolas" w:cs="Consolas" w:eastAsia="Consolas" w:hAnsi="Consolas"/>
+          <w:sz w:val="15"/>
+          <w:szCs w:val="15"/>
+        </w:rPr>
+        <w:t xml:space="preserve">11:01:04  Модуль 3: выполнен, 1.0 с, пиковая память R 400 МБ</w:t>
+      </w:r>
+    </w:p>
+    <w:p>
+      <w:pPr>
+        <w:keepLines/>
+        <w:shd w:fill="F4F4F4" w:color="auto" w:val="clear"/>
+        <w:spacing w:after="0" w:line="220"/>
+      </w:pPr>
+      <w:r>
+        <w:rPr>
+          <w:rFonts w:ascii="Consolas" w:cs="Consolas" w:eastAsia="Consolas" w:hAnsi="Consolas"/>
+          <w:sz w:val="15"/>
+          <w:szCs w:val="15"/>
+        </w:rPr>
+        <w:t xml:space="preserve">11:01:04  === Модуль 4. Удаление QC, усреднение повторов, сортировка</w:t>
+      </w:r>
+    </w:p>
+    <w:p>
+      <w:pPr>
+        <w:keepLines/>
+        <w:shd w:fill="F4F4F4" w:color="auto" w:val="clear"/>
+        <w:spacing w:after="0" w:line="220"/>
+      </w:pPr>
+      <w:r>
+        <w:rPr>
+          <w:rFonts w:ascii="Consolas" w:cs="Consolas" w:eastAsia="Consolas" w:hAnsi="Consolas"/>
+          <w:sz w:val="15"/>
+          <w:szCs w:val="15"/>
+        </w:rPr>
+        <w:t xml:space="preserve">11:01:04    Удалены QC и бланки: осталось 104 инъекций</w:t>
+      </w:r>
+    </w:p>
+    <w:p>
+      <w:pPr>
+        <w:keepLines/>
+        <w:shd w:fill="F4F4F4" w:color="auto" w:val="clear"/>
+        <w:spacing w:after="0" w:line="220"/>
+      </w:pPr>
+      <w:r>
+        <w:rPr>
+          <w:rFonts w:ascii="Consolas" w:cs="Consolas" w:eastAsia="Consolas" w:hAnsi="Consolas"/>
+          <w:sz w:val="15"/>
+          <w:szCs w:val="15"/>
+        </w:rPr>
+        <w:t xml:space="preserve">11:01:04    Матрица образцов: 104 × 4350; группы: BC 64, Control 40</w:t>
+      </w:r>
+    </w:p>
+    <w:p>
+      <w:pPr>
+        <w:keepLines/>
+        <w:shd w:fill="F4F4F4" w:color="auto" w:val="clear"/>
+        <w:spacing w:after="0" w:line="220"/>
+      </w:pPr>
+      <w:r>
+        <w:rPr>
+          <w:rFonts w:ascii="Consolas" w:cs="Consolas" w:eastAsia="Consolas" w:hAnsi="Consolas"/>
+          <w:sz w:val="15"/>
+          <w:szCs w:val="15"/>
+        </w:rPr>
+        <w:t xml:space="preserve">11:01:05  Модуль 4: выполнен, 0.5 с, пиковая память R 260 МБ</w:t>
+      </w:r>
+    </w:p>
+    <w:p>
+      <w:pPr>
+        <w:keepLines/>
+        <w:shd w:fill="F4F4F4" w:color="auto" w:val="clear"/>
+        <w:spacing w:after="0" w:line="220"/>
+      </w:pPr>
+      <w:r>
+        <w:rPr>
+          <w:rFonts w:ascii="Consolas" w:cs="Consolas" w:eastAsia="Consolas" w:hAnsi="Consolas"/>
+          <w:sz w:val="15"/>
+          <w:szCs w:val="15"/>
+        </w:rPr>
+        <w:t xml:space="preserve">11:01:05  === Модуль 5. Заполнение пропусков</w:t>
+      </w:r>
+    </w:p>
+    <w:p>
+      <w:pPr>
+        <w:keepLines/>
+        <w:shd w:fill="F4F4F4" w:color="auto" w:val="clear"/>
+        <w:spacing w:after="0" w:line="220"/>
+      </w:pPr>
+      <w:r>
+        <w:rPr>
+          <w:rFonts w:ascii="Consolas" w:cs="Consolas" w:eastAsia="Consolas" w:hAnsi="Consolas"/>
+          <w:sz w:val="15"/>
+          <w:szCs w:val="15"/>
+        </w:rPr>
+        <w:t xml:space="preserve">11:01:06    Пропусков: 12.9% (58408 значений); метод: rf</w:t>
+      </w:r>
+    </w:p>
+    <w:p>
+      <w:pPr>
+        <w:keepLines/>
+        <w:shd w:fill="F4F4F4" w:color="auto" w:val="clear"/>
+        <w:spacing w:after="0" w:line="220"/>
+      </w:pPr>
+      <w:r>
+        <w:rPr>
+          <w:rFonts w:ascii="Consolas" w:cs="Consolas" w:eastAsia="Consolas" w:hAnsi="Consolas"/>
+          <w:sz w:val="15"/>
+          <w:szCs w:val="15"/>
+        </w:rPr>
+        <w:t xml:space="preserve">11:03:55      итерация 1: относительное изменение 9.20e-03</w:t>
+      </w:r>
+    </w:p>
+    <w:p>
+      <w:pPr>
+        <w:keepLines/>
+        <w:shd w:fill="F4F4F4" w:color="auto" w:val="clear"/>
+        <w:spacing w:after="0" w:line="220"/>
+      </w:pPr>
+      <w:r>
+        <w:rPr>
+          <w:rFonts w:ascii="Consolas" w:cs="Consolas" w:eastAsia="Consolas" w:hAnsi="Consolas"/>
+          <w:sz w:val="15"/>
+          <w:szCs w:val="15"/>
+        </w:rPr>
+        <w:t xml:space="preserve">11:06:41      итерация 2: относительное изменение 6.82e-04</w:t>
+      </w:r>
+    </w:p>
+    <w:p>
+      <w:pPr>
+        <w:keepLines/>
+        <w:shd w:fill="F4F4F4" w:color="auto" w:val="clear"/>
+        <w:spacing w:after="0" w:line="220"/>
+      </w:pPr>
+      <w:r>
+        <w:rPr>
+          <w:rFonts w:ascii="Consolas" w:cs="Consolas" w:eastAsia="Consolas" w:hAnsi="Consolas"/>
+          <w:sz w:val="15"/>
+          <w:szCs w:val="15"/>
+        </w:rPr>
+        <w:t xml:space="preserve">11:09:28      итерация 3: относительное изменение 4.77e-04</w:t>
+      </w:r>
+    </w:p>
+    <w:p>
+      <w:pPr>
+        <w:keepLines/>
+        <w:shd w:fill="F4F4F4" w:color="auto" w:val="clear"/>
+        <w:spacing w:after="0" w:line="220"/>
+      </w:pPr>
+      <w:r>
+        <w:rPr>
+          <w:rFonts w:ascii="Consolas" w:cs="Consolas" w:eastAsia="Consolas" w:hAnsi="Consolas"/>
+          <w:sz w:val="15"/>
+          <w:szCs w:val="15"/>
+        </w:rPr>
+        <w:t xml:space="preserve">11:12:18      итерация 4: относительное изменение 4.60e-04</w:t>
+      </w:r>
+    </w:p>
+    <w:p>
+      <w:pPr>
+        <w:keepLines/>
+        <w:shd w:fill="F4F4F4" w:color="auto" w:val="clear"/>
+        <w:spacing w:after="0" w:line="220"/>
+      </w:pPr>
+      <w:r>
+        <w:rPr>
+          <w:rFonts w:ascii="Consolas" w:cs="Consolas" w:eastAsia="Consolas" w:hAnsi="Consolas"/>
+          <w:sz w:val="15"/>
+          <w:szCs w:val="15"/>
+        </w:rPr>
+        <w:t xml:space="preserve">11:15:04      итерация 5: относительное изменение 4.63e-04</w:t>
+      </w:r>
+    </w:p>
+    <w:p>
+      <w:pPr>
+        <w:keepLines/>
+        <w:shd w:fill="F4F4F4" w:color="auto" w:val="clear"/>
+        <w:spacing w:after="0" w:line="220"/>
+      </w:pPr>
+      <w:r>
+        <w:rPr>
+          <w:rFonts w:ascii="Consolas" w:cs="Consolas" w:eastAsia="Consolas" w:hAnsi="Consolas"/>
+          <w:sz w:val="15"/>
+          <w:szCs w:val="15"/>
+        </w:rPr>
+        <w:t xml:space="preserve">11:15:04    Случайный лес (алгоритм missForest): итераций 5, оценка NRMSE (OOB) 0.750</w:t>
+      </w:r>
+    </w:p>
+    <w:p>
+      <w:pPr>
+        <w:keepLines/>
+        <w:shd w:fill="F4F4F4" w:color="auto" w:val="clear"/>
+        <w:spacing w:after="0" w:line="220"/>
+      </w:pPr>
+      <w:r>
+        <w:rPr>
+          <w:rFonts w:ascii="Consolas" w:cs="Consolas" w:eastAsia="Consolas" w:hAnsi="Consolas"/>
+          <w:sz w:val="15"/>
+          <w:szCs w:val="15"/>
+        </w:rPr>
+        <w:t xml:space="preserve">11:15:05  Модуль 5: выполнен, 839.2 с, пиковая память R 444 МБ</w:t>
+      </w:r>
+    </w:p>
+    <w:p>
+      <w:pPr>
+        <w:keepLines/>
+        <w:shd w:fill="F4F4F4" w:color="auto" w:val="clear"/>
+        <w:spacing w:after="0" w:line="220"/>
+      </w:pPr>
+      <w:r>
+        <w:rPr>
+          <w:rFonts w:ascii="Consolas" w:cs="Consolas" w:eastAsia="Consolas" w:hAnsi="Consolas"/>
+          <w:sz w:val="15"/>
+          <w:szCs w:val="15"/>
+        </w:rPr>
+        <w:t xml:space="preserve">11:15:05  === Модуль 6. Коррекция сигнала и логарифмирование</w:t>
+      </w:r>
+    </w:p>
+    <w:p>
+      <w:pPr>
+        <w:keepLines/>
+        <w:shd w:fill="F4F4F4" w:color="auto" w:val="clear"/>
+        <w:spacing w:after="0" w:line="220"/>
+      </w:pPr>
+      <w:r>
+        <w:rPr>
+          <w:rFonts w:ascii="Consolas" w:cs="Consolas" w:eastAsia="Consolas" w:hAnsi="Consolas"/>
+          <w:sz w:val="15"/>
+          <w:szCs w:val="15"/>
+        </w:rPr>
+        <w:t xml:space="preserve">11:15:43    EigenMS: найдено и удалено трендов систематической ошибки: 14 (перестановок 200)</w:t>
+      </w:r>
+    </w:p>
+    <w:p>
+      <w:pPr>
+        <w:keepLines/>
+        <w:shd w:fill="F4F4F4" w:color="auto" w:val="clear"/>
+        <w:spacing w:after="0" w:line="220"/>
+      </w:pPr>
+      <w:r>
+        <w:rPr>
+          <w:rFonts w:ascii="Consolas" w:cs="Consolas" w:eastAsia="Consolas" w:hAnsi="Consolas"/>
+          <w:sz w:val="15"/>
+          <w:szCs w:val="15"/>
+        </w:rPr>
+        <w:t xml:space="preserve">11:15:51  Модуль 6: выполнен, 45.1 с, пиковая память R 482 МБ</w:t>
+      </w:r>
+    </w:p>
+    <w:p>
+      <w:pPr>
+        <w:keepLines/>
+        <w:shd w:fill="F4F4F4" w:color="auto" w:val="clear"/>
+        <w:spacing w:after="0" w:line="220"/>
+      </w:pPr>
+      <w:r>
+        <w:rPr>
+          <w:rFonts w:ascii="Consolas" w:cs="Consolas" w:eastAsia="Consolas" w:hAnsi="Consolas"/>
+          <w:sz w:val="15"/>
+          <w:szCs w:val="15"/>
+        </w:rPr>
+        <w:t xml:space="preserve">11:15:51  === Модуль 7. Статистика и отбор признаков</w:t>
+      </w:r>
+    </w:p>
+    <w:p>
+      <w:pPr>
+        <w:keepLines/>
+        <w:shd w:fill="F4F4F4" w:color="auto" w:val="clear"/>
+        <w:spacing w:after="0" w:line="220"/>
+      </w:pPr>
+      <w:r>
+        <w:rPr>
+          <w:rFonts w:ascii="Consolas" w:cs="Consolas" w:eastAsia="Consolas" w:hAnsi="Consolas"/>
+          <w:sz w:val="15"/>
+          <w:szCs w:val="15"/>
+        </w:rPr>
+        <w:t xml:space="preserve">11:15:53    Данные для отбора: после заполнения пропусков и log2, без EigenMS</w:t>
+      </w:r>
+    </w:p>
+    <w:p>
+      <w:pPr>
+        <w:keepLines/>
+        <w:shd w:fill="F4F4F4" w:color="auto" w:val="clear"/>
+        <w:spacing w:after="0" w:line="220"/>
+      </w:pPr>
+      <w:r>
+        <w:rPr>
+          <w:rFonts w:ascii="Consolas" w:cs="Consolas" w:eastAsia="Consolas" w:hAnsi="Consolas"/>
+          <w:sz w:val="15"/>
+          <w:szCs w:val="15"/>
+        </w:rPr>
+        <w:t xml:space="preserve">11:15:57    ОСФ (поправка: holm, α = 0.05): 317 из 4350 признаков</w:t>
+      </w:r>
+    </w:p>
+    <w:p>
+      <w:pPr>
+        <w:keepLines/>
+        <w:shd w:fill="F4F4F4" w:color="auto" w:val="clear"/>
+        <w:spacing w:after="0" w:line="220"/>
+      </w:pPr>
+      <w:r>
+        <w:rPr>
+          <w:rFonts w:ascii="Consolas" w:cs="Consolas" w:eastAsia="Consolas" w:hAnsi="Consolas"/>
+          <w:sz w:val="15"/>
+          <w:szCs w:val="15"/>
+        </w:rPr>
+        <w:t xml:space="preserve">11:16:05    СПФ (в top-50 не менее чем у 2 из 4 моделей): 53 признаков</w:t>
+      </w:r>
+    </w:p>
+    <w:p>
+      <w:pPr>
+        <w:keepLines/>
+        <w:shd w:fill="F4F4F4" w:color="auto" w:val="clear"/>
+        <w:spacing w:after="0" w:line="220"/>
+      </w:pPr>
+      <w:r>
+        <w:rPr>
+          <w:rFonts w:ascii="Consolas" w:cs="Consolas" w:eastAsia="Consolas" w:hAnsi="Consolas"/>
+          <w:sz w:val="15"/>
+          <w:szCs w:val="15"/>
+        </w:rPr>
+        <w:t xml:space="preserve">11:16:08    РОП (наивный Байес): 53 признаков, точность CV 0.981</w:t>
+      </w:r>
+    </w:p>
+    <w:p>
+      <w:pPr>
+        <w:keepLines/>
+        <w:shd w:fill="F4F4F4" w:color="auto" w:val="clear"/>
+        <w:spacing w:after="0" w:line="220"/>
+      </w:pPr>
+      <w:r>
+        <w:rPr>
+          <w:rFonts w:ascii="Consolas" w:cs="Consolas" w:eastAsia="Consolas" w:hAnsi="Consolas"/>
+          <w:sz w:val="15"/>
+          <w:szCs w:val="15"/>
+        </w:rPr>
+        <w:t xml:space="preserve">11:16:08    Точность моделей на всех признаках до и после коррекции (сравнение этапов)…</w:t>
+      </w:r>
+    </w:p>
+    <w:p>
+      <w:pPr>
+        <w:keepLines/>
+        <w:shd w:fill="F4F4F4" w:color="auto" w:val="clear"/>
+        <w:spacing w:after="0" w:line="220"/>
+      </w:pPr>
+      <w:r>
+        <w:rPr>
+          <w:rFonts w:ascii="Consolas" w:cs="Consolas" w:eastAsia="Consolas" w:hAnsi="Consolas"/>
+          <w:sz w:val="15"/>
+          <w:szCs w:val="15"/>
+        </w:rPr>
+        <w:t xml:space="preserve">11:19:09      ds (после ОСФ), knn: точность CV 0.971</w:t>
+      </w:r>
+    </w:p>
+    <w:p>
+      <w:pPr>
+        <w:keepLines/>
+        <w:shd w:fill="F4F4F4" w:color="auto" w:val="clear"/>
+        <w:spacing w:after="0" w:line="220"/>
+      </w:pPr>
+      <w:r>
+        <w:rPr>
+          <w:rFonts w:ascii="Consolas" w:cs="Consolas" w:eastAsia="Consolas" w:hAnsi="Consolas"/>
+          <w:sz w:val="15"/>
+          <w:szCs w:val="15"/>
+        </w:rPr>
+        <w:t xml:space="preserve">11:19:09      ds (после ОСФ), svmRadial: точность CV 0.990</w:t>
+      </w:r>
+    </w:p>
+    <w:p>
+      <w:pPr>
+        <w:keepLines/>
+        <w:shd w:fill="F4F4F4" w:color="auto" w:val="clear"/>
+        <w:spacing w:after="0" w:line="220"/>
+      </w:pPr>
+      <w:r>
+        <w:rPr>
+          <w:rFonts w:ascii="Consolas" w:cs="Consolas" w:eastAsia="Consolas" w:hAnsi="Consolas"/>
+          <w:sz w:val="15"/>
+          <w:szCs w:val="15"/>
+        </w:rPr>
+        <w:t xml:space="preserve">11:19:09      ds (после ОСФ), pls: точность CV 0.990</w:t>
+      </w:r>
+    </w:p>
+    <w:p>
+      <w:pPr>
+        <w:keepLines/>
+        <w:shd w:fill="F4F4F4" w:color="auto" w:val="clear"/>
+        <w:spacing w:after="0" w:line="220"/>
+      </w:pPr>
+      <w:r>
+        <w:rPr>
+          <w:rFonts w:ascii="Consolas" w:cs="Consolas" w:eastAsia="Consolas" w:hAnsi="Consolas"/>
+          <w:sz w:val="15"/>
+          <w:szCs w:val="15"/>
+        </w:rPr>
+        <w:t xml:space="preserve">11:19:09      ds (после ОСФ), rf: точность CV 0.978</w:t>
+      </w:r>
+    </w:p>
+    <w:p>
+      <w:pPr>
+        <w:keepLines/>
+        <w:shd w:fill="F4F4F4" w:color="auto" w:val="clear"/>
+        <w:spacing w:after="0" w:line="220"/>
+      </w:pPr>
+      <w:r>
+        <w:rPr>
+          <w:rFonts w:ascii="Consolas" w:cs="Consolas" w:eastAsia="Consolas" w:hAnsi="Consolas"/>
+          <w:sz w:val="15"/>
+          <w:szCs w:val="15"/>
+        </w:rPr>
+        <w:t xml:space="preserve">11:19:09      ds_raw (до коррекции), knn: точность CV 0.974</w:t>
+      </w:r>
+    </w:p>
+    <w:p>
+      <w:pPr>
+        <w:keepLines/>
+        <w:shd w:fill="F4F4F4" w:color="auto" w:val="clear"/>
+        <w:spacing w:after="0" w:line="220"/>
+      </w:pPr>
+      <w:r>
+        <w:rPr>
+          <w:rFonts w:ascii="Consolas" w:cs="Consolas" w:eastAsia="Consolas" w:hAnsi="Consolas"/>
+          <w:sz w:val="15"/>
+          <w:szCs w:val="15"/>
+        </w:rPr>
+        <w:t xml:space="preserve">11:19:09      ds_raw (до коррекции), svmRadial: точность CV 0.961</w:t>
+      </w:r>
+    </w:p>
+    <w:p>
+      <w:pPr>
+        <w:keepLines/>
+        <w:shd w:fill="F4F4F4" w:color="auto" w:val="clear"/>
+        <w:spacing w:after="0" w:line="220"/>
+      </w:pPr>
+      <w:r>
+        <w:rPr>
+          <w:rFonts w:ascii="Consolas" w:cs="Consolas" w:eastAsia="Consolas" w:hAnsi="Consolas"/>
+          <w:sz w:val="15"/>
+          <w:szCs w:val="15"/>
+        </w:rPr>
+        <w:t xml:space="preserve">11:19:09      ds_raw (до коррекции), pls: точность CV 0.994</w:t>
+      </w:r>
+    </w:p>
+    <w:p>
+      <w:pPr>
+        <w:keepLines/>
+        <w:shd w:fill="F4F4F4" w:color="auto" w:val="clear"/>
+        <w:spacing w:after="0" w:line="220"/>
+      </w:pPr>
+      <w:r>
+        <w:rPr>
+          <w:rFonts w:ascii="Consolas" w:cs="Consolas" w:eastAsia="Consolas" w:hAnsi="Consolas"/>
+          <w:sz w:val="15"/>
+          <w:szCs w:val="15"/>
+        </w:rPr>
+        <w:t xml:space="preserve">11:19:09      ds_raw (до коррекции), rf: точность CV 0.968</w:t>
+      </w:r>
+    </w:p>
+    <w:p>
+      <w:pPr>
+        <w:keepLines/>
+        <w:shd w:fill="F4F4F4" w:color="auto" w:val="clear"/>
+        <w:spacing w:after="0" w:line="220"/>
+      </w:pPr>
+      <w:r>
+        <w:rPr>
+          <w:rFonts w:ascii="Consolas" w:cs="Consolas" w:eastAsia="Consolas" w:hAnsi="Consolas"/>
+          <w:sz w:val="15"/>
+          <w:szCs w:val="15"/>
+        </w:rPr>
+        <w:t xml:space="preserve">11:19:09      dsr (после коррекции), knn: точность CV 1.000</w:t>
+      </w:r>
+    </w:p>
+    <w:p>
+      <w:pPr>
+        <w:keepLines/>
+        <w:shd w:fill="F4F4F4" w:color="auto" w:val="clear"/>
+        <w:spacing w:after="0" w:line="220"/>
+      </w:pPr>
+      <w:r>
+        <w:rPr>
+          <w:rFonts w:ascii="Consolas" w:cs="Consolas" w:eastAsia="Consolas" w:hAnsi="Consolas"/>
+          <w:sz w:val="15"/>
+          <w:szCs w:val="15"/>
+        </w:rPr>
+        <w:t xml:space="preserve">11:19:09      dsr (после коррекции), svmRadial: точность CV 1.000</w:t>
+      </w:r>
+    </w:p>
+    <w:p>
+      <w:pPr>
+        <w:keepLines/>
+        <w:shd w:fill="F4F4F4" w:color="auto" w:val="clear"/>
+        <w:spacing w:after="0" w:line="220"/>
+      </w:pPr>
+      <w:r>
+        <w:rPr>
+          <w:rFonts w:ascii="Consolas" w:cs="Consolas" w:eastAsia="Consolas" w:hAnsi="Consolas"/>
+          <w:sz w:val="15"/>
+          <w:szCs w:val="15"/>
+        </w:rPr>
+        <w:t xml:space="preserve">11:19:09      dsr (после коррекции), pls: точность CV 1.000</w:t>
+      </w:r>
+    </w:p>
+    <w:p>
+      <w:pPr>
+        <w:keepLines/>
+        <w:shd w:fill="F4F4F4" w:color="auto" w:val="clear"/>
+        <w:spacing w:after="0" w:line="220"/>
+      </w:pPr>
+      <w:r>
+        <w:rPr>
+          <w:rFonts w:ascii="Consolas" w:cs="Consolas" w:eastAsia="Consolas" w:hAnsi="Consolas"/>
+          <w:sz w:val="15"/>
+          <w:szCs w:val="15"/>
+        </w:rPr>
+        <w:t xml:space="preserve">11:19:09      dsr (после коррекции), rf: точность CV 1.000</w:t>
+      </w:r>
+    </w:p>
+    <w:p>
+      <w:pPr>
+        <w:keepLines/>
+        <w:shd w:fill="F4F4F4" w:color="auto" w:val="clear"/>
+        <w:spacing w:after="0" w:line="220"/>
+      </w:pPr>
+      <w:r>
+        <w:rPr>
+          <w:rFonts w:ascii="Consolas" w:cs="Consolas" w:eastAsia="Consolas" w:hAnsi="Consolas"/>
+          <w:sz w:val="15"/>
+          <w:szCs w:val="15"/>
+        </w:rPr>
+        <w:t xml:space="preserve">11:19:11    Число признаков и средняя AUROC по этапам (описательная): 4350 (0.607) → 4350 (0.670) → 317 (0.818) → 53 (0.907) → 53 (0.907)</w:t>
+      </w:r>
+    </w:p>
+    <w:p>
+      <w:pPr>
+        <w:keepLines/>
+        <w:shd w:fill="F4F4F4" w:color="auto" w:val="clear"/>
+        <w:spacing w:after="0" w:line="220"/>
+      </w:pPr>
+      <w:r>
+        <w:rPr>
+          <w:rFonts w:ascii="Consolas" w:cs="Consolas" w:eastAsia="Consolas" w:hAnsi="Consolas"/>
+          <w:sz w:val="15"/>
+          <w:szCs w:val="15"/>
+        </w:rPr>
+        <w:t xml:space="preserve">11:19:11    Вложенная кросс-валидация (5 блоков × 2 повтора, данные: после заполнения пропусков, без EigenMS)…</w:t>
+      </w:r>
+    </w:p>
+    <w:p>
+      <w:pPr>
+        <w:keepLines/>
+        <w:shd w:fill="F4F4F4" w:color="auto" w:val="clear"/>
+        <w:spacing w:after="0" w:line="220"/>
+      </w:pPr>
+      <w:r>
+        <w:rPr>
+          <w:rFonts w:ascii="Consolas" w:cs="Consolas" w:eastAsia="Consolas" w:hAnsi="Consolas"/>
+          <w:sz w:val="15"/>
+          <w:szCs w:val="15"/>
+        </w:rPr>
+        <w:t xml:space="preserve">11:19:22      вложенная CV: повтор 1, блок 1 — признаков 53</w:t>
+      </w:r>
+    </w:p>
+    <w:p>
+      <w:pPr>
+        <w:keepLines/>
+        <w:shd w:fill="F4F4F4" w:color="auto" w:val="clear"/>
+        <w:spacing w:after="0" w:line="220"/>
+      </w:pPr>
+      <w:r>
+        <w:rPr>
+          <w:rFonts w:ascii="Consolas" w:cs="Consolas" w:eastAsia="Consolas" w:hAnsi="Consolas"/>
+          <w:sz w:val="15"/>
+          <w:szCs w:val="15"/>
+        </w:rPr>
+        <w:t xml:space="preserve">11:19:33      вложенная CV: повтор 1, блок 2 — признаков 54</w:t>
+      </w:r>
+    </w:p>
+    <w:p>
+      <w:pPr>
+        <w:keepLines/>
+        <w:shd w:fill="F4F4F4" w:color="auto" w:val="clear"/>
+        <w:spacing w:after="0" w:line="220"/>
+      </w:pPr>
+      <w:r>
+        <w:rPr>
+          <w:rFonts w:ascii="Consolas" w:cs="Consolas" w:eastAsia="Consolas" w:hAnsi="Consolas"/>
+          <w:sz w:val="15"/>
+          <w:szCs w:val="15"/>
+        </w:rPr>
+        <w:t xml:space="preserve">11:19:44      вложенная CV: повтор 1, блок 3 — признаков 45</w:t>
+      </w:r>
+    </w:p>
+    <w:p>
+      <w:pPr>
+        <w:keepLines/>
+        <w:shd w:fill="F4F4F4" w:color="auto" w:val="clear"/>
+        <w:spacing w:after="0" w:line="220"/>
+      </w:pPr>
+      <w:r>
+        <w:rPr>
+          <w:rFonts w:ascii="Consolas" w:cs="Consolas" w:eastAsia="Consolas" w:hAnsi="Consolas"/>
+          <w:sz w:val="15"/>
+          <w:szCs w:val="15"/>
+        </w:rPr>
+        <w:t xml:space="preserve">11:19:55      вложенная CV: повтор 1, блок 4 — признаков 54</w:t>
+      </w:r>
+    </w:p>
+    <w:p>
+      <w:pPr>
+        <w:keepLines/>
+        <w:shd w:fill="F4F4F4" w:color="auto" w:val="clear"/>
+        <w:spacing w:after="0" w:line="220"/>
+      </w:pPr>
+      <w:r>
+        <w:rPr>
+          <w:rFonts w:ascii="Consolas" w:cs="Consolas" w:eastAsia="Consolas" w:hAnsi="Consolas"/>
+          <w:sz w:val="15"/>
+          <w:szCs w:val="15"/>
+        </w:rPr>
+        <w:t xml:space="preserve">11:20:06      вложенная CV: повтор 1, блок 5 — признаков 35</w:t>
+      </w:r>
+    </w:p>
+    <w:p>
+      <w:pPr>
+        <w:keepLines/>
+        <w:shd w:fill="F4F4F4" w:color="auto" w:val="clear"/>
+        <w:spacing w:after="0" w:line="220"/>
+      </w:pPr>
+      <w:r>
+        <w:rPr>
+          <w:rFonts w:ascii="Consolas" w:cs="Consolas" w:eastAsia="Consolas" w:hAnsi="Consolas"/>
+          <w:sz w:val="15"/>
+          <w:szCs w:val="15"/>
+        </w:rPr>
+        <w:t xml:space="preserve">11:20:17      вложенная CV: повтор 2, блок 1 — признаков 53</w:t>
+      </w:r>
+    </w:p>
+    <w:p>
+      <w:pPr>
+        <w:keepLines/>
+        <w:shd w:fill="F4F4F4" w:color="auto" w:val="clear"/>
+        <w:spacing w:after="0" w:line="220"/>
+      </w:pPr>
+      <w:r>
+        <w:rPr>
+          <w:rFonts w:ascii="Consolas" w:cs="Consolas" w:eastAsia="Consolas" w:hAnsi="Consolas"/>
+          <w:sz w:val="15"/>
+          <w:szCs w:val="15"/>
+        </w:rPr>
+        <w:t xml:space="preserve">11:20:27      вложенная CV: повтор 2, блок 2 — признаков 50</w:t>
+      </w:r>
+    </w:p>
+    <w:p>
+      <w:pPr>
+        <w:keepLines/>
+        <w:shd w:fill="F4F4F4" w:color="auto" w:val="clear"/>
+        <w:spacing w:after="0" w:line="220"/>
+      </w:pPr>
+      <w:r>
+        <w:rPr>
+          <w:rFonts w:ascii="Consolas" w:cs="Consolas" w:eastAsia="Consolas" w:hAnsi="Consolas"/>
+          <w:sz w:val="15"/>
+          <w:szCs w:val="15"/>
+        </w:rPr>
+        <w:t xml:space="preserve">11:20:38      вложенная CV: повтор 2, блок 3 — признаков 31</w:t>
+      </w:r>
+    </w:p>
+    <w:p>
+      <w:pPr>
+        <w:keepLines/>
+        <w:shd w:fill="F4F4F4" w:color="auto" w:val="clear"/>
+        <w:spacing w:after="0" w:line="220"/>
+      </w:pPr>
+      <w:r>
+        <w:rPr>
+          <w:rFonts w:ascii="Consolas" w:cs="Consolas" w:eastAsia="Consolas" w:hAnsi="Consolas"/>
+          <w:sz w:val="15"/>
+          <w:szCs w:val="15"/>
+        </w:rPr>
+        <w:t xml:space="preserve">11:20:48      вложенная CV: повтор 2, блок 4 — признаков 46</w:t>
+      </w:r>
+    </w:p>
+    <w:p>
+      <w:pPr>
+        <w:keepLines/>
+        <w:shd w:fill="F4F4F4" w:color="auto" w:val="clear"/>
+        <w:spacing w:after="0" w:line="220"/>
+      </w:pPr>
+      <w:r>
+        <w:rPr>
+          <w:rFonts w:ascii="Consolas" w:cs="Consolas" w:eastAsia="Consolas" w:hAnsi="Consolas"/>
+          <w:sz w:val="15"/>
+          <w:szCs w:val="15"/>
+        </w:rPr>
+        <w:t xml:space="preserve">11:20:59      вложенная CV: повтор 2, блок 5 — признаков 49</w:t>
+      </w:r>
+    </w:p>
+    <w:p>
+      <w:pPr>
+        <w:keepLines/>
+        <w:shd w:fill="F4F4F4" w:color="auto" w:val="clear"/>
+        <w:spacing w:after="0" w:line="220"/>
+      </w:pPr>
+      <w:r>
+        <w:rPr>
+          <w:rFonts w:ascii="Consolas" w:cs="Consolas" w:eastAsia="Consolas" w:hAnsi="Consolas"/>
+          <w:sz w:val="15"/>
+          <w:szCs w:val="15"/>
+        </w:rPr>
+        <w:t xml:space="preserve">11:20:59    Вложенная CV: точность 0.971, AUC 0.989 (несмещённая оценка всей процедуры отбора)</w:t>
+      </w:r>
+    </w:p>
+    <w:p>
+      <w:pPr>
+        <w:keepLines/>
+        <w:shd w:fill="F4F4F4" w:color="auto" w:val="clear"/>
+        <w:spacing w:after="0" w:line="220"/>
+      </w:pPr>
+      <w:r>
+        <w:rPr>
+          <w:rFonts w:ascii="Consolas" w:cs="Consolas" w:eastAsia="Consolas" w:hAnsi="Consolas"/>
+          <w:sz w:val="15"/>
+          <w:szCs w:val="15"/>
+        </w:rPr>
+        <w:t xml:space="preserve">11:21:00  Модуль 7: выполнен, 308.9 с, пиковая память R 775 МБ</w:t>
+      </w:r>
+    </w:p>
+    <w:p>
+      <w:pPr>
+        <w:keepLines/>
+        <w:shd w:fill="F4F4F4" w:color="auto" w:val="clear"/>
+        <w:spacing w:after="0" w:line="220"/>
+      </w:pPr>
+      <w:r>
+        <w:rPr>
+          <w:rFonts w:ascii="Consolas" w:cs="Consolas" w:eastAsia="Consolas" w:hAnsi="Consolas"/>
+          <w:sz w:val="15"/>
+          <w:szCs w:val="15"/>
+        </w:rPr>
+        <w:t xml:space="preserve">11:21:00  === Модуль 8. Визуализация</w:t>
+      </w:r>
+    </w:p>
+    <w:p>
+      <w:pPr>
+        <w:keepLines/>
+        <w:shd w:fill="F4F4F4" w:color="auto" w:val="clear"/>
+        <w:spacing w:after="0" w:line="220"/>
+      </w:pPr>
+      <w:r>
+        <w:rPr>
+          <w:rFonts w:ascii="Consolas" w:cs="Consolas" w:eastAsia="Consolas" w:hAnsi="Consolas"/>
+          <w:sz w:val="15"/>
+          <w:szCs w:val="15"/>
+        </w:rPr>
+        <w:t xml:space="preserve">11:21:09    Рисунки: PCA и ИКА по трём этапам, тепловая карта (50 признаков), диаграммы размаха (12), PLS-DA/VIP; форматы: png, jpeg, 600 dpi</w:t>
+      </w:r>
+    </w:p>
+    <w:p>
+      <w:pPr>
+        <w:keepLines/>
+        <w:shd w:fill="F4F4F4" w:color="auto" w:val="clear"/>
+        <w:spacing w:after="0" w:line="220"/>
+      </w:pPr>
+      <w:r>
+        <w:rPr>
+          <w:rFonts w:ascii="Consolas" w:cs="Consolas" w:eastAsia="Consolas" w:hAnsi="Consolas"/>
+          <w:sz w:val="15"/>
+          <w:szCs w:val="15"/>
+        </w:rPr>
+        <w:t xml:space="preserve">11:21:09  Модуль 8: выполнен, 7.9 с, пиковая память R 471 МБ</w:t>
+      </w:r>
+    </w:p>
+    <w:p>
+      <w:pPr>
+        <w:keepLines/>
+        <w:shd w:fill="F4F4F4" w:color="auto" w:val="clear"/>
+        <w:spacing w:after="0" w:line="220"/>
+      </w:pPr>
+      <w:r>
+        <w:rPr>
+          <w:rFonts w:ascii="Consolas" w:cs="Consolas" w:eastAsia="Consolas" w:hAnsi="Consolas"/>
+          <w:sz w:val="15"/>
+          <w:szCs w:val="15"/>
+        </w:rPr>
+        <w:t xml:space="preserve">11:21:09  === Модуль 9. База признаков и отчёт</w:t>
+      </w:r>
+    </w:p>
+    <w:p>
+      <w:pPr>
+        <w:keepLines/>
+        <w:shd w:fill="F4F4F4" w:color="auto" w:val="clear"/>
+        <w:spacing w:after="0" w:line="220"/>
+      </w:pPr>
+      <w:r>
+        <w:rPr>
+          <w:rFonts w:ascii="Consolas" w:cs="Consolas" w:eastAsia="Consolas" w:hAnsi="Consolas"/>
+          <w:sz w:val="15"/>
+          <w:szCs w:val="15"/>
+        </w:rPr>
+        <w:t xml:space="preserve">11:21:09    База признаков (/home/user/metab/runs/ispytaniya/work/setA_full/features_db, строгий профиль): добавлено 776 признаков, 80704 значений интенсивности (прогон 20261027_110054)</w:t>
+      </w:r>
+    </w:p>
+    <w:p>
+      <w:pPr>
+        <w:keepLines/>
+        <w:shd w:fill="F4F4F4" w:color="auto" w:val="clear"/>
+        <w:spacing w:after="0" w:line="220"/>
+      </w:pPr>
+      <w:r>
+        <w:rPr>
+          <w:rFonts w:ascii="Consolas" w:cs="Consolas" w:eastAsia="Consolas" w:hAnsi="Consolas"/>
+          <w:sz w:val="15"/>
+          <w:szCs w:val="15"/>
+        </w:rPr>
+        <w:t xml:space="preserve">11:21:11    Отчёт: /home/user/metab/runs/ispytaniya/work/setA_full/09_report/report.html (R Markdown)</w:t>
+      </w:r>
+    </w:p>
+    <w:p>
+      <w:pPr>
+        <w:keepLines/>
+        <w:shd w:fill="F4F4F4" w:color="auto" w:val="clear"/>
+        <w:spacing w:after="0" w:line="220"/>
+      </w:pPr>
+      <w:r>
+        <w:rPr>
+          <w:rFonts w:ascii="Consolas" w:cs="Consolas" w:eastAsia="Consolas" w:hAnsi="Consolas"/>
+          <w:sz w:val="15"/>
+          <w:szCs w:val="15"/>
+        </w:rPr>
+        <w:t xml:space="preserve">11:21:11  Модуль 9: выполнен, 1.7 с, пиковая память R 339 МБ</w:t>
+      </w:r>
+    </w:p>
+    <w:p>
+      <w:pPr>
+        <w:keepLines/>
+        <w:shd w:fill="F4F4F4" w:color="auto" w:val="clear"/>
+        <w:spacing w:after="0" w:line="220"/>
+      </w:pPr>
+      <w:r>
+        <w:rPr>
+          <w:rFonts w:ascii="Consolas" w:cs="Consolas" w:eastAsia="Consolas" w:hAnsi="Consolas"/>
+          <w:sz w:val="15"/>
+          <w:szCs w:val="15"/>
+        </w:rPr>
+        <w:t xml:space="preserve">11:21:11  Готово. Отчёт: /home/user/metab/runs/ispytaniya/work/setA_full/09_report/report.html</w:t>
+      </w:r>
+    </w:p>
+    <w:p>
+      <w:pPr>
+        <w:keepLines/>
+        <w:shd w:fill="F4F4F4" w:color="auto" w:val="clear"/>
+        <w:spacing w:after="0" w:line="220"/>
+      </w:pPr>
+      <w:r>
+        <w:rPr>
+          <w:rFonts w:ascii="Consolas" w:cs="Consolas" w:eastAsia="Consolas" w:hAnsi="Consolas"/>
+          <w:sz w:val="15"/>
+          <w:szCs w:val="15"/>
+        </w:rPr>
+        <w:t xml:space="preserve">UROMETABR_DONE</w:t>
       </w:r>
     </w:p>
     <w:p>
@@ -15510,7 +15677,7 @@
           <w:sz w:val="15"/>
           <w:szCs w:val="15"/>
         </w:rPr>
-        <w:t xml:space="preserve">UROMETABR_DATE &lt;- "2026-10-26"</w:t>
+        <w:t xml:space="preserve">UROMETABR_DATE &lt;- "2026-10-27"</w:t>
       </w:r>
     </w:p>
     <w:p>
@@ -15555,6 +15722,21 @@
           <w:sz w:val="15"/>
           <w:szCs w:val="15"/>
         </w:rPr>
+        <w:t xml:space="preserve">PROGRAM_SUPPORT &lt;- "Программа разработана при поддержке Фонда содействия инновациям в рамках программы „УМНИК“ (договор № 19600ГУ/2025)"</w:t>
+      </w:r>
+    </w:p>
+    <w:p>
+      <w:pPr>
+        <w:keepLines/>
+        <w:shd w:fill="F4F4F4" w:color="auto" w:val="clear"/>
+        <w:spacing w:after="0" w:line="220"/>
+      </w:pPr>
+      <w:r>
+        <w:rPr>
+          <w:rFonts w:ascii="Consolas" w:cs="Consolas" w:eastAsia="Consolas" w:hAnsi="Consolas"/>
+          <w:sz w:val="15"/>
+          <w:szCs w:val="15"/>
+        </w:rPr>
         <w:t xml:space="preserve"> </w:t>
       </w:r>
     </w:p>
@@ -19681,7 +19863,7 @@
           <w:sz w:val="15"/>
           <w:szCs w:val="15"/>
         </w:rPr>
-        <w:t xml:space="preserve">  tab &lt;- data.table::fread(path, sep = sep, skip = hdr - 1, header = TRUE, data.table = FALSE, check.names = FALSE, encoding = "UTF-8")</w:t>
+        <w:t xml:space="preserve">  tab &lt;- as_double_cols(data.table::fread(path, sep = sep, skip = hdr - 1, header = TRUE, data.table = FALSE, check.names = FALSE, encoding = "UTF-8"))</w:t>
       </w:r>
     </w:p>
     <w:p>
@@ -19846,6 +20028,66 @@
           <w:sz w:val="15"/>
           <w:szCs w:val="15"/>
         </w:rPr>
+        <w:t xml:space="preserve"># fread читает целые больше 2^31 как integer64 (bit64); аргумент integer64 = "double" действует не всегда</w:t>
+      </w:r>
+    </w:p>
+    <w:p>
+      <w:pPr>
+        <w:keepLines/>
+        <w:shd w:fill="F4F4F4" w:color="auto" w:val="clear"/>
+        <w:spacing w:after="0" w:line="220"/>
+      </w:pPr>
+      <w:r>
+        <w:rPr>
+          <w:rFonts w:ascii="Consolas" w:cs="Consolas" w:eastAsia="Consolas" w:hAnsi="Consolas"/>
+          <w:sz w:val="15"/>
+          <w:szCs w:val="15"/>
+        </w:rPr>
+        <w:t xml:space="preserve"># (тип, найденный вне выборки строк, остаётся integer64), поэтому такие столбцы переводятся в double явно</w:t>
+      </w:r>
+    </w:p>
+    <w:p>
+      <w:pPr>
+        <w:keepLines/>
+        <w:shd w:fill="F4F4F4" w:color="auto" w:val="clear"/>
+        <w:spacing w:after="0" w:line="220"/>
+      </w:pPr>
+      <w:r>
+        <w:rPr>
+          <w:rFonts w:ascii="Consolas" w:cs="Consolas" w:eastAsia="Consolas" w:hAnsi="Consolas"/>
+          <w:sz w:val="15"/>
+          <w:szCs w:val="15"/>
+        </w:rPr>
+        <w:t xml:space="preserve">as_double_cols &lt;- function(df) { j &lt;- vapply(df, inherits, TRUE, "integer64"); df[j] &lt;- lapply(df[j], as.double); df }</w:t>
+      </w:r>
+    </w:p>
+    <w:p>
+      <w:pPr>
+        <w:keepLines/>
+        <w:shd w:fill="F4F4F4" w:color="auto" w:val="clear"/>
+        <w:spacing w:after="0" w:line="220"/>
+      </w:pPr>
+      <w:r>
+        <w:rPr>
+          <w:rFonts w:ascii="Consolas" w:cs="Consolas" w:eastAsia="Consolas" w:hAnsi="Consolas"/>
+          <w:sz w:val="15"/>
+          <w:szCs w:val="15"/>
+        </w:rPr>
+        <w:t xml:space="preserve"> </w:t>
+      </w:r>
+    </w:p>
+    <w:p>
+      <w:pPr>
+        <w:keepLines/>
+        <w:shd w:fill="F4F4F4" w:color="auto" w:val="clear"/>
+        <w:spacing w:after="0" w:line="220"/>
+      </w:pPr>
+      <w:r>
+        <w:rPr>
+          <w:rFonts w:ascii="Consolas" w:cs="Consolas" w:eastAsia="Consolas" w:hAnsi="Consolas"/>
+          <w:sz w:val="15"/>
+          <w:szCs w:val="15"/>
+        </w:rPr>
         <w:t xml:space="preserve">read_feature_table &lt;- function(path, md, format = "auto", id_column = "") {</w:t>
       </w:r>
     </w:p>
@@ -19936,7 +20178,7 @@
           <w:sz w:val="15"/>
           <w:szCs w:val="15"/>
         </w:rPr>
-        <w:t xml:space="preserve">  raw &lt;- data.table::fread(path, data.table = FALSE, check.names = FALSE, encoding = "UTF-8", colClasses = list(character = 1))</w:t>
+        <w:t xml:space="preserve">  raw &lt;- as_double_cols(data.table::fread(path, data.table = FALSE, check.names = FALSE, encoding = "UTF-8", colClasses = list(character = 1)))</w:t>
       </w:r>
     </w:p>
     <w:p>
@@ -27800,6 +28042,21 @@
           <w:sz w:val="15"/>
           <w:szCs w:val="15"/>
         </w:rPr>
+        <w:t xml:space="preserve">  if (ncol(L) == 1) L &lt;- cbind(a = L[, 1], b = L[, 1])   # filterVarImp при 3+ группах не работает с одним признаком; копия не меняет среднее</w:t>
+      </w:r>
+    </w:p>
+    <w:p>
+      <w:pPr>
+        <w:keepLines/>
+        <w:shd w:fill="F4F4F4" w:color="auto" w:val="clear"/>
+        <w:spacing w:after="0" w:line="220"/>
+      </w:pPr>
+      <w:r>
+        <w:rPr>
+          <w:rFonts w:ascii="Consolas" w:cs="Consolas" w:eastAsia="Consolas" w:hAnsi="Consolas"/>
+          <w:sz w:val="15"/>
+          <w:szCs w:val="15"/>
+        </w:rPr>
         <w:t xml:space="preserve">  v &lt;- caret::filterVarImp(as.data.frame(L), factor(groups))</w:t>
       </w:r>
     </w:p>
@@ -31162,6 +31419,21 @@
           <w:sz w:val="15"/>
           <w:szCs w:val="15"/>
         </w:rPr>
+        <w:t xml:space="preserve">  attr(sec, "support") &lt;- PROGRAM_SUPPORT</w:t>
+      </w:r>
+    </w:p>
+    <w:p>
+      <w:pPr>
+        <w:keepLines/>
+        <w:shd w:fill="F4F4F4" w:color="auto" w:val="clear"/>
+        <w:spacing w:after="0" w:line="220"/>
+      </w:pPr>
+      <w:r>
+        <w:rPr>
+          <w:rFonts w:ascii="Consolas" w:cs="Consolas" w:eastAsia="Consolas" w:hAnsi="Consolas"/>
+          <w:sz w:val="15"/>
+          <w:szCs w:val="15"/>
+        </w:rPr>
         <w:t xml:space="preserve">  saveRDS(sec, file.path(out, "report_sections.rds"))</w:t>
       </w:r>
     </w:p>
@@ -32152,7 +32424,7 @@
           <w:sz w:val="15"/>
           <w:szCs w:val="15"/>
         </w:rPr>
-        <w:t xml:space="preserve">               paste0("&lt;h1&gt;Отчёт о прогоне UroMetabR ", UROMETABR_VERSION, "&lt;/h1&gt;"), body, "&lt;/body&gt;&lt;/html&gt;"), f, useBytes = TRUE)</w:t>
+        <w:t xml:space="preserve">               paste0("&lt;h1&gt;Отчёт о прогоне UroMetabR ", UROMETABR_VERSION, "&lt;/h1&gt;&lt;p&gt;&lt;i&gt;", html_esc(PROGRAM_SUPPORT), "&lt;/i&gt;&lt;/p&gt;"), body, "&lt;/body&gt;&lt;/html&gt;"), f, useBytes = TRUE)</w:t>
       </w:r>
     </w:p>
     <w:p>
@@ -36101,6 +36373,21 @@
           <w:sz w:val="15"/>
           <w:szCs w:val="15"/>
         </w:rPr>
+        <w:t xml:space="preserve">cat("*", attr(sec, "support"), "*\n\n", sep = "")</w:t>
+      </w:r>
+    </w:p>
+    <w:p>
+      <w:pPr>
+        <w:keepLines/>
+        <w:shd w:fill="F4F4F4" w:color="auto" w:val="clear"/>
+        <w:spacing w:after="0" w:line="220"/>
+      </w:pPr>
+      <w:r>
+        <w:rPr>
+          <w:rFonts w:ascii="Consolas" w:cs="Consolas" w:eastAsia="Consolas" w:hAnsi="Consolas"/>
+          <w:sz w:val="15"/>
+          <w:szCs w:val="15"/>
+        </w:rPr>
         <w:t xml:space="preserve">for (x in sec) {</w:t>
       </w:r>
     </w:p>
@@ -36327,6 +36614,36 @@
           <w:sz w:val="15"/>
           <w:szCs w:val="15"/>
         </w:rPr>
+        <w:t xml:space="preserve">*Программа разработана при поддержке Фонда содействия инновациям в рамках программы „УМНИК“ (договор № 19600ГУ/2025).*</w:t>
+      </w:r>
+    </w:p>
+    <w:p>
+      <w:pPr>
+        <w:keepLines/>
+        <w:shd w:fill="F4F4F4" w:color="auto" w:val="clear"/>
+        <w:spacing w:after="0" w:line="220"/>
+      </w:pPr>
+      <w:r>
+        <w:rPr>
+          <w:rFonts w:ascii="Consolas" w:cs="Consolas" w:eastAsia="Consolas" w:hAnsi="Consolas"/>
+          <w:sz w:val="15"/>
+          <w:szCs w:val="15"/>
+        </w:rPr>
+        <w:t xml:space="preserve"> </w:t>
+      </w:r>
+    </w:p>
+    <w:p>
+      <w:pPr>
+        <w:keepLines/>
+        <w:shd w:fill="F4F4F4" w:color="auto" w:val="clear"/>
+        <w:spacing w:after="0" w:line="220"/>
+      </w:pPr>
+      <w:r>
+        <w:rPr>
+          <w:rFonts w:ascii="Consolas" w:cs="Consolas" w:eastAsia="Consolas" w:hAnsi="Consolas"/>
+          <w:sz w:val="15"/>
+          <w:szCs w:val="15"/>
+        </w:rPr>
         <w:t xml:space="preserve">### Установка (Windows, без навыков программирования)</w:t>
       </w:r>
     </w:p>
@@ -36507,7 +36824,7 @@
           <w:sz w:val="15"/>
           <w:szCs w:val="15"/>
         </w:rPr>
-        <w:t xml:space="preserve">1. Скопируйте архив `UroMetabR_v1.0.0_2026-10-26.zip` в удобное место, например на диск `C:` или в «Документы».</w:t>
+        <w:t xml:space="preserve">1. Скопируйте архив `UroMetabR_v1.0.0_2026-10-27.zip` в удобное место, например на диск `C:` или в «Документы».</w:t>
       </w:r>
     </w:p>
     <w:p>
@@ -39852,7 +40169,7 @@
           <w:sz w:val="15"/>
           <w:szCs w:val="15"/>
         </w:rPr>
-        <w:t xml:space="preserve">  tab &lt;- data.table::fread(table_file, data.table = FALSE, check.names = FALSE, colClasses = list(character = 1))</w:t>
+        <w:t xml:space="preserve">  tab &lt;- data.table::fread(table_file, data.table = FALSE, check.names = FALSE, colClasses = list(character = 1), integer64 = "double")</w:t>
       </w:r>
     </w:p>
     <w:p>
@@ -42709,6 +43026,276 @@
     </w:p>
     <w:p>
       <w:pPr>
+        <w:keepLines/>
+        <w:shd w:fill="F4F4F4" w:color="auto" w:val="clear"/>
+        <w:spacing w:after="0" w:line="220"/>
+      </w:pPr>
+      <w:r>
+        <w:rPr>
+          <w:rFonts w:ascii="Consolas" w:cs="Consolas" w:eastAsia="Consolas" w:hAnsi="Consolas"/>
+          <w:sz w:val="15"/>
+          <w:szCs w:val="15"/>
+        </w:rPr>
+        <w:t xml:space="preserve"> </w:t>
+      </w:r>
+    </w:p>
+    <w:p>
+      <w:pPr>
+        <w:keepLines/>
+        <w:shd w:fill="F4F4F4" w:color="auto" w:val="clear"/>
+        <w:spacing w:after="0" w:line="220"/>
+      </w:pPr>
+      <w:r>
+        <w:rPr>
+          <w:rFonts w:ascii="Consolas" w:cs="Consolas" w:eastAsia="Consolas" w:hAnsi="Consolas"/>
+          <w:sz w:val="15"/>
+          <w:szCs w:val="15"/>
+        </w:rPr>
+        <w:t xml:space="preserve">test_that("чтение таблицы: интенсивности больше 2^31 не искажаются (integer64)", {</w:t>
+      </w:r>
+    </w:p>
+    <w:p>
+      <w:pPr>
+        <w:keepLines/>
+        <w:shd w:fill="F4F4F4" w:color="auto" w:val="clear"/>
+        <w:spacing w:after="0" w:line="220"/>
+      </w:pPr>
+      <w:r>
+        <w:rPr>
+          <w:rFonts w:ascii="Consolas" w:cs="Consolas" w:eastAsia="Consolas" w:hAnsi="Consolas"/>
+          <w:sz w:val="15"/>
+          <w:szCs w:val="15"/>
+        </w:rPr>
+        <w:t xml:space="preserve">  f &lt;- tempfile(fileext = ".csv"); md &lt;- data.frame(file = c("s1", "s2"), group = c("BC", "CG"))</w:t>
+      </w:r>
+    </w:p>
+    <w:p>
+      <w:pPr>
+        <w:keepLines/>
+        <w:shd w:fill="F4F4F4" w:color="auto" w:val="clear"/>
+        <w:spacing w:after="0" w:line="220"/>
+      </w:pPr>
+      <w:r>
+        <w:rPr>
+          <w:rFonts w:ascii="Consolas" w:cs="Consolas" w:eastAsia="Consolas" w:hAnsi="Consolas"/>
+          <w:sz w:val="15"/>
+          <w:szCs w:val="15"/>
+        </w:rPr>
+        <w:t xml:space="preserve">  writeLines(c("file,F1,F2", "s1,4212240040,10", "s2,892085242,20"), f)</w:t>
+      </w:r>
+    </w:p>
+    <w:p>
+      <w:pPr>
+        <w:keepLines/>
+        <w:shd w:fill="F4F4F4" w:color="auto" w:val="clear"/>
+        <w:spacing w:after="0" w:line="220"/>
+      </w:pPr>
+      <w:r>
+        <w:rPr>
+          <w:rFonts w:ascii="Consolas" w:cs="Consolas" w:eastAsia="Consolas" w:hAnsi="Consolas"/>
+          <w:sz w:val="15"/>
+          <w:szCs w:val="15"/>
+        </w:rPr>
+        <w:t xml:space="preserve">  X &lt;- read_feature_table(f, md)$X</w:t>
+      </w:r>
+    </w:p>
+    <w:p>
+      <w:pPr>
+        <w:keepLines/>
+        <w:shd w:fill="F4F4F4" w:color="auto" w:val="clear"/>
+        <w:spacing w:after="0" w:line="220"/>
+      </w:pPr>
+      <w:r>
+        <w:rPr>
+          <w:rFonts w:ascii="Consolas" w:cs="Consolas" w:eastAsia="Consolas" w:hAnsi="Consolas"/>
+          <w:sz w:val="15"/>
+          <w:szCs w:val="15"/>
+        </w:rPr>
+        <w:t xml:space="preserve">  expect_equal(unname(X[, "F1"]), c(4212240040, 892085242))</w:t>
+      </w:r>
+    </w:p>
+    <w:p>
+      <w:pPr>
+        <w:keepLines/>
+        <w:shd w:fill="F4F4F4" w:color="auto" w:val="clear"/>
+        <w:spacing w:after="0" w:line="220"/>
+      </w:pPr>
+      <w:r>
+        <w:rPr>
+          <w:rFonts w:ascii="Consolas" w:cs="Consolas" w:eastAsia="Consolas" w:hAnsi="Consolas"/>
+          <w:sz w:val="15"/>
+          <w:szCs w:val="15"/>
+        </w:rPr>
+        <w:t xml:space="preserve">  n &lt;- 20000; v &lt;- rep("1", n); v[6050] &lt;- "4212240040"                       # длинная таблица: признаки по строкам, большое</w:t>
+      </w:r>
+    </w:p>
+    <w:p>
+      <w:pPr>
+        <w:keepLines/>
+        <w:shd w:fill="F4F4F4" w:color="auto" w:val="clear"/>
+        <w:spacing w:after="0" w:line="220"/>
+      </w:pPr>
+      <w:r>
+        <w:rPr>
+          <w:rFonts w:ascii="Consolas" w:cs="Consolas" w:eastAsia="Consolas" w:hAnsi="Consolas"/>
+          <w:sz w:val="15"/>
+          <w:szCs w:val="15"/>
+        </w:rPr>
+        <w:t xml:space="preserve">  writeLines(c("feature,s1,s2", paste0("F", seq_len(n), ",", v, ",10")), f)   # значение вне выборки строк fread</w:t>
+      </w:r>
+    </w:p>
+    <w:p>
+      <w:pPr>
+        <w:keepLines/>
+        <w:shd w:fill="F4F4F4" w:color="auto" w:val="clear"/>
+        <w:spacing w:after="0" w:line="220"/>
+      </w:pPr>
+      <w:r>
+        <w:rPr>
+          <w:rFonts w:ascii="Consolas" w:cs="Consolas" w:eastAsia="Consolas" w:hAnsi="Consolas"/>
+          <w:sz w:val="15"/>
+          <w:szCs w:val="15"/>
+        </w:rPr>
+        <w:t xml:space="preserve">  X &lt;- read_feature_table(f, md)$X</w:t>
+      </w:r>
+    </w:p>
+    <w:p>
+      <w:pPr>
+        <w:keepLines/>
+        <w:shd w:fill="F4F4F4" w:color="auto" w:val="clear"/>
+        <w:spacing w:after="0" w:line="220"/>
+      </w:pPr>
+      <w:r>
+        <w:rPr>
+          <w:rFonts w:ascii="Consolas" w:cs="Consolas" w:eastAsia="Consolas" w:hAnsi="Consolas"/>
+          <w:sz w:val="15"/>
+          <w:szCs w:val="15"/>
+        </w:rPr>
+        <w:t xml:space="preserve">  expect_equal(unname(X["s1", 6050]), 4212240040); expect_equal(sum(X["s1", ]), n - 1 + 4212240040)</w:t>
+      </w:r>
+    </w:p>
+    <w:p>
+      <w:pPr>
+        <w:keepLines/>
+        <w:shd w:fill="F4F4F4" w:color="auto" w:val="clear"/>
+        <w:spacing w:after="0" w:line="220"/>
+      </w:pPr>
+      <w:r>
+        <w:rPr>
+          <w:rFonts w:ascii="Consolas" w:cs="Consolas" w:eastAsia="Consolas" w:hAnsi="Consolas"/>
+          <w:sz w:val="15"/>
+          <w:szCs w:val="15"/>
+        </w:rPr>
+        <w:t xml:space="preserve">})</w:t>
+      </w:r>
+    </w:p>
+    <w:p>
+      <w:pPr>
+        <w:keepLines/>
+        <w:shd w:fill="F4F4F4" w:color="auto" w:val="clear"/>
+        <w:spacing w:after="0" w:line="220"/>
+      </w:pPr>
+      <w:r>
+        <w:rPr>
+          <w:rFonts w:ascii="Consolas" w:cs="Consolas" w:eastAsia="Consolas" w:hAnsi="Consolas"/>
+          <w:sz w:val="15"/>
+          <w:szCs w:val="15"/>
+        </w:rPr>
+        <w:t xml:space="preserve"> </w:t>
+      </w:r>
+    </w:p>
+    <w:p>
+      <w:pPr>
+        <w:keepLines/>
+        <w:shd w:fill="F4F4F4" w:color="auto" w:val="clear"/>
+        <w:spacing w:after="0" w:line="220"/>
+      </w:pPr>
+      <w:r>
+        <w:rPr>
+          <w:rFonts w:ascii="Consolas" w:cs="Consolas" w:eastAsia="Consolas" w:hAnsi="Consolas"/>
+          <w:sz w:val="15"/>
+          <w:szCs w:val="15"/>
+        </w:rPr>
+        <w:t xml:space="preserve">test_that("средняя AUROC: один признак при трёх группах (РОП оставил 1 признак)", {</w:t>
+      </w:r>
+    </w:p>
+    <w:p>
+      <w:pPr>
+        <w:keepLines/>
+        <w:shd w:fill="F4F4F4" w:color="auto" w:val="clear"/>
+        <w:spacing w:after="0" w:line="220"/>
+      </w:pPr>
+      <w:r>
+        <w:rPr>
+          <w:rFonts w:ascii="Consolas" w:cs="Consolas" w:eastAsia="Consolas" w:hAnsi="Consolas"/>
+          <w:sz w:val="15"/>
+          <w:szCs w:val="15"/>
+        </w:rPr>
+        <w:t xml:space="preserve">  set.seed(1); g &lt;- factor(rep(c("A", "B", "C"), each = 10)); x &lt;- matrix(rnorm(30) + as.integer(g), ncol = 1, dimnames = list(NULL, "F1"))</w:t>
+      </w:r>
+    </w:p>
+    <w:p>
+      <w:pPr>
+        <w:keepLines/>
+        <w:shd w:fill="F4F4F4" w:color="auto" w:val="clear"/>
+        <w:spacing w:after="0" w:line="220"/>
+      </w:pPr>
+      <w:r>
+        <w:rPr>
+          <w:rFonts w:ascii="Consolas" w:cs="Consolas" w:eastAsia="Consolas" w:hAnsi="Consolas"/>
+          <w:sz w:val="15"/>
+          <w:szCs w:val="15"/>
+        </w:rPr>
+        <w:t xml:space="preserve">  v &lt;- mean_auroc(x, g)</w:t>
+      </w:r>
+    </w:p>
+    <w:p>
+      <w:pPr>
+        <w:keepLines/>
+        <w:shd w:fill="F4F4F4" w:color="auto" w:val="clear"/>
+        <w:spacing w:after="0" w:line="220"/>
+      </w:pPr>
+      <w:r>
+        <w:rPr>
+          <w:rFonts w:ascii="Consolas" w:cs="Consolas" w:eastAsia="Consolas" w:hAnsi="Consolas"/>
+          <w:sz w:val="15"/>
+          <w:szCs w:val="15"/>
+        </w:rPr>
+        <w:t xml:space="preserve">  expect_true(is.finite(v) &amp;&amp; v &gt; 0.5 &amp;&amp; v &lt;= 1)</w:t>
+      </w:r>
+    </w:p>
+    <w:p>
+      <w:pPr>
+        <w:keepLines/>
+        <w:shd w:fill="F4F4F4" w:color="auto" w:val="clear"/>
+        <w:spacing w:after="0" w:line="220"/>
+      </w:pPr>
+      <w:r>
+        <w:rPr>
+          <w:rFonts w:ascii="Consolas" w:cs="Consolas" w:eastAsia="Consolas" w:hAnsi="Consolas"/>
+          <w:sz w:val="15"/>
+          <w:szCs w:val="15"/>
+        </w:rPr>
+        <w:t xml:space="preserve">  expect_equal(v, mean_auroc(cbind(x, F2 = x[, 1]), g))</w:t>
+      </w:r>
+    </w:p>
+    <w:p>
+      <w:pPr>
+        <w:keepLines/>
+        <w:shd w:fill="F4F4F4" w:color="auto" w:val="clear"/>
+        <w:spacing w:after="0" w:line="220"/>
+      </w:pPr>
+      <w:r>
+        <w:rPr>
+          <w:rFonts w:ascii="Consolas" w:cs="Consolas" w:eastAsia="Consolas" w:hAnsi="Consolas"/>
+          <w:sz w:val="15"/>
+          <w:szCs w:val="15"/>
+        </w:rPr>
+        <w:t xml:space="preserve">})</w:t>
+      </w:r>
+    </w:p>
+    <w:p>
+      <w:pPr>
         <w:spacing w:after="120"/>
       </w:pPr>
     </w:p>
@@ -46951,7 +47538,7 @@
           <w:sz w:val="15"/>
           <w:szCs w:val="15"/>
         </w:rPr>
-        <w:t xml:space="preserve">for (d in dirs) dir.create(d, showWarnings = FALSE, recursive = TRUE)</w:t>
+        <w:t xml:space="preserve">for (d in dirs) { unlink(d, recursive = TRUE); dir.create(d, recursive = TRUE) }   # повторный запуск: файлы конвертации заново</w:t>
       </w:r>
     </w:p>
     <w:p>

--- a/dist/UroMetabR_v1.0.0_poyasnitelnaya_zapiska.docx
+++ b/dist/UroMetabR_v1.0.0_poyasnitelnaya_zapiska.docx
@@ -38114,7 +38114,7 @@
           <w:sz w:val="15"/>
           <w:szCs w:val="15"/>
         </w:rPr>
-        <w:t xml:space="preserve">* **Данные для отбора (модуль 7).** По умолчанию отбор выполняется на данных после заполнения пропусков и log2, без EigenMS. EigenMS подбирает тренды по тем же меткам групп, поэтому тесты на скорректированных данных занижают p-значения и дают ложные находки (на контрольном наборе В — 9 при поправке Холма и 188 при BH); EigenMS используется для визуализации и доступен как параметр.</w:t>
+        <w:t xml:space="preserve">* **Данные для отбора (модуль 7).** По умолчанию отбор выполняется на данных после заполнения пропусков и log2, без EigenMS. EigenMS подбирает тренды по тем же меткам групп, поэтому тесты на скорректированных данных занижают p-значения и дают ложные находки (на контрольном наборе В — 9 при поправке Холма и 208 при BH); EigenMS используется для визуализации и доступен как параметр.</w:t>
       </w:r>
     </w:p>
     <w:p>

--- a/dist/UroMetabR_v1.0.0_poyasnitelnaya_zapiska.docx
+++ b/dist/UroMetabR_v1.0.0_poyasnitelnaya_zapiska.docx
@@ -611,7 +611,67 @@
                 <w:sz w:val="20"/>
                 <w:szCs w:val="20"/>
               </w:rPr>
-              <w:t xml:space="preserve">Установка на чистый ПК с Windows: выполняется вручную по чек-листу (docs/user_guide.md, раздел «Проверка установки») — не выполнен в среде разработки</w:t>
+              <w:t xml:space="preserve">Установка на ПК с Windows: среда: Windows 11 Pro x64 (сборка 26200); Intel Core Ultra 7 255H (16 ядер); ОЗУ 32 ГБ; R 4.6.0 (ucrt); 28.10.2026, исполнитель — Anastasiia</w:t>
+            </w:r>
+          </w:p>
+          <w:p>
+            <w:pPr>
+              <w:spacing w:after="0"/>
+            </w:pPr>
+            <w:r>
+              <w:rPr>
+                <w:rFonts w:ascii="Times New Roman" w:cs="Times New Roman" w:eastAsia="Times New Roman" w:hAnsi="Times New Roman"/>
+                <w:b w:val="false"/>
+                <w:bCs w:val="false"/>
+                <w:sz w:val="20"/>
+                <w:szCs w:val="20"/>
+              </w:rPr>
+              <w:t xml:space="preserve">Первый запуск Start_UroMetabR.bat (установка пакетов CRAN, открытие окна программы): около 3 мин</w:t>
+            </w:r>
+          </w:p>
+          <w:p>
+            <w:pPr>
+              <w:spacing w:after="0"/>
+            </w:pPr>
+            <w:r>
+              <w:rPr>
+                <w:rFonts w:ascii="Times New Roman" w:cs="Times New Roman" w:eastAsia="Times New Roman" w:hAnsi="Times New Roman"/>
+                <w:b w:val="false"/>
+                <w:bCs w:val="false"/>
+                <w:sz w:val="20"/>
+                <w:szCs w:val="20"/>
+              </w:rPr>
+              <w:t xml:space="preserve">Предупреждения и ошибки при установке: 1) SmartScreen «Система Windows защитила ваш компьютер» — «Подробнее» → «Выполнить в любом случае»; 2) при первом запуске ошибка «нет пакета под названием 'markdown'»: пакет нужен вкладке «Справка» (shiny::includeMarkdown) и не входит в список автоматически устанавливаемых пакетов; устранена командой install.packages(markdown) — выявлен дефект</w:t>
+            </w:r>
+          </w:p>
+          <w:p>
+            <w:pPr>
+              <w:spacing w:after="0"/>
+            </w:pPr>
+            <w:r>
+              <w:rPr>
+                <w:rFonts w:ascii="Times New Roman" w:cs="Times New Roman" w:eastAsia="Times New Roman" w:hAnsi="Times New Roman"/>
+                <w:b w:val="false"/>
+                <w:bCs w:val="false"/>
+                <w:sz w:val="20"/>
+                <w:szCs w:val="20"/>
+              </w:rPr>
+              <w:t xml:space="preserve">Контрольный пример (r_utility/example): проверка данных и модули 0–9: все проверки «ок»; модули 0–9 выполнены за 272,6 с, пиковая память R ≤ 377 МБ; 600 → 416 признаков (стандартный профиль) / 304 (строгий); вложенная CV: точность 0,995, AUC 1,000; отчёт открыт, рисунки есть (встроенный генератор HTML — pandoc не установлен) — пройден</w:t>
+            </w:r>
+          </w:p>
+          <w:p>
+            <w:pPr>
+              <w:spacing w:after="0"/>
+            </w:pPr>
+            <w:r>
+              <w:rPr>
+                <w:rFonts w:ascii="Times New Roman" w:cs="Times New Roman" w:eastAsia="Times New Roman" w:hAnsi="Times New Roman"/>
+                <w:b w:val="false"/>
+                <w:bCs w:val="false"/>
+                <w:sz w:val="20"/>
+                <w:szCs w:val="20"/>
+              </w:rPr>
+              <w:t xml:space="preserve">Итог п. 10: установка и работа на чистом ПК подтверждены; замечание — пакет markdown пришлось установить вручную — пройден с замечанием</w:t>
             </w:r>
           </w:p>
         </w:tc>
@@ -11288,7 +11348,7 @@
                 <w:sz w:val="20"/>
                 <w:szCs w:val="20"/>
               </w:rPr>
-              <w:t xml:space="preserve">Установка на чистый ПК с Windows</w:t>
+              <w:t xml:space="preserve">Установка на ПК с Windows: среда</w:t>
             </w:r>
           </w:p>
         </w:tc>
@@ -11314,7 +11374,515 @@
                 <w:sz w:val="20"/>
                 <w:szCs w:val="20"/>
               </w:rPr>
-              <w:t xml:space="preserve">выполняется вручную по чек-листу (docs/user_guide.md, раздел «Проверка установки»)</w:t>
+              <w:t xml:space="preserve">Windows 11 Pro x64 (сборка 26200); Intel Core Ultra 7 255H (16 ядер); ОЗУ 32 ГБ; R 4.6.0 (ucrt); 28.10.2026, исполнитель — Anastasiia</w:t>
+            </w:r>
+          </w:p>
+        </w:tc>
+        <w:tc>
+          <w:tcPr>
+            <w:tcW w:type="dxa" w:w="1497"/>
+            <w:tcMar>
+              <w:top w:type="dxa" w:w="40"/>
+              <w:left w:type="dxa" w:w="80"/>
+              <w:bottom w:type="dxa" w:w="40"/>
+              <w:right w:type="dxa" w:w="80"/>
+            </w:tcMar>
+          </w:tcPr>
+          <w:p>
+            <w:pPr>
+              <w:spacing w:after="0"/>
+            </w:pPr>
+            <w:r>
+              <w:rPr>
+                <w:rFonts w:ascii="Times New Roman" w:cs="Times New Roman" w:eastAsia="Times New Roman" w:hAnsi="Times New Roman"/>
+                <w:b w:val="false"/>
+                <w:bCs w:val="false"/>
+                <w:sz w:val="20"/>
+                <w:szCs w:val="20"/>
+              </w:rPr>
+              <w:t xml:space="preserve">Windows 8 и новее, R ≥ 4.0.0</w:t>
+            </w:r>
+          </w:p>
+        </w:tc>
+        <w:tc>
+          <w:tcPr>
+            <w:tcW w:type="dxa" w:w="1123"/>
+            <w:tcMar>
+              <w:top w:type="dxa" w:w="40"/>
+              <w:left w:type="dxa" w:w="80"/>
+              <w:bottom w:type="dxa" w:w="40"/>
+              <w:right w:type="dxa" w:w="80"/>
+            </w:tcMar>
+          </w:tcPr>
+          <w:p>
+            <w:pPr>
+              <w:spacing w:after="0"/>
+            </w:pPr>
+          </w:p>
+        </w:tc>
+      </w:tr>
+      <w:tr>
+        <w:tc>
+          <w:tcPr>
+            <w:tcW w:type="dxa" w:w="374"/>
+            <w:tcMar>
+              <w:top w:type="dxa" w:w="40"/>
+              <w:left w:type="dxa" w:w="80"/>
+              <w:bottom w:type="dxa" w:w="40"/>
+              <w:right w:type="dxa" w:w="80"/>
+            </w:tcMar>
+          </w:tcPr>
+          <w:p>
+            <w:pPr>
+              <w:spacing w:after="0"/>
+            </w:pPr>
+            <w:r>
+              <w:rPr>
+                <w:rFonts w:ascii="Times New Roman" w:cs="Times New Roman" w:eastAsia="Times New Roman" w:hAnsi="Times New Roman"/>
+                <w:b w:val="false"/>
+                <w:bCs w:val="false"/>
+                <w:sz w:val="20"/>
+                <w:szCs w:val="20"/>
+              </w:rPr>
+              <w:t xml:space="preserve">10</w:t>
+            </w:r>
+          </w:p>
+        </w:tc>
+        <w:tc>
+          <w:tcPr>
+            <w:tcW w:type="dxa" w:w="2619"/>
+            <w:tcMar>
+              <w:top w:type="dxa" w:w="40"/>
+              <w:left w:type="dxa" w:w="80"/>
+              <w:bottom w:type="dxa" w:w="40"/>
+              <w:right w:type="dxa" w:w="80"/>
+            </w:tcMar>
+          </w:tcPr>
+          <w:p>
+            <w:pPr>
+              <w:spacing w:after="0"/>
+            </w:pPr>
+            <w:r>
+              <w:rPr>
+                <w:rFonts w:ascii="Times New Roman" w:cs="Times New Roman" w:eastAsia="Times New Roman" w:hAnsi="Times New Roman"/>
+                <w:b w:val="false"/>
+                <w:bCs w:val="false"/>
+                <w:sz w:val="20"/>
+                <w:szCs w:val="20"/>
+              </w:rPr>
+              <w:t xml:space="preserve">Первый запуск Start_UroMetabR.bat (установка пакетов CRAN, открытие окна программы)</w:t>
+            </w:r>
+          </w:p>
+        </w:tc>
+        <w:tc>
+          <w:tcPr>
+            <w:tcW w:type="dxa" w:w="3742"/>
+            <w:tcMar>
+              <w:top w:type="dxa" w:w="40"/>
+              <w:left w:type="dxa" w:w="80"/>
+              <w:bottom w:type="dxa" w:w="40"/>
+              <w:right w:type="dxa" w:w="80"/>
+            </w:tcMar>
+          </w:tcPr>
+          <w:p>
+            <w:pPr>
+              <w:spacing w:after="0"/>
+            </w:pPr>
+            <w:r>
+              <w:rPr>
+                <w:rFonts w:ascii="Times New Roman" w:cs="Times New Roman" w:eastAsia="Times New Roman" w:hAnsi="Times New Roman"/>
+                <w:b w:val="false"/>
+                <w:bCs w:val="false"/>
+                <w:sz w:val="20"/>
+                <w:szCs w:val="20"/>
+              </w:rPr>
+              <w:t xml:space="preserve">около 3 мин</w:t>
+            </w:r>
+          </w:p>
+        </w:tc>
+        <w:tc>
+          <w:tcPr>
+            <w:tcW w:type="dxa" w:w="1497"/>
+            <w:tcMar>
+              <w:top w:type="dxa" w:w="40"/>
+              <w:left w:type="dxa" w:w="80"/>
+              <w:bottom w:type="dxa" w:w="40"/>
+              <w:right w:type="dxa" w:w="80"/>
+            </w:tcMar>
+          </w:tcPr>
+          <w:p>
+            <w:pPr>
+              <w:spacing w:after="0"/>
+            </w:pPr>
+            <w:r>
+              <w:rPr>
+                <w:rFonts w:ascii="Times New Roman" w:cs="Times New Roman" w:eastAsia="Times New Roman" w:hAnsi="Times New Roman"/>
+                <w:b w:val="false"/>
+                <w:bCs w:val="false"/>
+                <w:sz w:val="20"/>
+                <w:szCs w:val="20"/>
+              </w:rPr>
+              <w:t xml:space="preserve">5–15 мин</w:t>
+            </w:r>
+          </w:p>
+        </w:tc>
+        <w:tc>
+          <w:tcPr>
+            <w:tcW w:type="dxa" w:w="1123"/>
+            <w:tcMar>
+              <w:top w:type="dxa" w:w="40"/>
+              <w:left w:type="dxa" w:w="80"/>
+              <w:bottom w:type="dxa" w:w="40"/>
+              <w:right w:type="dxa" w:w="80"/>
+            </w:tcMar>
+          </w:tcPr>
+          <w:p>
+            <w:pPr>
+              <w:spacing w:after="0"/>
+            </w:pPr>
+          </w:p>
+        </w:tc>
+      </w:tr>
+      <w:tr>
+        <w:tc>
+          <w:tcPr>
+            <w:tcW w:type="dxa" w:w="374"/>
+            <w:tcMar>
+              <w:top w:type="dxa" w:w="40"/>
+              <w:left w:type="dxa" w:w="80"/>
+              <w:bottom w:type="dxa" w:w="40"/>
+              <w:right w:type="dxa" w:w="80"/>
+            </w:tcMar>
+          </w:tcPr>
+          <w:p>
+            <w:pPr>
+              <w:spacing w:after="0"/>
+            </w:pPr>
+            <w:r>
+              <w:rPr>
+                <w:rFonts w:ascii="Times New Roman" w:cs="Times New Roman" w:eastAsia="Times New Roman" w:hAnsi="Times New Roman"/>
+                <w:b w:val="false"/>
+                <w:bCs w:val="false"/>
+                <w:sz w:val="20"/>
+                <w:szCs w:val="20"/>
+              </w:rPr>
+              <w:t xml:space="preserve">10</w:t>
+            </w:r>
+          </w:p>
+        </w:tc>
+        <w:tc>
+          <w:tcPr>
+            <w:tcW w:type="dxa" w:w="2619"/>
+            <w:tcMar>
+              <w:top w:type="dxa" w:w="40"/>
+              <w:left w:type="dxa" w:w="80"/>
+              <w:bottom w:type="dxa" w:w="40"/>
+              <w:right w:type="dxa" w:w="80"/>
+            </w:tcMar>
+          </w:tcPr>
+          <w:p>
+            <w:pPr>
+              <w:spacing w:after="0"/>
+            </w:pPr>
+            <w:r>
+              <w:rPr>
+                <w:rFonts w:ascii="Times New Roman" w:cs="Times New Roman" w:eastAsia="Times New Roman" w:hAnsi="Times New Roman"/>
+                <w:b w:val="false"/>
+                <w:bCs w:val="false"/>
+                <w:sz w:val="20"/>
+                <w:szCs w:val="20"/>
+              </w:rPr>
+              <w:t xml:space="preserve">Предупреждения и ошибки при установке</w:t>
+            </w:r>
+          </w:p>
+        </w:tc>
+        <w:tc>
+          <w:tcPr>
+            <w:tcW w:type="dxa" w:w="3742"/>
+            <w:tcMar>
+              <w:top w:type="dxa" w:w="40"/>
+              <w:left w:type="dxa" w:w="80"/>
+              <w:bottom w:type="dxa" w:w="40"/>
+              <w:right w:type="dxa" w:w="80"/>
+            </w:tcMar>
+          </w:tcPr>
+          <w:p>
+            <w:pPr>
+              <w:spacing w:after="0"/>
+            </w:pPr>
+            <w:r>
+              <w:rPr>
+                <w:rFonts w:ascii="Times New Roman" w:cs="Times New Roman" w:eastAsia="Times New Roman" w:hAnsi="Times New Roman"/>
+                <w:b w:val="false"/>
+                <w:bCs w:val="false"/>
+                <w:sz w:val="20"/>
+                <w:szCs w:val="20"/>
+              </w:rPr>
+              <w:t xml:space="preserve">1) SmartScreen «Система Windows защитила ваш компьютер» — «Подробнее» → «Выполнить в любом случае»; 2) при первом запуске ошибка «нет пакета под названием 'markdown'»: пакет нужен вкладке «Справка» (shiny::includeMarkdown) и не входит в список автоматически устанавливаемых пакетов; устранена командой install.packages(markdown)</w:t>
+            </w:r>
+          </w:p>
+        </w:tc>
+        <w:tc>
+          <w:tcPr>
+            <w:tcW w:type="dxa" w:w="1497"/>
+            <w:tcMar>
+              <w:top w:type="dxa" w:w="40"/>
+              <w:left w:type="dxa" w:w="80"/>
+              <w:bottom w:type="dxa" w:w="40"/>
+              <w:right w:type="dxa" w:w="80"/>
+            </w:tcMar>
+          </w:tcPr>
+          <w:p>
+            <w:pPr>
+              <w:spacing w:after="0"/>
+            </w:pPr>
+            <w:r>
+              <w:rPr>
+                <w:rFonts w:ascii="Times New Roman" w:cs="Times New Roman" w:eastAsia="Times New Roman" w:hAnsi="Times New Roman"/>
+                <w:b w:val="false"/>
+                <w:bCs w:val="false"/>
+                <w:sz w:val="20"/>
+                <w:szCs w:val="20"/>
+              </w:rPr>
+              <w:t xml:space="preserve">без ошибок</w:t>
+            </w:r>
+          </w:p>
+        </w:tc>
+        <w:tc>
+          <w:tcPr>
+            <w:tcW w:type="dxa" w:w="1123"/>
+            <w:tcMar>
+              <w:top w:type="dxa" w:w="40"/>
+              <w:left w:type="dxa" w:w="80"/>
+              <w:bottom w:type="dxa" w:w="40"/>
+              <w:right w:type="dxa" w:w="80"/>
+            </w:tcMar>
+          </w:tcPr>
+          <w:p>
+            <w:pPr>
+              <w:spacing w:after="0"/>
+            </w:pPr>
+            <w:r>
+              <w:rPr>
+                <w:rFonts w:ascii="Times New Roman" w:cs="Times New Roman" w:eastAsia="Times New Roman" w:hAnsi="Times New Roman"/>
+                <w:b w:val="false"/>
+                <w:bCs w:val="false"/>
+                <w:sz w:val="20"/>
+                <w:szCs w:val="20"/>
+              </w:rPr>
+              <w:t xml:space="preserve">выявлен дефект</w:t>
+            </w:r>
+          </w:p>
+        </w:tc>
+      </w:tr>
+      <w:tr>
+        <w:tc>
+          <w:tcPr>
+            <w:tcW w:type="dxa" w:w="374"/>
+            <w:tcMar>
+              <w:top w:type="dxa" w:w="40"/>
+              <w:left w:type="dxa" w:w="80"/>
+              <w:bottom w:type="dxa" w:w="40"/>
+              <w:right w:type="dxa" w:w="80"/>
+            </w:tcMar>
+          </w:tcPr>
+          <w:p>
+            <w:pPr>
+              <w:spacing w:after="0"/>
+            </w:pPr>
+            <w:r>
+              <w:rPr>
+                <w:rFonts w:ascii="Times New Roman" w:cs="Times New Roman" w:eastAsia="Times New Roman" w:hAnsi="Times New Roman"/>
+                <w:b w:val="false"/>
+                <w:bCs w:val="false"/>
+                <w:sz w:val="20"/>
+                <w:szCs w:val="20"/>
+              </w:rPr>
+              <w:t xml:space="preserve">10</w:t>
+            </w:r>
+          </w:p>
+        </w:tc>
+        <w:tc>
+          <w:tcPr>
+            <w:tcW w:type="dxa" w:w="2619"/>
+            <w:tcMar>
+              <w:top w:type="dxa" w:w="40"/>
+              <w:left w:type="dxa" w:w="80"/>
+              <w:bottom w:type="dxa" w:w="40"/>
+              <w:right w:type="dxa" w:w="80"/>
+            </w:tcMar>
+          </w:tcPr>
+          <w:p>
+            <w:pPr>
+              <w:spacing w:after="0"/>
+            </w:pPr>
+            <w:r>
+              <w:rPr>
+                <w:rFonts w:ascii="Times New Roman" w:cs="Times New Roman" w:eastAsia="Times New Roman" w:hAnsi="Times New Roman"/>
+                <w:b w:val="false"/>
+                <w:bCs w:val="false"/>
+                <w:sz w:val="20"/>
+                <w:szCs w:val="20"/>
+              </w:rPr>
+              <w:t xml:space="preserve">Контрольный пример (r_utility/example): проверка данных и модули 0–9</w:t>
+            </w:r>
+          </w:p>
+        </w:tc>
+        <w:tc>
+          <w:tcPr>
+            <w:tcW w:type="dxa" w:w="3742"/>
+            <w:tcMar>
+              <w:top w:type="dxa" w:w="40"/>
+              <w:left w:type="dxa" w:w="80"/>
+              <w:bottom w:type="dxa" w:w="40"/>
+              <w:right w:type="dxa" w:w="80"/>
+            </w:tcMar>
+          </w:tcPr>
+          <w:p>
+            <w:pPr>
+              <w:spacing w:after="0"/>
+            </w:pPr>
+            <w:r>
+              <w:rPr>
+                <w:rFonts w:ascii="Times New Roman" w:cs="Times New Roman" w:eastAsia="Times New Roman" w:hAnsi="Times New Roman"/>
+                <w:b w:val="false"/>
+                <w:bCs w:val="false"/>
+                <w:sz w:val="20"/>
+                <w:szCs w:val="20"/>
+              </w:rPr>
+              <w:t xml:space="preserve">все проверки «ок»; модули 0–9 выполнены за 272,6 с, пиковая память R ≤ 377 МБ; 600 → 416 признаков (стандартный профиль) / 304 (строгий); вложенная CV: точность 0,995, AUC 1,000; отчёт открыт, рисунки есть (встроенный генератор HTML — pandoc не установлен)</w:t>
+            </w:r>
+          </w:p>
+        </w:tc>
+        <w:tc>
+          <w:tcPr>
+            <w:tcW w:type="dxa" w:w="1497"/>
+            <w:tcMar>
+              <w:top w:type="dxa" w:w="40"/>
+              <w:left w:type="dxa" w:w="80"/>
+              <w:bottom w:type="dxa" w:w="40"/>
+              <w:right w:type="dxa" w:w="80"/>
+            </w:tcMar>
+          </w:tcPr>
+          <w:p>
+            <w:pPr>
+              <w:spacing w:after="0"/>
+            </w:pPr>
+            <w:r>
+              <w:rPr>
+                <w:rFonts w:ascii="Times New Roman" w:cs="Times New Roman" w:eastAsia="Times New Roman" w:hAnsi="Times New Roman"/>
+                <w:b w:val="false"/>
+                <w:bCs w:val="false"/>
+                <w:sz w:val="20"/>
+                <w:szCs w:val="20"/>
+              </w:rPr>
+              <w:t xml:space="preserve">без ошибок, отчёт с рисунками</w:t>
+            </w:r>
+          </w:p>
+        </w:tc>
+        <w:tc>
+          <w:tcPr>
+            <w:tcW w:type="dxa" w:w="1123"/>
+            <w:tcMar>
+              <w:top w:type="dxa" w:w="40"/>
+              <w:left w:type="dxa" w:w="80"/>
+              <w:bottom w:type="dxa" w:w="40"/>
+              <w:right w:type="dxa" w:w="80"/>
+            </w:tcMar>
+          </w:tcPr>
+          <w:p>
+            <w:pPr>
+              <w:spacing w:after="0"/>
+            </w:pPr>
+            <w:r>
+              <w:rPr>
+                <w:rFonts w:ascii="Times New Roman" w:cs="Times New Roman" w:eastAsia="Times New Roman" w:hAnsi="Times New Roman"/>
+                <w:b w:val="false"/>
+                <w:bCs w:val="false"/>
+                <w:sz w:val="20"/>
+                <w:szCs w:val="20"/>
+              </w:rPr>
+              <w:t xml:space="preserve">пройден</w:t>
+            </w:r>
+          </w:p>
+        </w:tc>
+      </w:tr>
+      <w:tr>
+        <w:tc>
+          <w:tcPr>
+            <w:tcW w:type="dxa" w:w="374"/>
+            <w:tcMar>
+              <w:top w:type="dxa" w:w="40"/>
+              <w:left w:type="dxa" w:w="80"/>
+              <w:bottom w:type="dxa" w:w="40"/>
+              <w:right w:type="dxa" w:w="80"/>
+            </w:tcMar>
+          </w:tcPr>
+          <w:p>
+            <w:pPr>
+              <w:spacing w:after="0"/>
+            </w:pPr>
+            <w:r>
+              <w:rPr>
+                <w:rFonts w:ascii="Times New Roman" w:cs="Times New Roman" w:eastAsia="Times New Roman" w:hAnsi="Times New Roman"/>
+                <w:b w:val="false"/>
+                <w:bCs w:val="false"/>
+                <w:sz w:val="20"/>
+                <w:szCs w:val="20"/>
+              </w:rPr>
+              <w:t xml:space="preserve">10</w:t>
+            </w:r>
+          </w:p>
+        </w:tc>
+        <w:tc>
+          <w:tcPr>
+            <w:tcW w:type="dxa" w:w="2619"/>
+            <w:tcMar>
+              <w:top w:type="dxa" w:w="40"/>
+              <w:left w:type="dxa" w:w="80"/>
+              <w:bottom w:type="dxa" w:w="40"/>
+              <w:right w:type="dxa" w:w="80"/>
+            </w:tcMar>
+          </w:tcPr>
+          <w:p>
+            <w:pPr>
+              <w:spacing w:after="0"/>
+            </w:pPr>
+            <w:r>
+              <w:rPr>
+                <w:rFonts w:ascii="Times New Roman" w:cs="Times New Roman" w:eastAsia="Times New Roman" w:hAnsi="Times New Roman"/>
+                <w:b w:val="false"/>
+                <w:bCs w:val="false"/>
+                <w:sz w:val="20"/>
+                <w:szCs w:val="20"/>
+              </w:rPr>
+              <w:t xml:space="preserve">Итог п. 10</w:t>
+            </w:r>
+          </w:p>
+        </w:tc>
+        <w:tc>
+          <w:tcPr>
+            <w:tcW w:type="dxa" w:w="3742"/>
+            <w:tcMar>
+              <w:top w:type="dxa" w:w="40"/>
+              <w:left w:type="dxa" w:w="80"/>
+              <w:bottom w:type="dxa" w:w="40"/>
+              <w:right w:type="dxa" w:w="80"/>
+            </w:tcMar>
+          </w:tcPr>
+          <w:p>
+            <w:pPr>
+              <w:spacing w:after="0"/>
+            </w:pPr>
+            <w:r>
+              <w:rPr>
+                <w:rFonts w:ascii="Times New Roman" w:cs="Times New Roman" w:eastAsia="Times New Roman" w:hAnsi="Times New Roman"/>
+                <w:b w:val="false"/>
+                <w:bCs w:val="false"/>
+                <w:sz w:val="20"/>
+                <w:szCs w:val="20"/>
+              </w:rPr>
+              <w:t xml:space="preserve">установка и работа на чистом ПК подтверждены; замечание — пакет markdown пришлось установить вручную</w:t>
             </w:r>
           </w:p>
         </w:tc>
@@ -11366,7 +11934,7 @@
                 <w:sz w:val="20"/>
                 <w:szCs w:val="20"/>
               </w:rPr>
-              <w:t xml:space="preserve">не выполнен в среде разработки</w:t>
+              <w:t xml:space="preserve">пройден с замечанием</w:t>
             </w:r>
           </w:p>
         </w:tc>
@@ -11464,13 +12032,13 @@
           <w:b/>
           <w:bCs/>
         </w:rPr>
-        <w:t xml:space="preserve">Установка на ПК с Windows (пункт 10).</w:t>
+        <w:t xml:space="preserve">Установка на ПК с Windows (пункт 10) — выполнена 28.10.2026.</w:t>
       </w:r>
       <w:r>
         <w:rPr>
           <w:rFonts w:ascii="Times New Roman" w:cs="Times New Roman" w:eastAsia="Times New Roman" w:hAnsi="Times New Roman"/>
         </w:rPr>
-        <w:t xml:space="preserve"> На чистом ПК установить R ≥ 4.0.0, распаковать архив, запустить Start_UroMetabR.bat; записать версию Windows и R, время установки пакетов и проблемы (чек-лист — docs/user_guide.md, раздел «Проверка установки»). Там же можно повторить модуль 1: Rscript tests/module1_check.R --out=module1_check (чек-лист — tests/module1/README.md).</w:t>
+        <w:t xml:space="preserve"> Windows 11 Pro, Intel Core Ultra 7 255H, 32 ГБ ОЗУ, R 4.6.0: первый запуск с установкой пакетов — около 3 мин, контрольный пример (модули 0–9) — 272,6 с, отчёт с рисунками открыт; журнал и sessionInfo() — tests/ispytaniya_results/windows_install. Выявлен дефект: пакет markdown, нужный вкладке «Справка», не входит в список автоматически устанавливаемых пакетов (R/zz_setup.R, REQUIRED_PACKAGES) — при первом запуске программа останавливается с ошибкой «нет пакета под названием 'markdown'»; обход — install.packages("markdown") в консоли R. Исправление — добавить "markdown" в REQUIRED_PACKAGES (меняет объём программы).</w:t>
       </w:r>
     </w:p>
     <w:p>

--- a/dist/UroMetabR_v1.0.0_poyasnitelnaya_zapiska.docx
+++ b/dist/UroMetabR_v1.0.0_poyasnitelnaya_zapiska.docx
@@ -626,7 +626,7 @@
                 <w:sz w:val="20"/>
                 <w:szCs w:val="20"/>
               </w:rPr>
-              <w:t xml:space="preserve">Первый запуск Start_UroMetabR.bat (установка пакетов CRAN, открытие окна программы): около 3 мин</w:t>
+              <w:t xml:space="preserve">Первый запуск Start_UroMetabR.bat (установка пакетов CRAN, открытие окна программы): около 3 мин; R установлен заранее (установка R обычно 5–7 мин)</w:t>
             </w:r>
           </w:p>
           <w:p>
@@ -641,7 +641,7 @@
                 <w:sz w:val="20"/>
                 <w:szCs w:val="20"/>
               </w:rPr>
-              <w:t xml:space="preserve">Предупреждения и ошибки при установке: 1) SmartScreen «Система Windows защитила ваш компьютер» — «Подробнее» → «Выполнить в любом случае»; 2) при первом запуске ошибка «нет пакета под названием 'markdown'»: пакет нужен вкладке «Справка» (shiny::includeMarkdown) и не входит в список автоматически устанавливаемых пакетов; устранена командой install.packages(markdown) — выявлен дефект</w:t>
+              <w:t xml:space="preserve">Предупреждения и ошибки при установке: 1) SmartScreen «Система Windows защитила ваш компьютер» — «Подробнее» → «Выполнить в любом случае»; 2) при первом запуске ошибка «нет пакета под названием 'markdown'»: пакет нужен вкладке «Справка» (shiny::includeMarkdown) и не входит в список автоматически устанавливаемых пакетов; устранена командой install.packages(markdown) — выявлен дефект, исправлен (исправление 15)</w:t>
             </w:r>
           </w:p>
           <w:p>
@@ -671,7 +671,7 @@
                 <w:sz w:val="20"/>
                 <w:szCs w:val="20"/>
               </w:rPr>
-              <w:t xml:space="preserve">Итог п. 10: установка и работа на чистом ПК подтверждены; замечание — пакет markdown пришлось установить вручную — пройден с замечанием</w:t>
+              <w:t xml:space="preserve">Итог п. 10: установка и работа на чистом ПК подтверждены; дефект (пакет markdown не устанавливался автоматически) исправлен в коде — исправление 15 — пройден с замечанием</w:t>
             </w:r>
           </w:p>
         </w:tc>
@@ -3788,7 +3788,7 @@
         <w:rPr>
           <w:rFonts w:ascii="Times New Roman" w:cs="Times New Roman" w:eastAsia="Times New Roman" w:hAnsi="Times New Roman"/>
         </w:rPr>
-        <w:t xml:space="preserve">Все исправления закрыты и проверяются модульными тестами (tests/testthat/test-01-units.R): 17 тестов, 57 проверок, не пройдено 0.</w:t>
+        <w:t xml:space="preserve">Все исправления закрыты и проверяются модульными тестами (tests/testthat/test-01-units.R): 18 тестов, 59 проверок, не пройдено 0.</w:t>
       </w:r>
     </w:p>
     <w:tbl>
@@ -5402,6 +5402,112 @@
                 <w:szCs w:val="20"/>
               </w:rPr>
               <w:t xml:space="preserve">Тест «средняя AUROC: один признак при трёх группах»; модули 7–9 на наборе Б выполнены</w:t>
+            </w:r>
+          </w:p>
+        </w:tc>
+      </w:tr>
+      <w:tr>
+        <w:tc>
+          <w:tcPr>
+            <w:tcW w:type="dxa" w:w="374"/>
+            <w:tcMar>
+              <w:top w:type="dxa" w:w="40"/>
+              <w:left w:type="dxa" w:w="80"/>
+              <w:bottom w:type="dxa" w:w="40"/>
+              <w:right w:type="dxa" w:w="80"/>
+            </w:tcMar>
+          </w:tcPr>
+          <w:p>
+            <w:pPr>
+              <w:spacing w:after="0"/>
+            </w:pPr>
+            <w:r>
+              <w:rPr>
+                <w:rFonts w:ascii="Times New Roman" w:cs="Times New Roman" w:eastAsia="Times New Roman" w:hAnsi="Times New Roman"/>
+                <w:b w:val="false"/>
+                <w:bCs w:val="false"/>
+                <w:sz w:val="20"/>
+                <w:szCs w:val="20"/>
+              </w:rPr>
+              <w:t xml:space="preserve">15</w:t>
+            </w:r>
+          </w:p>
+        </w:tc>
+        <w:tc>
+          <w:tcPr>
+            <w:tcW w:type="dxa" w:w="2807"/>
+            <w:tcMar>
+              <w:top w:type="dxa" w:w="40"/>
+              <w:left w:type="dxa" w:w="80"/>
+              <w:bottom w:type="dxa" w:w="40"/>
+              <w:right w:type="dxa" w:w="80"/>
+            </w:tcMar>
+          </w:tcPr>
+          <w:p>
+            <w:pPr>
+              <w:spacing w:after="0"/>
+            </w:pPr>
+            <w:r>
+              <w:rPr>
+                <w:rFonts w:ascii="Times New Roman" w:cs="Times New Roman" w:eastAsia="Times New Roman" w:hAnsi="Times New Roman"/>
+                <w:b w:val="false"/>
+                <w:bCs w:val="false"/>
+                <w:sz w:val="20"/>
+                <w:szCs w:val="20"/>
+              </w:rPr>
+              <w:t xml:space="preserve">Найдено при испытании 10 (установка на Windows 11, 28.10.2026): пакет markdown, который нужен вкладке «Справка» (shiny::includeMarkdown), не входил в список автоматически устанавливаемых пакетов — при первом запуске на чистом ПК программа останавливалась с ошибкой «нет пакета под названием 'markdown'»</w:t>
+            </w:r>
+          </w:p>
+        </w:tc>
+        <w:tc>
+          <w:tcPr>
+            <w:tcW w:type="dxa" w:w="3929"/>
+            <w:tcMar>
+              <w:top w:type="dxa" w:w="40"/>
+              <w:left w:type="dxa" w:w="80"/>
+              <w:bottom w:type="dxa" w:w="40"/>
+              <w:right w:type="dxa" w:w="80"/>
+            </w:tcMar>
+          </w:tcPr>
+          <w:p>
+            <w:pPr>
+              <w:spacing w:after="0"/>
+            </w:pPr>
+            <w:r>
+              <w:rPr>
+                <w:rFonts w:ascii="Times New Roman" w:cs="Times New Roman" w:eastAsia="Times New Roman" w:hAnsi="Times New Roman"/>
+                <w:b w:val="false"/>
+                <w:bCs w:val="false"/>
+                <w:sz w:val="20"/>
+                <w:szCs w:val="20"/>
+              </w:rPr>
+              <w:t xml:space="preserve">"markdown" добавлен в REQUIRED_PACKAGES (R/zz_setup.R); пакет ставится при первом запуске вместе с остальными</w:t>
+            </w:r>
+          </w:p>
+        </w:tc>
+        <w:tc>
+          <w:tcPr>
+            <w:tcW w:type="dxa" w:w="2245"/>
+            <w:tcMar>
+              <w:top w:type="dxa" w:w="40"/>
+              <w:left w:type="dxa" w:w="80"/>
+              <w:bottom w:type="dxa" w:w="40"/>
+              <w:right w:type="dxa" w:w="80"/>
+            </w:tcMar>
+          </w:tcPr>
+          <w:p>
+            <w:pPr>
+              <w:spacing w:after="0"/>
+            </w:pPr>
+            <w:r>
+              <w:rPr>
+                <w:rFonts w:ascii="Times New Roman" w:cs="Times New Roman" w:eastAsia="Times New Roman" w:hAnsi="Times New Roman"/>
+                <w:b w:val="false"/>
+                <w:bCs w:val="false"/>
+                <w:sz w:val="20"/>
+                <w:szCs w:val="20"/>
+              </w:rPr>
+              <w:t xml:space="preserve">Тест «все пакеты, которые вызывает код, устанавливаются автоматически или указаны как необязательные»; в чистом Docker-образе missing_packages() сообщает об отсутствии markdown</w:t>
             </w:r>
           </w:p>
         </w:tc>
@@ -11496,7 +11602,7 @@
                 <w:sz w:val="20"/>
                 <w:szCs w:val="20"/>
               </w:rPr>
-              <w:t xml:space="preserve">около 3 мин</w:t>
+              <w:t xml:space="preserve">около 3 мин; R установлен заранее (установка R обычно 5–7 мин)</w:t>
             </w:r>
           </w:p>
         </w:tc>
@@ -11670,7 +11776,7 @@
                 <w:sz w:val="20"/>
                 <w:szCs w:val="20"/>
               </w:rPr>
-              <w:t xml:space="preserve">выявлен дефект</w:t>
+              <w:t xml:space="preserve">выявлен дефект, исправлен (исправление 15)</w:t>
             </w:r>
           </w:p>
         </w:tc>
@@ -11882,7 +11988,7 @@
                 <w:sz w:val="20"/>
                 <w:szCs w:val="20"/>
               </w:rPr>
-              <w:t xml:space="preserve">установка и работа на чистом ПК подтверждены; замечание — пакет markdown пришлось установить вручную</w:t>
+              <w:t xml:space="preserve">установка и работа на чистом ПК подтверждены; дефект (пакет markdown не устанавливался автоматически) исправлен в коде — исправление 15</w:t>
             </w:r>
           </w:p>
         </w:tc>
@@ -12038,7 +12144,7 @@
         <w:rPr>
           <w:rFonts w:ascii="Times New Roman" w:cs="Times New Roman" w:eastAsia="Times New Roman" w:hAnsi="Times New Roman"/>
         </w:rPr>
-        <w:t xml:space="preserve"> Windows 11 Pro, Intel Core Ultra 7 255H, 32 ГБ ОЗУ, R 4.6.0: первый запуск с установкой пакетов — около 3 мин, контрольный пример (модули 0–9) — 272,6 с, отчёт с рисунками открыт; журнал и sessionInfo() — tests/ispytaniya_results/windows_install. Выявлен дефект: пакет markdown, нужный вкладке «Справка», не входит в список автоматически устанавливаемых пакетов (R/zz_setup.R, REQUIRED_PACKAGES) — при первом запуске программа останавливается с ошибкой «нет пакета под названием 'markdown'»; обход — install.packages("markdown") в консоли R. Исправление — добавить "markdown" в REQUIRED_PACKAGES (меняет объём программы).</w:t>
+        <w:t xml:space="preserve"> Windows 11 Pro, Intel Core Ultra 7 255H, 32 ГБ ОЗУ, R 4.6.0 (установлен заранее; установка R обычно занимает 5–7 мин): первый запуск с установкой пакетов — около 3 мин, контрольный пример (модули 0–9) — 272,6 с, отчёт с рисунками открыт; журнал и sessionInfo() — tests/ispytaniya_results/windows_install. Выявленный дефект — пакет markdown не устанавливался автоматически — исправлен (исправление 15). Исправление затрагивает только список устанавливаемых пакетов, поэтому результаты испытаний 1–9 к версии с ним применимы без пересчёта.</w:t>
       </w:r>
     </w:p>
     <w:p>
@@ -33083,7 +33189,7 @@
           <w:sz w:val="15"/>
           <w:szCs w:val="15"/>
         </w:rPr>
-        <w:t xml:space="preserve">                       "randomForest", "pls", "foreach", "doParallel", "jsonlite", "shiny", "rmarkdown", "knitr")</w:t>
+        <w:t xml:space="preserve">                       "randomForest", "pls", "foreach", "doParallel", "jsonlite", "shiny", "markdown", "rmarkdown", "knitr")</w:t>
       </w:r>
     </w:p>
     <w:p>
@@ -43845,6 +43951,141 @@
           <w:szCs w:val="15"/>
         </w:rPr>
         <w:t xml:space="preserve">  expect_equal(v, mean_auroc(cbind(x, F2 = x[, 1]), g))</w:t>
+      </w:r>
+    </w:p>
+    <w:p>
+      <w:pPr>
+        <w:keepLines/>
+        <w:shd w:fill="F4F4F4" w:color="auto" w:val="clear"/>
+        <w:spacing w:after="0" w:line="220"/>
+      </w:pPr>
+      <w:r>
+        <w:rPr>
+          <w:rFonts w:ascii="Consolas" w:cs="Consolas" w:eastAsia="Consolas" w:hAnsi="Consolas"/>
+          <w:sz w:val="15"/>
+          <w:szCs w:val="15"/>
+        </w:rPr>
+        <w:t xml:space="preserve">})</w:t>
+      </w:r>
+    </w:p>
+    <w:p>
+      <w:pPr>
+        <w:keepLines/>
+        <w:shd w:fill="F4F4F4" w:color="auto" w:val="clear"/>
+        <w:spacing w:after="0" w:line="220"/>
+      </w:pPr>
+      <w:r>
+        <w:rPr>
+          <w:rFonts w:ascii="Consolas" w:cs="Consolas" w:eastAsia="Consolas" w:hAnsi="Consolas"/>
+          <w:sz w:val="15"/>
+          <w:szCs w:val="15"/>
+        </w:rPr>
+        <w:t xml:space="preserve"> </w:t>
+      </w:r>
+    </w:p>
+    <w:p>
+      <w:pPr>
+        <w:keepLines/>
+        <w:shd w:fill="F4F4F4" w:color="auto" w:val="clear"/>
+        <w:spacing w:after="0" w:line="220"/>
+      </w:pPr>
+      <w:r>
+        <w:rPr>
+          <w:rFonts w:ascii="Consolas" w:cs="Consolas" w:eastAsia="Consolas" w:hAnsi="Consolas"/>
+          <w:sz w:val="15"/>
+          <w:szCs w:val="15"/>
+        </w:rPr>
+        <w:t xml:space="preserve">test_that("исправление 15: все пакеты, которые вызывает код, устанавливаются автоматически или указаны как необязательные", {</w:t>
+      </w:r>
+    </w:p>
+    <w:p>
+      <w:pPr>
+        <w:keepLines/>
+        <w:shd w:fill="F4F4F4" w:color="auto" w:val="clear"/>
+        <w:spacing w:after="0" w:line="220"/>
+      </w:pPr>
+      <w:r>
+        <w:rPr>
+          <w:rFonts w:ascii="Consolas" w:cs="Consolas" w:eastAsia="Consolas" w:hAnsi="Consolas"/>
+          <w:sz w:val="15"/>
+          <w:szCs w:val="15"/>
+        </w:rPr>
+        <w:t xml:space="preserve">  expect_true("markdown" %in% REQUIRED_PACKAGES)              # shiny::includeMarkdown (вкладка «Справка») требует markdown</w:t>
+      </w:r>
+    </w:p>
+    <w:p>
+      <w:pPr>
+        <w:keepLines/>
+        <w:shd w:fill="F4F4F4" w:color="auto" w:val="clear"/>
+        <w:spacing w:after="0" w:line="220"/>
+      </w:pPr>
+      <w:r>
+        <w:rPr>
+          <w:rFonts w:ascii="Consolas" w:cs="Consolas" w:eastAsia="Consolas" w:hAnsi="Consolas"/>
+          <w:sz w:val="15"/>
+          <w:szCs w:val="15"/>
+        </w:rPr>
+        <w:t xml:space="preserve">  cc &lt;- sub("#.*$", "", code)                                # без хвостовых комментариев</w:t>
+      </w:r>
+    </w:p>
+    <w:p>
+      <w:pPr>
+        <w:keepLines/>
+        <w:shd w:fill="F4F4F4" w:color="auto" w:val="clear"/>
+        <w:spacing w:after="0" w:line="220"/>
+      </w:pPr>
+      <w:r>
+        <w:rPr>
+          <w:rFonts w:ascii="Consolas" w:cs="Consolas" w:eastAsia="Consolas" w:hAnsi="Consolas"/>
+          <w:sz w:val="15"/>
+          <w:szCs w:val="15"/>
+        </w:rPr>
+        <w:t xml:space="preserve">  used &lt;- unique(sub("::.*", "", unlist(regmatches(cc, gregexpr("\\b[A-Za-z][A-Za-z0-9.]*(?=::)", cc, perl = TRUE)))))</w:t>
+      </w:r>
+    </w:p>
+    <w:p>
+      <w:pPr>
+        <w:keepLines/>
+        <w:shd w:fill="F4F4F4" w:color="auto" w:val="clear"/>
+        <w:spacing w:after="0" w:line="220"/>
+      </w:pPr>
+      <w:r>
+        <w:rPr>
+          <w:rFonts w:ascii="Consolas" w:cs="Consolas" w:eastAsia="Consolas" w:hAnsi="Consolas"/>
+          <w:sz w:val="15"/>
+          <w:szCs w:val="15"/>
+        </w:rPr>
+        <w:t xml:space="preserve">  base &lt;- c("stats", "utils", "tools", "grDevices", "graphics", "parallel", "methods")</w:t>
+      </w:r>
+    </w:p>
+    <w:p>
+      <w:pPr>
+        <w:keepLines/>
+        <w:shd w:fill="F4F4F4" w:color="auto" w:val="clear"/>
+        <w:spacing w:after="0" w:line="220"/>
+      </w:pPr>
+      <w:r>
+        <w:rPr>
+          <w:rFonts w:ascii="Consolas" w:cs="Consolas" w:eastAsia="Consolas" w:hAnsi="Consolas"/>
+          <w:sz w:val="15"/>
+          <w:szCs w:val="15"/>
+        </w:rPr>
+        <w:t xml:space="preserve">  extra &lt;- c("BiocManager", "Biobase", "BiocParallel")     # модуль 1: ставятся вместе с xcms (инструкция, шаг 5)</w:t>
+      </w:r>
+    </w:p>
+    <w:p>
+      <w:pPr>
+        <w:keepLines/>
+        <w:shd w:fill="F4F4F4" w:color="auto" w:val="clear"/>
+        <w:spacing w:after="0" w:line="220"/>
+      </w:pPr>
+      <w:r>
+        <w:rPr>
+          <w:rFonts w:ascii="Consolas" w:cs="Consolas" w:eastAsia="Consolas" w:hAnsi="Consolas"/>
+          <w:sz w:val="15"/>
+          <w:szCs w:val="15"/>
+        </w:rPr>
+        <w:t xml:space="preserve">  expect_equal(setdiff(used, c(REQUIRED_PACKAGES, names(OPTIONAL_PACKAGES), base, extra)), character(0))</w:t>
       </w:r>
     </w:p>
     <w:p>
